--- a/Documentacion/Final/Lunes-27/4.2.4. Herramientas Post Despliegue.docx
+++ b/Documentacion/Final/Lunes-27/4.2.4. Herramientas Post Despliegue.docx
@@ -978,10 +978,7 @@
         <w:t>, sección 4.2.</w:t>
       </w:r>
       <w:r>
-        <w:t>4</w:t>
-      </w:r>
-      <w:r>
-        <w:t>.</w:t>
+        <w:t>4.</w:t>
       </w:r>
       <w:bookmarkEnd w:id="0"/>
     </w:p>
@@ -6423,10 +6420,7 @@
     </w:p>
     <w:p>
       <w:r>
-        <w:t>A</w:t>
-      </w:r>
-      <w:r>
-        <w:t xml:space="preserve">hora ejecuta el proceso de </w:t>
+        <w:t xml:space="preserve">Ahora ejecuta el proceso de </w:t>
       </w:r>
       <w:proofErr w:type="spellStart"/>
       <w:r>
@@ -6496,10 +6490,7 @@
       </w:r>
       <w:proofErr w:type="spellStart"/>
       <w:r>
-        <w:t>S</w:t>
-      </w:r>
-      <w:r>
-        <w:t>ysprep</w:t>
+        <w:t>Sysprep</w:t>
       </w:r>
       <w:proofErr w:type="spellEnd"/>
       <w:r>
@@ -6528,10 +6519,7 @@
         <w:t>tu archivo funciona</w:t>
       </w:r>
       <w:r>
-        <w:t>.</w:t>
-      </w:r>
-      <w:r>
-        <w:t xml:space="preserve"> Ya podrás utilizarlo desde tu servidor FOG.</w:t>
+        <w:t>. Ya podrás utilizarlo desde tu servidor FOG.</w:t>
       </w:r>
       <w:r>
         <w:t xml:space="preserve"> </w:t>
@@ -6569,16 +6557,7 @@
         </w:sectPr>
       </w:pPr>
       <w:r>
-        <w:t xml:space="preserve">ATENCIÓN: </w:t>
-      </w:r>
-      <w:r>
-        <w:t xml:space="preserve">Hay que tener especial cuidado a la hora de crear las </w:t>
-      </w:r>
-      <w:r>
-        <w:t>imágenes</w:t>
-      </w:r>
-      <w:r>
-        <w:t xml:space="preserve"> con el </w:t>
+        <w:t xml:space="preserve">ATENCIÓN: Hay que tener especial cuidado a la hora de crear las imágenes con el </w:t>
       </w:r>
       <w:proofErr w:type="spellStart"/>
       <w:r>
@@ -6586,16 +6565,7 @@
       </w:r>
       <w:proofErr w:type="spellEnd"/>
       <w:r>
-        <w:t>, porque si no, no nos funcionará</w:t>
-      </w:r>
-      <w:r>
-        <w:t xml:space="preserve"> e</w:t>
-      </w:r>
-      <w:r>
-        <w:t>l uso de archivos unattend.xml</w:t>
-      </w:r>
-      <w:r>
-        <w:t xml:space="preserve">. Una vez que hayamos ejecutado el comando de </w:t>
+        <w:t xml:space="preserve">, porque si no, no nos funcionará el uso de archivos unattend.xml. Una vez que hayamos ejecutado el comando de </w:t>
       </w:r>
       <w:proofErr w:type="spellStart"/>
       <w:r>
@@ -6650,6 +6620,9 @@
     </w:p>
     <w:p>
       <w:r>
+        <w:rPr>
+          <w:noProof/>
+        </w:rPr>
         <w:drawing>
           <wp:inline distT="0" distB="0" distL="0" distR="0" wp14:anchorId="4BF89783" wp14:editId="1AD96365">
             <wp:extent cx="2638793" cy="523948"/>
@@ -6705,6 +6678,9 @@
     </w:p>
     <w:p>
       <w:r>
+        <w:rPr>
+          <w:noProof/>
+        </w:rPr>
         <w:drawing>
           <wp:inline distT="0" distB="0" distL="0" distR="0" wp14:anchorId="75FC5715" wp14:editId="2F598832">
             <wp:extent cx="3453261" cy="2724150"/>
@@ -6749,6 +6725,9 @@
     </w:p>
     <w:p>
       <w:r>
+        <w:rPr>
+          <w:noProof/>
+        </w:rPr>
         <w:lastRenderedPageBreak/>
         <w:drawing>
           <wp:inline distT="0" distB="0" distL="0" distR="0" wp14:anchorId="64C101A0" wp14:editId="2323C58A">
@@ -6876,6 +6855,9 @@
     </w:p>
     <w:p>
       <w:r>
+        <w:rPr>
+          <w:noProof/>
+        </w:rPr>
         <w:drawing>
           <wp:inline distT="0" distB="0" distL="0" distR="0" wp14:anchorId="55232233" wp14:editId="7DA4F60C">
             <wp:extent cx="5943600" cy="531495"/>
@@ -6963,6 +6945,9 @@
     </w:p>
     <w:p>
       <w:r>
+        <w:rPr>
+          <w:noProof/>
+        </w:rPr>
         <w:lastRenderedPageBreak/>
         <w:drawing>
           <wp:inline distT="0" distB="0" distL="0" distR="0" wp14:anchorId="1CF4A3BB" wp14:editId="7039F521">
@@ -7040,6 +7025,9 @@
     </w:p>
     <w:p>
       <w:r>
+        <w:rPr>
+          <w:noProof/>
+        </w:rPr>
         <w:drawing>
           <wp:inline distT="0" distB="0" distL="0" distR="0" wp14:anchorId="1519C92A" wp14:editId="2179EEFB">
             <wp:extent cx="5943600" cy="2171700"/>
@@ -7092,6 +7080,9 @@
     </w:p>
     <w:p>
       <w:r>
+        <w:rPr>
+          <w:noProof/>
+        </w:rPr>
         <w:drawing>
           <wp:inline distT="0" distB="0" distL="0" distR="0" wp14:anchorId="5EF11E56" wp14:editId="6325B849">
             <wp:extent cx="2772162" cy="1419423"/>
@@ -7132,8 +7123,20 @@
     <w:p>
       <w:pPr>
         <w:pStyle w:val="Ttulo4"/>
-      </w:pPr>
-      <w:r>
+        <w:sectPr>
+          <w:pgSz w:w="12240" w:h="15840"/>
+          <w:pgMar w:top="1440" w:right="1440" w:bottom="1440" w:left="1440" w:header="708" w:footer="708" w:gutter="0"/>
+          <w:cols w:space="708"/>
+          <w:docGrid w:linePitch="360"/>
+        </w:sectPr>
+      </w:pPr>
+    </w:p>
+    <w:p>
+      <w:pPr>
+        <w:pStyle w:val="Ttulo4"/>
+      </w:pPr>
+      <w:r>
+        <w:lastRenderedPageBreak/>
         <w:t xml:space="preserve">Instalación de FOG Client mediante </w:t>
       </w:r>
       <w:proofErr w:type="spellStart"/>
@@ -7148,7 +7151,1436 @@
         <w:t>durante la fase de despliegue</w:t>
       </w:r>
     </w:p>
+    <w:p>
+      <w:r>
+        <w:t xml:space="preserve">Para ello creamos un </w:t>
+      </w:r>
+      <w:proofErr w:type="spellStart"/>
+      <w:r>
+        <w:t>Snapin</w:t>
+      </w:r>
+      <w:proofErr w:type="spellEnd"/>
+      <w:r>
+        <w:t xml:space="preserve"> en el servidor. En nuestro caso vamos a usar un script de PowerShell</w:t>
+      </w:r>
+      <w:r>
+        <w:t xml:space="preserve"> “</w:t>
+      </w:r>
+      <w:r>
+        <w:rPr>
+          <w:b/>
+          <w:bCs/>
+        </w:rPr>
+        <w:t>install_fog_client.ps1</w:t>
+      </w:r>
+      <w:r>
+        <w:t>”.</w:t>
+      </w:r>
+    </w:p>
+    <w:p>
+      <w:pPr>
+        <w:pBdr>
+          <w:top w:val="single" w:sz="4" w:space="1" w:color="auto"/>
+          <w:left w:val="single" w:sz="4" w:space="4" w:color="auto"/>
+          <w:bottom w:val="single" w:sz="4" w:space="1" w:color="auto"/>
+          <w:right w:val="single" w:sz="4" w:space="4" w:color="auto"/>
+          <w:bar w:val="single" w:sz="4" w:color="auto"/>
+        </w:pBdr>
+        <w:shd w:val="clear" w:color="auto" w:fill="F2F2F2" w:themeFill="background1" w:themeFillShade="F2"/>
+        <w:spacing w:after="0" w:line="240" w:lineRule="auto"/>
+      </w:pPr>
+      <w:r>
+        <w:t># Definir variables</w:t>
+      </w:r>
+    </w:p>
+    <w:p>
+      <w:pPr>
+        <w:pBdr>
+          <w:top w:val="single" w:sz="4" w:space="1" w:color="auto"/>
+          <w:left w:val="single" w:sz="4" w:space="4" w:color="auto"/>
+          <w:bottom w:val="single" w:sz="4" w:space="1" w:color="auto"/>
+          <w:right w:val="single" w:sz="4" w:space="4" w:color="auto"/>
+          <w:bar w:val="single" w:sz="4" w:color="auto"/>
+        </w:pBdr>
+        <w:shd w:val="clear" w:color="auto" w:fill="F2F2F2" w:themeFill="background1" w:themeFillShade="F2"/>
+        <w:spacing w:after="0" w:line="240" w:lineRule="auto"/>
+      </w:pPr>
+      <w:r>
+        <w:t>$</w:t>
+      </w:r>
+      <w:proofErr w:type="spellStart"/>
+      <w:r>
+        <w:t>fogServer</w:t>
+      </w:r>
+      <w:proofErr w:type="spellEnd"/>
+      <w:r>
+        <w:t xml:space="preserve"> = "10.2.7.5"</w:t>
+      </w:r>
+    </w:p>
+    <w:p>
+      <w:pPr>
+        <w:pBdr>
+          <w:top w:val="single" w:sz="4" w:space="1" w:color="auto"/>
+          <w:left w:val="single" w:sz="4" w:space="4" w:color="auto"/>
+          <w:bottom w:val="single" w:sz="4" w:space="1" w:color="auto"/>
+          <w:right w:val="single" w:sz="4" w:space="4" w:color="auto"/>
+          <w:bar w:val="single" w:sz="4" w:color="auto"/>
+        </w:pBdr>
+        <w:shd w:val="clear" w:color="auto" w:fill="F2F2F2" w:themeFill="background1" w:themeFillShade="F2"/>
+        <w:spacing w:after="0" w:line="240" w:lineRule="auto"/>
+      </w:pPr>
+      <w:r>
+        <w:t>$</w:t>
+      </w:r>
+      <w:proofErr w:type="spellStart"/>
+      <w:r>
+        <w:t>tempPath</w:t>
+      </w:r>
+      <w:proofErr w:type="spellEnd"/>
+      <w:r>
+        <w:t xml:space="preserve"> = "C:\fogtemp"</w:t>
+      </w:r>
+    </w:p>
+    <w:p>
+      <w:pPr>
+        <w:pBdr>
+          <w:top w:val="single" w:sz="4" w:space="1" w:color="auto"/>
+          <w:left w:val="single" w:sz="4" w:space="4" w:color="auto"/>
+          <w:bottom w:val="single" w:sz="4" w:space="1" w:color="auto"/>
+          <w:right w:val="single" w:sz="4" w:space="4" w:color="auto"/>
+          <w:bar w:val="single" w:sz="4" w:color="auto"/>
+        </w:pBdr>
+        <w:shd w:val="clear" w:color="auto" w:fill="F2F2F2" w:themeFill="background1" w:themeFillShade="F2"/>
+        <w:spacing w:after="0" w:line="240" w:lineRule="auto"/>
+      </w:pPr>
+      <w:r>
+        <w:t>$</w:t>
+      </w:r>
+      <w:proofErr w:type="spellStart"/>
+      <w:r>
+        <w:t>msiPath</w:t>
+      </w:r>
+      <w:proofErr w:type="spellEnd"/>
+      <w:r>
+        <w:t xml:space="preserve"> = "$</w:t>
+      </w:r>
+      <w:proofErr w:type="spellStart"/>
+      <w:r>
+        <w:t>tempPath</w:t>
+      </w:r>
+      <w:proofErr w:type="spellEnd"/>
+      <w:r>
+        <w:t>\fog.msi"</w:t>
+      </w:r>
+    </w:p>
+    <w:p>
+      <w:pPr>
+        <w:pBdr>
+          <w:top w:val="single" w:sz="4" w:space="1" w:color="auto"/>
+          <w:left w:val="single" w:sz="4" w:space="4" w:color="auto"/>
+          <w:bottom w:val="single" w:sz="4" w:space="1" w:color="auto"/>
+          <w:right w:val="single" w:sz="4" w:space="4" w:color="auto"/>
+          <w:bar w:val="single" w:sz="4" w:color="auto"/>
+        </w:pBdr>
+        <w:shd w:val="clear" w:color="auto" w:fill="F2F2F2" w:themeFill="background1" w:themeFillShade="F2"/>
+        <w:spacing w:after="0" w:line="240" w:lineRule="auto"/>
+      </w:pPr>
+    </w:p>
+    <w:p>
+      <w:pPr>
+        <w:pBdr>
+          <w:top w:val="single" w:sz="4" w:space="1" w:color="auto"/>
+          <w:left w:val="single" w:sz="4" w:space="4" w:color="auto"/>
+          <w:bottom w:val="single" w:sz="4" w:space="1" w:color="auto"/>
+          <w:right w:val="single" w:sz="4" w:space="4" w:color="auto"/>
+          <w:bar w:val="single" w:sz="4" w:color="auto"/>
+        </w:pBdr>
+        <w:shd w:val="clear" w:color="auto" w:fill="F2F2F2" w:themeFill="background1" w:themeFillShade="F2"/>
+        <w:spacing w:after="0" w:line="240" w:lineRule="auto"/>
+      </w:pPr>
+      <w:r>
+        <w:t># Crear directorio temporal si no existe</w:t>
+      </w:r>
+    </w:p>
+    <w:p>
+      <w:pPr>
+        <w:pBdr>
+          <w:top w:val="single" w:sz="4" w:space="1" w:color="auto"/>
+          <w:left w:val="single" w:sz="4" w:space="4" w:color="auto"/>
+          <w:bottom w:val="single" w:sz="4" w:space="1" w:color="auto"/>
+          <w:right w:val="single" w:sz="4" w:space="4" w:color="auto"/>
+          <w:bar w:val="single" w:sz="4" w:color="auto"/>
+        </w:pBdr>
+        <w:shd w:val="clear" w:color="auto" w:fill="F2F2F2" w:themeFill="background1" w:themeFillShade="F2"/>
+        <w:spacing w:after="0" w:line="240" w:lineRule="auto"/>
+      </w:pPr>
+      <w:proofErr w:type="spellStart"/>
+      <w:r>
+        <w:t>if</w:t>
+      </w:r>
+      <w:proofErr w:type="spellEnd"/>
+      <w:r>
+        <w:t xml:space="preserve"> </w:t>
+      </w:r>
+      <w:proofErr w:type="gramStart"/>
+      <w:r>
+        <w:t>(!(</w:t>
+      </w:r>
+      <w:proofErr w:type="gramEnd"/>
+      <w:r>
+        <w:t>Test-Path $</w:t>
+      </w:r>
+      <w:proofErr w:type="spellStart"/>
+      <w:r>
+        <w:t>tempPath</w:t>
+      </w:r>
+      <w:proofErr w:type="spellEnd"/>
+      <w:r>
+        <w:t>)) {</w:t>
+      </w:r>
+    </w:p>
+    <w:p>
+      <w:pPr>
+        <w:pBdr>
+          <w:top w:val="single" w:sz="4" w:space="1" w:color="auto"/>
+          <w:left w:val="single" w:sz="4" w:space="4" w:color="auto"/>
+          <w:bottom w:val="single" w:sz="4" w:space="1" w:color="auto"/>
+          <w:right w:val="single" w:sz="4" w:space="4" w:color="auto"/>
+          <w:bar w:val="single" w:sz="4" w:color="auto"/>
+        </w:pBdr>
+        <w:shd w:val="clear" w:color="auto" w:fill="F2F2F2" w:themeFill="background1" w:themeFillShade="F2"/>
+        <w:spacing w:after="0" w:line="240" w:lineRule="auto"/>
+      </w:pPr>
+      <w:r>
+        <w:t xml:space="preserve">    New-</w:t>
+      </w:r>
+      <w:proofErr w:type="spellStart"/>
+      <w:r>
+        <w:t>Item</w:t>
+      </w:r>
+      <w:proofErr w:type="spellEnd"/>
+      <w:r>
+        <w:t xml:space="preserve"> -Path $</w:t>
+      </w:r>
+      <w:proofErr w:type="spellStart"/>
+      <w:r>
+        <w:t>tempPath</w:t>
+      </w:r>
+      <w:proofErr w:type="spellEnd"/>
+      <w:r>
+        <w:t xml:space="preserve"> -</w:t>
+      </w:r>
+      <w:proofErr w:type="spellStart"/>
+      <w:r>
+        <w:t>ItemType</w:t>
+      </w:r>
+      <w:proofErr w:type="spellEnd"/>
+      <w:r>
+        <w:t xml:space="preserve"> </w:t>
+      </w:r>
+      <w:proofErr w:type="spellStart"/>
+      <w:r>
+        <w:t>Directory</w:t>
+      </w:r>
+      <w:proofErr w:type="spellEnd"/>
+      <w:r>
+        <w:t xml:space="preserve"> -Force</w:t>
+      </w:r>
+    </w:p>
+    <w:p>
+      <w:pPr>
+        <w:pBdr>
+          <w:top w:val="single" w:sz="4" w:space="1" w:color="auto"/>
+          <w:left w:val="single" w:sz="4" w:space="4" w:color="auto"/>
+          <w:bottom w:val="single" w:sz="4" w:space="1" w:color="auto"/>
+          <w:right w:val="single" w:sz="4" w:space="4" w:color="auto"/>
+          <w:bar w:val="single" w:sz="4" w:color="auto"/>
+        </w:pBdr>
+        <w:shd w:val="clear" w:color="auto" w:fill="F2F2F2" w:themeFill="background1" w:themeFillShade="F2"/>
+        <w:spacing w:after="0" w:line="240" w:lineRule="auto"/>
+      </w:pPr>
+      <w:r>
+        <w:t>}</w:t>
+      </w:r>
+    </w:p>
+    <w:p>
+      <w:pPr>
+        <w:pBdr>
+          <w:top w:val="single" w:sz="4" w:space="1" w:color="auto"/>
+          <w:left w:val="single" w:sz="4" w:space="4" w:color="auto"/>
+          <w:bottom w:val="single" w:sz="4" w:space="1" w:color="auto"/>
+          <w:right w:val="single" w:sz="4" w:space="4" w:color="auto"/>
+          <w:bar w:val="single" w:sz="4" w:color="auto"/>
+        </w:pBdr>
+        <w:shd w:val="clear" w:color="auto" w:fill="F2F2F2" w:themeFill="background1" w:themeFillShade="F2"/>
+        <w:spacing w:after="0" w:line="240" w:lineRule="auto"/>
+      </w:pPr>
+    </w:p>
+    <w:p>
+      <w:pPr>
+        <w:pBdr>
+          <w:top w:val="single" w:sz="4" w:space="1" w:color="auto"/>
+          <w:left w:val="single" w:sz="4" w:space="4" w:color="auto"/>
+          <w:bottom w:val="single" w:sz="4" w:space="1" w:color="auto"/>
+          <w:right w:val="single" w:sz="4" w:space="4" w:color="auto"/>
+          <w:bar w:val="single" w:sz="4" w:color="auto"/>
+        </w:pBdr>
+        <w:shd w:val="clear" w:color="auto" w:fill="F2F2F2" w:themeFill="background1" w:themeFillShade="F2"/>
+        <w:spacing w:after="0" w:line="240" w:lineRule="auto"/>
+      </w:pPr>
+      <w:r>
+        <w:t># Descargar el instalador</w:t>
+      </w:r>
+    </w:p>
+    <w:p>
+      <w:pPr>
+        <w:pBdr>
+          <w:top w:val="single" w:sz="4" w:space="1" w:color="auto"/>
+          <w:left w:val="single" w:sz="4" w:space="4" w:color="auto"/>
+          <w:bottom w:val="single" w:sz="4" w:space="1" w:color="auto"/>
+          <w:right w:val="single" w:sz="4" w:space="4" w:color="auto"/>
+          <w:bar w:val="single" w:sz="4" w:color="auto"/>
+        </w:pBdr>
+        <w:shd w:val="clear" w:color="auto" w:fill="F2F2F2" w:themeFill="background1" w:themeFillShade="F2"/>
+        <w:spacing w:after="0" w:line="240" w:lineRule="auto"/>
+      </w:pPr>
+      <w:proofErr w:type="spellStart"/>
+      <w:r>
+        <w:t>Invoke-WebRequest</w:t>
+      </w:r>
+      <w:proofErr w:type="spellEnd"/>
+      <w:r>
+        <w:t xml:space="preserve"> -Uri "http://$</w:t>
+      </w:r>
+      <w:proofErr w:type="spellStart"/>
+      <w:r>
+        <w:t>fogServer</w:t>
+      </w:r>
+      <w:proofErr w:type="spellEnd"/>
+      <w:r>
+        <w:t>/</w:t>
+      </w:r>
+      <w:proofErr w:type="spellStart"/>
+      <w:r>
+        <w:t>fog</w:t>
+      </w:r>
+      <w:proofErr w:type="spellEnd"/>
+      <w:r>
+        <w:t>/</w:t>
+      </w:r>
+      <w:proofErr w:type="spellStart"/>
+      <w:r>
+        <w:t>client</w:t>
+      </w:r>
+      <w:proofErr w:type="spellEnd"/>
+      <w:r>
+        <w:t>/</w:t>
+      </w:r>
+      <w:proofErr w:type="spellStart"/>
+      <w:r>
+        <w:t>download.php?newclient</w:t>
+      </w:r>
+      <w:proofErr w:type="spellEnd"/>
+      <w:r>
+        <w:t>" -</w:t>
+      </w:r>
+      <w:proofErr w:type="spellStart"/>
+      <w:r>
+        <w:t>OutFile</w:t>
+      </w:r>
+      <w:proofErr w:type="spellEnd"/>
+      <w:r>
+        <w:t xml:space="preserve"> $</w:t>
+      </w:r>
+      <w:proofErr w:type="spellStart"/>
+      <w:r>
+        <w:t>msiPath</w:t>
+      </w:r>
+      <w:proofErr w:type="spellEnd"/>
+    </w:p>
+    <w:p>
+      <w:pPr>
+        <w:pBdr>
+          <w:top w:val="single" w:sz="4" w:space="1" w:color="auto"/>
+          <w:left w:val="single" w:sz="4" w:space="4" w:color="auto"/>
+          <w:bottom w:val="single" w:sz="4" w:space="1" w:color="auto"/>
+          <w:right w:val="single" w:sz="4" w:space="4" w:color="auto"/>
+          <w:bar w:val="single" w:sz="4" w:color="auto"/>
+        </w:pBdr>
+        <w:shd w:val="clear" w:color="auto" w:fill="F2F2F2" w:themeFill="background1" w:themeFillShade="F2"/>
+        <w:spacing w:after="0" w:line="240" w:lineRule="auto"/>
+      </w:pPr>
+    </w:p>
+    <w:p>
+      <w:pPr>
+        <w:pBdr>
+          <w:top w:val="single" w:sz="4" w:space="1" w:color="auto"/>
+          <w:left w:val="single" w:sz="4" w:space="4" w:color="auto"/>
+          <w:bottom w:val="single" w:sz="4" w:space="1" w:color="auto"/>
+          <w:right w:val="single" w:sz="4" w:space="4" w:color="auto"/>
+          <w:bar w:val="single" w:sz="4" w:color="auto"/>
+        </w:pBdr>
+        <w:shd w:val="clear" w:color="auto" w:fill="F2F2F2" w:themeFill="background1" w:themeFillShade="F2"/>
+        <w:spacing w:after="0" w:line="240" w:lineRule="auto"/>
+      </w:pPr>
+      <w:r>
+        <w:t># Instalación silenciosa</w:t>
+      </w:r>
+    </w:p>
+    <w:p>
+      <w:pPr>
+        <w:pBdr>
+          <w:top w:val="single" w:sz="4" w:space="1" w:color="auto"/>
+          <w:left w:val="single" w:sz="4" w:space="4" w:color="auto"/>
+          <w:bottom w:val="single" w:sz="4" w:space="1" w:color="auto"/>
+          <w:right w:val="single" w:sz="4" w:space="4" w:color="auto"/>
+          <w:bar w:val="single" w:sz="4" w:color="auto"/>
+        </w:pBdr>
+        <w:shd w:val="clear" w:color="auto" w:fill="F2F2F2" w:themeFill="background1" w:themeFillShade="F2"/>
+        <w:spacing w:after="0" w:line="240" w:lineRule="auto"/>
+      </w:pPr>
+      <w:r>
+        <w:t># WEBADDRESS: Tu servidor FOG</w:t>
+      </w:r>
+    </w:p>
+    <w:p>
+      <w:pPr>
+        <w:pBdr>
+          <w:top w:val="single" w:sz="4" w:space="1" w:color="auto"/>
+          <w:left w:val="single" w:sz="4" w:space="4" w:color="auto"/>
+          <w:bottom w:val="single" w:sz="4" w:space="1" w:color="auto"/>
+          <w:right w:val="single" w:sz="4" w:space="4" w:color="auto"/>
+          <w:bar w:val="single" w:sz="4" w:color="auto"/>
+        </w:pBdr>
+        <w:shd w:val="clear" w:color="auto" w:fill="F2F2F2" w:themeFill="background1" w:themeFillShade="F2"/>
+        <w:spacing w:after="0" w:line="240" w:lineRule="auto"/>
+      </w:pPr>
+      <w:r>
+        <w:t># /</w:t>
+      </w:r>
+      <w:proofErr w:type="spellStart"/>
+      <w:r>
+        <w:t>qn</w:t>
+      </w:r>
+      <w:proofErr w:type="spellEnd"/>
+      <w:r>
+        <w:t>: Modo totalmente silencioso</w:t>
+      </w:r>
+    </w:p>
+    <w:p>
+      <w:pPr>
+        <w:pBdr>
+          <w:top w:val="single" w:sz="4" w:space="1" w:color="auto"/>
+          <w:left w:val="single" w:sz="4" w:space="4" w:color="auto"/>
+          <w:bottom w:val="single" w:sz="4" w:space="1" w:color="auto"/>
+          <w:right w:val="single" w:sz="4" w:space="4" w:color="auto"/>
+          <w:bar w:val="single" w:sz="4" w:color="auto"/>
+        </w:pBdr>
+        <w:shd w:val="clear" w:color="auto" w:fill="F2F2F2" w:themeFill="background1" w:themeFillShade="F2"/>
+        <w:spacing w:after="0" w:line="240" w:lineRule="auto"/>
+      </w:pPr>
+      <w:r>
+        <w:t>Start-Process msiexec.exe -</w:t>
+      </w:r>
+      <w:proofErr w:type="spellStart"/>
+      <w:r>
+        <w:t>ArgumentList</w:t>
+      </w:r>
+      <w:proofErr w:type="spellEnd"/>
+      <w:r>
+        <w:t xml:space="preserve"> "/i $</w:t>
+      </w:r>
+      <w:proofErr w:type="spellStart"/>
+      <w:r>
+        <w:t>msiPath</w:t>
+      </w:r>
+      <w:proofErr w:type="spellEnd"/>
+      <w:r>
+        <w:t xml:space="preserve"> /</w:t>
+      </w:r>
+      <w:proofErr w:type="spellStart"/>
+      <w:r>
+        <w:t>quiet</w:t>
+      </w:r>
+      <w:proofErr w:type="spellEnd"/>
+      <w:r>
+        <w:t xml:space="preserve"> /</w:t>
+      </w:r>
+      <w:proofErr w:type="spellStart"/>
+      <w:r>
+        <w:t>qn</w:t>
+      </w:r>
+      <w:proofErr w:type="spellEnd"/>
+      <w:r>
+        <w:t xml:space="preserve"> WEBADDRESS=`"$</w:t>
+      </w:r>
+      <w:proofErr w:type="spellStart"/>
+      <w:r>
+        <w:t>fogServer</w:t>
+      </w:r>
+      <w:proofErr w:type="spellEnd"/>
+      <w:r>
+        <w:t>`"" -Wait</w:t>
+      </w:r>
+    </w:p>
+    <w:p>
+      <w:pPr>
+        <w:pBdr>
+          <w:top w:val="single" w:sz="4" w:space="1" w:color="auto"/>
+          <w:left w:val="single" w:sz="4" w:space="4" w:color="auto"/>
+          <w:bottom w:val="single" w:sz="4" w:space="1" w:color="auto"/>
+          <w:right w:val="single" w:sz="4" w:space="4" w:color="auto"/>
+          <w:bar w:val="single" w:sz="4" w:color="auto"/>
+        </w:pBdr>
+        <w:shd w:val="clear" w:color="auto" w:fill="F2F2F2" w:themeFill="background1" w:themeFillShade="F2"/>
+        <w:spacing w:after="0" w:line="240" w:lineRule="auto"/>
+      </w:pPr>
+    </w:p>
+    <w:p>
+      <w:pPr>
+        <w:pBdr>
+          <w:top w:val="single" w:sz="4" w:space="1" w:color="auto"/>
+          <w:left w:val="single" w:sz="4" w:space="4" w:color="auto"/>
+          <w:bottom w:val="single" w:sz="4" w:space="1" w:color="auto"/>
+          <w:right w:val="single" w:sz="4" w:space="4" w:color="auto"/>
+          <w:bar w:val="single" w:sz="4" w:color="auto"/>
+        </w:pBdr>
+        <w:shd w:val="clear" w:color="auto" w:fill="F2F2F2" w:themeFill="background1" w:themeFillShade="F2"/>
+        <w:spacing w:after="0" w:line="240" w:lineRule="auto"/>
+      </w:pPr>
+      <w:r>
+        <w:t># Configurar y asegurar el arranque del servicio</w:t>
+      </w:r>
+    </w:p>
+    <w:p>
+      <w:pPr>
+        <w:pBdr>
+          <w:top w:val="single" w:sz="4" w:space="1" w:color="auto"/>
+          <w:left w:val="single" w:sz="4" w:space="4" w:color="auto"/>
+          <w:bottom w:val="single" w:sz="4" w:space="1" w:color="auto"/>
+          <w:right w:val="single" w:sz="4" w:space="4" w:color="auto"/>
+          <w:bar w:val="single" w:sz="4" w:color="auto"/>
+        </w:pBdr>
+        <w:shd w:val="clear" w:color="auto" w:fill="F2F2F2" w:themeFill="background1" w:themeFillShade="F2"/>
+        <w:spacing w:after="0" w:line="240" w:lineRule="auto"/>
+      </w:pPr>
+      <w:r>
+        <w:t>Set-Service '</w:t>
+      </w:r>
+      <w:proofErr w:type="spellStart"/>
+      <w:r>
+        <w:t>FOGService</w:t>
+      </w:r>
+      <w:proofErr w:type="spellEnd"/>
+      <w:r>
+        <w:t>' -</w:t>
+      </w:r>
+      <w:proofErr w:type="spellStart"/>
+      <w:r>
+        <w:t>StartupType</w:t>
+      </w:r>
+      <w:proofErr w:type="spellEnd"/>
+      <w:r>
+        <w:t xml:space="preserve"> </w:t>
+      </w:r>
+      <w:proofErr w:type="spellStart"/>
+      <w:r>
+        <w:t>Automatic</w:t>
+      </w:r>
+      <w:proofErr w:type="spellEnd"/>
+    </w:p>
+    <w:p>
+      <w:pPr>
+        <w:pBdr>
+          <w:top w:val="single" w:sz="4" w:space="1" w:color="auto"/>
+          <w:left w:val="single" w:sz="4" w:space="4" w:color="auto"/>
+          <w:bottom w:val="single" w:sz="4" w:space="1" w:color="auto"/>
+          <w:right w:val="single" w:sz="4" w:space="4" w:color="auto"/>
+          <w:bar w:val="single" w:sz="4" w:color="auto"/>
+        </w:pBdr>
+        <w:shd w:val="clear" w:color="auto" w:fill="F2F2F2" w:themeFill="background1" w:themeFillShade="F2"/>
+        <w:spacing w:after="0" w:line="240" w:lineRule="auto"/>
+      </w:pPr>
+      <w:r>
+        <w:t>Start-Service '</w:t>
+      </w:r>
+      <w:proofErr w:type="spellStart"/>
+      <w:r>
+        <w:t>FOGService</w:t>
+      </w:r>
+      <w:proofErr w:type="spellEnd"/>
+      <w:r>
+        <w:t>'</w:t>
+      </w:r>
+    </w:p>
+    <w:p>
+      <w:pPr>
+        <w:pBdr>
+          <w:top w:val="single" w:sz="4" w:space="1" w:color="auto"/>
+          <w:left w:val="single" w:sz="4" w:space="4" w:color="auto"/>
+          <w:bottom w:val="single" w:sz="4" w:space="1" w:color="auto"/>
+          <w:right w:val="single" w:sz="4" w:space="4" w:color="auto"/>
+          <w:bar w:val="single" w:sz="4" w:color="auto"/>
+        </w:pBdr>
+        <w:shd w:val="clear" w:color="auto" w:fill="F2F2F2" w:themeFill="background1" w:themeFillShade="F2"/>
+        <w:spacing w:after="0" w:line="240" w:lineRule="auto"/>
+      </w:pPr>
+    </w:p>
+    <w:p>
+      <w:pPr>
+        <w:pBdr>
+          <w:top w:val="single" w:sz="4" w:space="1" w:color="auto"/>
+          <w:left w:val="single" w:sz="4" w:space="4" w:color="auto"/>
+          <w:bottom w:val="single" w:sz="4" w:space="1" w:color="auto"/>
+          <w:right w:val="single" w:sz="4" w:space="4" w:color="auto"/>
+          <w:bar w:val="single" w:sz="4" w:color="auto"/>
+        </w:pBdr>
+        <w:shd w:val="clear" w:color="auto" w:fill="F2F2F2" w:themeFill="background1" w:themeFillShade="F2"/>
+        <w:spacing w:after="0" w:line="240" w:lineRule="auto"/>
+      </w:pPr>
+      <w:r>
+        <w:t># Limpieza</w:t>
+      </w:r>
+    </w:p>
+    <w:p>
+      <w:pPr>
+        <w:pBdr>
+          <w:top w:val="single" w:sz="4" w:space="1" w:color="auto"/>
+          <w:left w:val="single" w:sz="4" w:space="4" w:color="auto"/>
+          <w:bottom w:val="single" w:sz="4" w:space="1" w:color="auto"/>
+          <w:right w:val="single" w:sz="4" w:space="4" w:color="auto"/>
+          <w:bar w:val="single" w:sz="4" w:color="auto"/>
+        </w:pBdr>
+        <w:shd w:val="clear" w:color="auto" w:fill="F2F2F2" w:themeFill="background1" w:themeFillShade="F2"/>
+        <w:spacing w:after="0" w:line="240" w:lineRule="auto"/>
+      </w:pPr>
+      <w:proofErr w:type="spellStart"/>
+      <w:r>
+        <w:t>Remove-Item</w:t>
+      </w:r>
+      <w:proofErr w:type="spellEnd"/>
+      <w:r>
+        <w:t xml:space="preserve"> -Path $</w:t>
+      </w:r>
+      <w:proofErr w:type="spellStart"/>
+      <w:r>
+        <w:t>tempPath</w:t>
+      </w:r>
+      <w:proofErr w:type="spellEnd"/>
+      <w:r>
+        <w:t xml:space="preserve"> -Recurse -Force</w:t>
+      </w:r>
+    </w:p>
     <w:p/>
+    <w:p>
+      <w:r>
+        <w:t xml:space="preserve">En el servidor FOG vamos a </w:t>
+      </w:r>
+      <w:proofErr w:type="spellStart"/>
+      <w:r>
+        <w:rPr>
+          <w:b/>
+          <w:bCs/>
+        </w:rPr>
+        <w:t>Snapins</w:t>
+      </w:r>
+      <w:proofErr w:type="spellEnd"/>
+      <w:r>
+        <w:t xml:space="preserve"> </w:t>
+      </w:r>
+      <w:r>
+        <w:sym w:font="Wingdings" w:char="F0E0"/>
+      </w:r>
+      <w:r>
+        <w:t xml:space="preserve"> “</w:t>
+      </w:r>
+      <w:proofErr w:type="spellStart"/>
+      <w:r>
+        <w:rPr>
+          <w:b/>
+          <w:bCs/>
+        </w:rPr>
+        <w:t>Create</w:t>
+      </w:r>
+      <w:proofErr w:type="spellEnd"/>
+      <w:r>
+        <w:rPr>
+          <w:b/>
+          <w:bCs/>
+        </w:rPr>
+        <w:t xml:space="preserve"> New </w:t>
+      </w:r>
+      <w:proofErr w:type="spellStart"/>
+      <w:r>
+        <w:rPr>
+          <w:b/>
+          <w:bCs/>
+        </w:rPr>
+        <w:t>Snapin</w:t>
+      </w:r>
+      <w:proofErr w:type="spellEnd"/>
+      <w:r>
+        <w:t>”</w:t>
+      </w:r>
+    </w:p>
+    <w:p>
+      <w:pPr>
+        <w:rPr>
+          <w:b/>
+          <w:bCs/>
+        </w:rPr>
+      </w:pPr>
+      <w:r>
+        <w:rPr>
+          <w:b/>
+          <w:bCs/>
+        </w:rPr>
+        <w:t>Información General</w:t>
+      </w:r>
+    </w:p>
+    <w:p>
+      <w:pPr>
+        <w:numPr>
+          <w:ilvl w:val="0"/>
+          <w:numId w:val="12"/>
+        </w:numPr>
+      </w:pPr>
+      <w:r>
+        <w:rPr>
+          <w:b/>
+          <w:bCs/>
+        </w:rPr>
+        <w:t>Nombre y Descripción:</w:t>
+      </w:r>
+      <w:r>
+        <w:t xml:space="preserve"> Asignar un nombre identificativo (ej. </w:t>
+      </w:r>
+      <w:r>
+        <w:rPr>
+          <w:i/>
+          <w:iCs/>
+        </w:rPr>
+        <w:t>Instalación FOG Client</w:t>
+      </w:r>
+      <w:r>
+        <w:t>) y una breve descripción de su función.</w:t>
+      </w:r>
+    </w:p>
+    <w:p>
+      <w:pPr>
+        <w:numPr>
+          <w:ilvl w:val="0"/>
+          <w:numId w:val="12"/>
+        </w:numPr>
+      </w:pPr>
+      <w:proofErr w:type="spellStart"/>
+      <w:r>
+        <w:rPr>
+          <w:b/>
+          <w:bCs/>
+        </w:rPr>
+        <w:t>Snapin</w:t>
+      </w:r>
+      <w:proofErr w:type="spellEnd"/>
+      <w:r>
+        <w:rPr>
+          <w:b/>
+          <w:bCs/>
+        </w:rPr>
+        <w:t xml:space="preserve"> Type:</w:t>
+      </w:r>
+      <w:r>
+        <w:t xml:space="preserve"> Normal </w:t>
+      </w:r>
+      <w:proofErr w:type="spellStart"/>
+      <w:r>
+        <w:t>Snapin</w:t>
+      </w:r>
+      <w:proofErr w:type="spellEnd"/>
+    </w:p>
+    <w:p>
+      <w:pPr>
+        <w:numPr>
+          <w:ilvl w:val="0"/>
+          <w:numId w:val="12"/>
+        </w:numPr>
+      </w:pPr>
+      <w:proofErr w:type="spellStart"/>
+      <w:r>
+        <w:rPr>
+          <w:b/>
+          <w:bCs/>
+        </w:rPr>
+        <w:t>Snapin</w:t>
+      </w:r>
+      <w:proofErr w:type="spellEnd"/>
+      <w:r>
+        <w:rPr>
+          <w:b/>
+          <w:bCs/>
+        </w:rPr>
+        <w:t xml:space="preserve"> Run With:</w:t>
+      </w:r>
+      <w:r>
+        <w:t xml:space="preserve"> C:\Windows\System32\WindowsPowerShell\v1.0\powershell.exe</w:t>
+      </w:r>
+    </w:p>
+    <w:p>
+      <w:pPr>
+        <w:numPr>
+          <w:ilvl w:val="0"/>
+          <w:numId w:val="12"/>
+        </w:numPr>
+      </w:pPr>
+      <w:proofErr w:type="spellStart"/>
+      <w:r>
+        <w:rPr>
+          <w:b/>
+          <w:bCs/>
+        </w:rPr>
+        <w:t>Snapin</w:t>
+      </w:r>
+      <w:proofErr w:type="spellEnd"/>
+      <w:r>
+        <w:rPr>
+          <w:b/>
+          <w:bCs/>
+        </w:rPr>
+        <w:t xml:space="preserve"> Run With </w:t>
+      </w:r>
+      <w:proofErr w:type="spellStart"/>
+      <w:r>
+        <w:rPr>
+          <w:b/>
+          <w:bCs/>
+        </w:rPr>
+        <w:t>Argument</w:t>
+      </w:r>
+      <w:proofErr w:type="spellEnd"/>
+      <w:r>
+        <w:rPr>
+          <w:b/>
+          <w:bCs/>
+        </w:rPr>
+        <w:t>:</w:t>
+      </w:r>
+      <w:r>
+        <w:t xml:space="preserve"> -</w:t>
+      </w:r>
+      <w:proofErr w:type="spellStart"/>
+      <w:r>
+        <w:t>ExecutionPolicy</w:t>
+      </w:r>
+      <w:proofErr w:type="spellEnd"/>
+      <w:r>
+        <w:t xml:space="preserve"> </w:t>
+      </w:r>
+      <w:proofErr w:type="gramStart"/>
+      <w:r>
+        <w:t>Bypass</w:t>
+      </w:r>
+      <w:proofErr w:type="gramEnd"/>
+      <w:r>
+        <w:t xml:space="preserve"> -</w:t>
+      </w:r>
+      <w:proofErr w:type="spellStart"/>
+      <w:r>
+        <w:t>NoProfile</w:t>
+      </w:r>
+      <w:proofErr w:type="spellEnd"/>
+      <w:r>
+        <w:t xml:space="preserve"> -File</w:t>
+      </w:r>
+    </w:p>
+    <w:p>
+      <w:pPr>
+        <w:rPr>
+          <w:b/>
+          <w:bCs/>
+        </w:rPr>
+      </w:pPr>
+      <w:r>
+        <w:rPr>
+          <w:b/>
+          <w:bCs/>
+        </w:rPr>
+        <w:lastRenderedPageBreak/>
+        <w:t>Gestión del Archivo</w:t>
+      </w:r>
+    </w:p>
+    <w:p>
+      <w:pPr>
+        <w:numPr>
+          <w:ilvl w:val="0"/>
+          <w:numId w:val="13"/>
+        </w:numPr>
+      </w:pPr>
+      <w:proofErr w:type="spellStart"/>
+      <w:r>
+        <w:rPr>
+          <w:b/>
+          <w:bCs/>
+        </w:rPr>
+        <w:t>Snapin</w:t>
+      </w:r>
+      <w:proofErr w:type="spellEnd"/>
+      <w:r>
+        <w:rPr>
+          <w:b/>
+          <w:bCs/>
+        </w:rPr>
+        <w:t xml:space="preserve"> File (Carga):</w:t>
+      </w:r>
+      <w:r>
+        <w:t xml:space="preserve"> Seleccionamos el archivo .ps1 desde nuestro ordenador.</w:t>
+      </w:r>
+    </w:p>
+    <w:p>
+      <w:pPr>
+        <w:numPr>
+          <w:ilvl w:val="0"/>
+          <w:numId w:val="13"/>
+        </w:numPr>
+      </w:pPr>
+      <w:proofErr w:type="spellStart"/>
+      <w:r>
+        <w:rPr>
+          <w:b/>
+          <w:bCs/>
+        </w:rPr>
+        <w:t>Snapin</w:t>
+      </w:r>
+      <w:proofErr w:type="spellEnd"/>
+      <w:r>
+        <w:rPr>
+          <w:b/>
+          <w:bCs/>
+        </w:rPr>
+        <w:t xml:space="preserve"> File (Existente):</w:t>
+      </w:r>
+      <w:r>
+        <w:t xml:space="preserve"> Si el archivo ya ha sido subido previamente al servidor FOG, podemos seleccionarlo directamente desde el desplegable.</w:t>
+      </w:r>
+    </w:p>
+    <w:p>
+      <w:pPr>
+        <w:rPr>
+          <w:b/>
+          <w:bCs/>
+        </w:rPr>
+      </w:pPr>
+      <w:r>
+        <w:rPr>
+          <w:b/>
+          <w:bCs/>
+        </w:rPr>
+        <w:t>Opciones de Ejecución</w:t>
+      </w:r>
+    </w:p>
+    <w:p>
+      <w:pPr>
+        <w:numPr>
+          <w:ilvl w:val="0"/>
+          <w:numId w:val="14"/>
+        </w:numPr>
+      </w:pPr>
+      <w:proofErr w:type="spellStart"/>
+      <w:r>
+        <w:rPr>
+          <w:b/>
+          <w:bCs/>
+        </w:rPr>
+        <w:t>Snapin</w:t>
+      </w:r>
+      <w:proofErr w:type="spellEnd"/>
+      <w:r>
+        <w:rPr>
+          <w:b/>
+          <w:bCs/>
+        </w:rPr>
+        <w:t xml:space="preserve"> </w:t>
+      </w:r>
+      <w:proofErr w:type="spellStart"/>
+      <w:r>
+        <w:rPr>
+          <w:b/>
+          <w:bCs/>
+        </w:rPr>
+        <w:t>Enabled</w:t>
+      </w:r>
+      <w:proofErr w:type="spellEnd"/>
+      <w:r>
+        <w:rPr>
+          <w:b/>
+          <w:bCs/>
+        </w:rPr>
+        <w:t>:</w:t>
+      </w:r>
+      <w:r>
+        <w:t xml:space="preserve"> Marcado (indica que el </w:t>
+      </w:r>
+      <w:proofErr w:type="spellStart"/>
+      <w:r>
+        <w:t>Snapin</w:t>
+      </w:r>
+      <w:proofErr w:type="spellEnd"/>
+      <w:r>
+        <w:t xml:space="preserve"> está activo y listo para ser desplegado).</w:t>
+      </w:r>
+    </w:p>
+    <w:p>
+      <w:pPr>
+        <w:numPr>
+          <w:ilvl w:val="0"/>
+          <w:numId w:val="14"/>
+        </w:numPr>
+      </w:pPr>
+      <w:proofErr w:type="spellStart"/>
+      <w:r>
+        <w:rPr>
+          <w:b/>
+          <w:bCs/>
+        </w:rPr>
+        <w:t>Reboot</w:t>
+      </w:r>
+      <w:proofErr w:type="spellEnd"/>
+      <w:r>
+        <w:rPr>
+          <w:b/>
+          <w:bCs/>
+        </w:rPr>
+        <w:t xml:space="preserve"> after </w:t>
+      </w:r>
+      <w:proofErr w:type="spellStart"/>
+      <w:r>
+        <w:rPr>
+          <w:b/>
+          <w:bCs/>
+        </w:rPr>
+        <w:t>install</w:t>
+      </w:r>
+      <w:proofErr w:type="spellEnd"/>
+      <w:r>
+        <w:rPr>
+          <w:b/>
+          <w:bCs/>
+        </w:rPr>
+        <w:t>:</w:t>
+      </w:r>
+      <w:r>
+        <w:t xml:space="preserve"> Marcar solo si el script requiere un reinicio para completar la instalación (opcional).</w:t>
+      </w:r>
+    </w:p>
+    <w:p>
+      <w:pPr>
+        <w:numPr>
+          <w:ilvl w:val="0"/>
+          <w:numId w:val="14"/>
+        </w:numPr>
+      </w:pPr>
+      <w:r>
+        <w:rPr>
+          <w:b/>
+          <w:bCs/>
+        </w:rPr>
+        <w:t xml:space="preserve">Shutdown after </w:t>
+      </w:r>
+      <w:proofErr w:type="spellStart"/>
+      <w:r>
+        <w:rPr>
+          <w:b/>
+          <w:bCs/>
+        </w:rPr>
+        <w:t>install</w:t>
+      </w:r>
+      <w:proofErr w:type="spellEnd"/>
+      <w:r>
+        <w:rPr>
+          <w:b/>
+          <w:bCs/>
+        </w:rPr>
+        <w:t>:</w:t>
+      </w:r>
+      <w:r>
+        <w:t xml:space="preserve"> Marcar si se desea que el equipo se apague tras finalizar la tarea (opcional).</w:t>
+      </w:r>
+    </w:p>
+    <w:p>
+      <w:r>
+        <w:t xml:space="preserve">Una vez finalizada la configuración, le damos a </w:t>
+      </w:r>
+      <w:proofErr w:type="spellStart"/>
+      <w:r>
+        <w:rPr>
+          <w:b/>
+          <w:bCs/>
+        </w:rPr>
+        <w:t>Update</w:t>
+      </w:r>
+      <w:proofErr w:type="spellEnd"/>
+      <w:r>
+        <w:t>.</w:t>
+      </w:r>
+    </w:p>
+    <w:p>
+      <w:pPr>
+        <w:rPr>
+          <w:b/>
+          <w:bCs/>
+        </w:rPr>
+      </w:pPr>
+      <w:r>
+        <w:rPr>
+          <w:b/>
+          <w:bCs/>
+        </w:rPr>
+        <w:t xml:space="preserve">Vinculación del </w:t>
+      </w:r>
+      <w:proofErr w:type="spellStart"/>
+      <w:r>
+        <w:rPr>
+          <w:b/>
+          <w:bCs/>
+        </w:rPr>
+        <w:t>Snapin</w:t>
+      </w:r>
+      <w:proofErr w:type="spellEnd"/>
+      <w:r>
+        <w:rPr>
+          <w:b/>
+          <w:bCs/>
+        </w:rPr>
+        <w:t xml:space="preserve"> al Host</w:t>
+      </w:r>
+    </w:p>
+    <w:p>
+      <w:r>
+        <w:t xml:space="preserve">Para que un </w:t>
+      </w:r>
+      <w:proofErr w:type="spellStart"/>
+      <w:r>
+        <w:t>Snapin</w:t>
+      </w:r>
+      <w:proofErr w:type="spellEnd"/>
+      <w:r>
+        <w:t xml:space="preserve"> se ejecute en un equipo específico</w:t>
+      </w:r>
+      <w:r>
+        <w:t xml:space="preserve"> durante el despliegue</w:t>
+      </w:r>
+      <w:r>
+        <w:t>, es necesario realizar el proceso de "ligado" o vinculación desde la gestión de hosts:</w:t>
+      </w:r>
+    </w:p>
+    <w:p>
+      <w:pPr>
+        <w:numPr>
+          <w:ilvl w:val="0"/>
+          <w:numId w:val="15"/>
+        </w:numPr>
+      </w:pPr>
+      <w:r>
+        <w:t xml:space="preserve">Dirígete al menú </w:t>
+      </w:r>
+      <w:r>
+        <w:rPr>
+          <w:b/>
+          <w:bCs/>
+        </w:rPr>
+        <w:t>Hosts</w:t>
+      </w:r>
+      <w:r>
+        <w:t xml:space="preserve"> </w:t>
+      </w:r>
+      <w:r>
+        <w:sym w:font="Wingdings" w:char="F0E0"/>
+      </w:r>
+      <w:r>
+        <w:t xml:space="preserve"> </w:t>
+      </w:r>
+      <w:r>
+        <w:rPr>
+          <w:b/>
+          <w:bCs/>
+        </w:rPr>
+        <w:t xml:space="preserve">List </w:t>
+      </w:r>
+      <w:proofErr w:type="spellStart"/>
+      <w:r>
+        <w:rPr>
+          <w:b/>
+          <w:bCs/>
+        </w:rPr>
+        <w:t>all</w:t>
+      </w:r>
+      <w:proofErr w:type="spellEnd"/>
+      <w:r>
+        <w:rPr>
+          <w:b/>
+          <w:bCs/>
+        </w:rPr>
+        <w:t xml:space="preserve"> hosts</w:t>
+      </w:r>
+      <w:r>
+        <w:t>.</w:t>
+      </w:r>
+    </w:p>
+    <w:p>
+      <w:pPr>
+        <w:numPr>
+          <w:ilvl w:val="0"/>
+          <w:numId w:val="15"/>
+        </w:numPr>
+      </w:pPr>
+      <w:r>
+        <w:t>Haz clic sobre el nombre del host al que deseas asignar la tarea.</w:t>
+      </w:r>
+    </w:p>
+    <w:p>
+      <w:pPr>
+        <w:numPr>
+          <w:ilvl w:val="0"/>
+          <w:numId w:val="15"/>
+        </w:numPr>
+      </w:pPr>
+      <w:r>
+        <w:t xml:space="preserve">Dentro del menú del host, selecciona la pestaña </w:t>
+      </w:r>
+      <w:r>
+        <w:rPr>
+          <w:b/>
+          <w:bCs/>
+        </w:rPr>
+        <w:t>"</w:t>
+      </w:r>
+      <w:proofErr w:type="spellStart"/>
+      <w:r>
+        <w:rPr>
+          <w:b/>
+          <w:bCs/>
+        </w:rPr>
+        <w:t>Snapins</w:t>
+      </w:r>
+      <w:proofErr w:type="spellEnd"/>
+      <w:r>
+        <w:rPr>
+          <w:b/>
+          <w:bCs/>
+        </w:rPr>
+        <w:t>"</w:t>
+      </w:r>
+      <w:r>
+        <w:t>.</w:t>
+      </w:r>
+    </w:p>
+    <w:p>
+      <w:pPr>
+        <w:numPr>
+          <w:ilvl w:val="0"/>
+          <w:numId w:val="15"/>
+        </w:numPr>
+      </w:pPr>
+      <w:r>
+        <w:t xml:space="preserve">Haz clic en el botón: </w:t>
+      </w:r>
+      <w:r>
+        <w:rPr>
+          <w:b/>
+          <w:bCs/>
+        </w:rPr>
+        <w:t xml:space="preserve">“Check </w:t>
+      </w:r>
+      <w:proofErr w:type="spellStart"/>
+      <w:r>
+        <w:rPr>
+          <w:b/>
+          <w:bCs/>
+        </w:rPr>
+        <w:t>here</w:t>
+      </w:r>
+      <w:proofErr w:type="spellEnd"/>
+      <w:r>
+        <w:rPr>
+          <w:b/>
+          <w:bCs/>
+        </w:rPr>
+        <w:t xml:space="preserve"> </w:t>
+      </w:r>
+      <w:proofErr w:type="spellStart"/>
+      <w:r>
+        <w:rPr>
+          <w:b/>
+          <w:bCs/>
+        </w:rPr>
+        <w:t>to</w:t>
+      </w:r>
+      <w:proofErr w:type="spellEnd"/>
+      <w:r>
+        <w:rPr>
+          <w:b/>
+          <w:bCs/>
+        </w:rPr>
+        <w:t xml:space="preserve"> </w:t>
+      </w:r>
+      <w:proofErr w:type="spellStart"/>
+      <w:r>
+        <w:rPr>
+          <w:b/>
+          <w:bCs/>
+        </w:rPr>
+        <w:t>see</w:t>
+      </w:r>
+      <w:proofErr w:type="spellEnd"/>
+      <w:r>
+        <w:rPr>
+          <w:b/>
+          <w:bCs/>
+        </w:rPr>
+        <w:t xml:space="preserve"> </w:t>
+      </w:r>
+      <w:proofErr w:type="spellStart"/>
+      <w:r>
+        <w:rPr>
+          <w:b/>
+          <w:bCs/>
+        </w:rPr>
+        <w:t>what</w:t>
+      </w:r>
+      <w:proofErr w:type="spellEnd"/>
+      <w:r>
+        <w:rPr>
+          <w:b/>
+          <w:bCs/>
+        </w:rPr>
+        <w:t xml:space="preserve"> </w:t>
+      </w:r>
+      <w:proofErr w:type="spellStart"/>
+      <w:r>
+        <w:rPr>
+          <w:b/>
+          <w:bCs/>
+        </w:rPr>
+        <w:t>snapins</w:t>
+      </w:r>
+      <w:proofErr w:type="spellEnd"/>
+      <w:r>
+        <w:rPr>
+          <w:b/>
+          <w:bCs/>
+        </w:rPr>
+        <w:t xml:space="preserve"> can be </w:t>
+      </w:r>
+      <w:proofErr w:type="spellStart"/>
+      <w:r>
+        <w:rPr>
+          <w:b/>
+          <w:bCs/>
+        </w:rPr>
+        <w:t>added</w:t>
+      </w:r>
+      <w:proofErr w:type="spellEnd"/>
+      <w:r>
+        <w:rPr>
+          <w:b/>
+          <w:bCs/>
+        </w:rPr>
+        <w:t>”</w:t>
+      </w:r>
+      <w:r>
+        <w:t>.</w:t>
+      </w:r>
+    </w:p>
+    <w:p>
+      <w:pPr>
+        <w:numPr>
+          <w:ilvl w:val="1"/>
+          <w:numId w:val="15"/>
+        </w:numPr>
+      </w:pPr>
+      <w:r>
+        <w:t xml:space="preserve">Se desplegará un listado con los </w:t>
+      </w:r>
+      <w:proofErr w:type="spellStart"/>
+      <w:r>
+        <w:t>Snapins</w:t>
+      </w:r>
+      <w:proofErr w:type="spellEnd"/>
+      <w:r>
+        <w:t xml:space="preserve"> disponibles en el servidor.</w:t>
+      </w:r>
+    </w:p>
+    <w:p>
+      <w:pPr>
+        <w:numPr>
+          <w:ilvl w:val="1"/>
+          <w:numId w:val="15"/>
+        </w:numPr>
+      </w:pPr>
+      <w:r>
+        <w:t xml:space="preserve">Selecciona el </w:t>
+      </w:r>
+      <w:proofErr w:type="spellStart"/>
+      <w:r>
+        <w:t>Snapin</w:t>
+      </w:r>
+      <w:proofErr w:type="spellEnd"/>
+      <w:r>
+        <w:t xml:space="preserve"> deseado y haz clic en el botón </w:t>
+      </w:r>
+      <w:r>
+        <w:rPr>
+          <w:b/>
+          <w:bCs/>
+        </w:rPr>
+        <w:t>“Add”</w:t>
+      </w:r>
+      <w:r>
+        <w:t>.</w:t>
+      </w:r>
+    </w:p>
+    <w:p>
+      <w:r>
+        <w:t xml:space="preserve">El </w:t>
+      </w:r>
+      <w:proofErr w:type="spellStart"/>
+      <w:r>
+        <w:t>Snapin</w:t>
+      </w:r>
+      <w:proofErr w:type="spellEnd"/>
+      <w:r>
+        <w:t xml:space="preserve"> se ejecutará automáticamente la próxima vez que realices un despliegue de imagen (</w:t>
+      </w:r>
+      <w:proofErr w:type="spellStart"/>
+      <w:r>
+        <w:t>Imaging</w:t>
+      </w:r>
+      <w:proofErr w:type="spellEnd"/>
+      <w:r>
+        <w:t>) en ese equipo.</w:t>
+      </w:r>
+    </w:p>
+    <w:p>
+      <w:pPr>
+        <w:sectPr>
+          <w:pgSz w:w="12240" w:h="15840"/>
+          <w:pgMar w:top="1440" w:right="1440" w:bottom="1440" w:left="1440" w:header="708" w:footer="708" w:gutter="0"/>
+          <w:cols w:space="708"/>
+          <w:docGrid w:linePitch="360"/>
+        </w:sectPr>
+      </w:pPr>
+    </w:p>
+    <w:p>
+      <w:pPr>
+        <w:pStyle w:val="Ttulo4"/>
+      </w:pPr>
+      <w:r>
+        <w:lastRenderedPageBreak/>
+        <w:t>Instalación de FOG Client</w:t>
+      </w:r>
+      <w:r>
+        <w:t xml:space="preserve"> con “unattend.xml” durante el despliegue</w:t>
+      </w:r>
+    </w:p>
     <w:sectPr>
       <w:pgSz w:w="12240" w:h="15840"/>
       <w:pgMar w:top="1440" w:right="1440" w:bottom="1440" w:left="1440" w:header="708" w:footer="708" w:gutter="0"/>
@@ -7326,10 +8758,7 @@
         <w:footnoteRef/>
       </w:r>
       <w:r>
-        <w:t xml:space="preserve"> </w:t>
-      </w:r>
-      <w:r>
-        <w:t>También se puede enviar durante en la fase de despliegue.</w:t>
+        <w:t xml:space="preserve"> También se puede enviar durante en la fase de despliegue.</w:t>
       </w:r>
     </w:p>
   </w:footnote>
@@ -7374,7 +8803,7 @@
       <w:r>
         <w:t xml:space="preserve"> </w:t>
       </w:r>
-      <w:hyperlink r:id="rId6" w:history="1">
+      <w:hyperlink r:id="rId6" w:anchor="uploading-the-snapin" w:history="1">
         <w:r>
           <w:rPr>
             <w:rStyle w:val="Hipervnculo"/>
@@ -7636,6 +9065,304 @@
 <file path=word/numbering.xml><?xml version="1.0" encoding="utf-8"?>
 <w:numbering xmlns:wpc="http://schemas.microsoft.com/office/word/2010/wordprocessingCanvas" xmlns:cx="http://schemas.microsoft.com/office/drawing/2014/chartex" xmlns:cx1="http://schemas.microsoft.com/office/drawing/2015/9/8/chartex" xmlns:cx2="http://schemas.microsoft.com/office/drawing/2015/10/21/chartex" xmlns:cx3="http://schemas.microsoft.com/office/drawing/2016/5/9/chartex" xmlns:cx4="http://schemas.microsoft.com/office/drawing/2016/5/10/chartex" xmlns:cx5="http://schemas.microsoft.com/office/drawing/2016/5/11/chartex" xmlns:cx6="http://schemas.microsoft.com/office/drawing/2016/5/12/chartex" xmlns:cx7="http://schemas.microsoft.com/office/drawing/2016/5/13/chartex" xmlns:cx8="http://schemas.microsoft.com/office/drawing/2016/5/14/chartex" xmlns:mc="http://schemas.openxmlformats.org/markup-compatibility/2006" xmlns:aink="http://schemas.microsoft.com/office/drawing/2016/ink" xmlns:am3d="http://schemas.microsoft.com/office/drawing/2017/model3d" xmlns:o="urn:schemas-microsoft-com:office:office" xmlns:oel="http://schemas.microsoft.com/office/2019/extlst" xmlns:r="http://schemas.openxmlformats.org/officeDocument/2006/relationships" xmlns:m="http://schemas.openxmlformats.org/officeDocument/2006/math" xmlns:v="urn:schemas-microsoft-com:vml" xmlns:wp14="http://schemas.microsoft.com/office/word/2010/wordprocessingDrawing" xmlns:wp="http://schemas.openxmlformats.org/drawingml/2006/wordprocessingDrawing" xmlns:w10="urn:schemas-microsoft-com:office:word" xmlns:w="http://schemas.openxmlformats.org/wordprocessingml/2006/main" xmlns:w14="http://schemas.microsoft.com/office/word/2010/wordml" xmlns:w15="http://schemas.microsoft.com/office/word/2012/wordml" xmlns:w16cex="http://schemas.microsoft.com/office/word/2018/wordml/cex" xmlns:w16cid="http://schemas.microsoft.com/office/word/2016/wordml/cid" xmlns:w16="http://schemas.microsoft.com/office/word/2018/wordml" xmlns:w16du="http://schemas.microsoft.com/office/word/2023/wordml/word16du" xmlns:w16sdtdh="http://schemas.microsoft.com/office/word/2020/wordml/sdtdatahash" xmlns:w16sdtfl="http://schemas.microsoft.com/office/word/2024/wordml/sdtformatlock" xmlns:w16se="http://schemas.microsoft.com/office/word/2015/wordml/symex" xmlns:wpg="http://schemas.microsoft.com/office/word/2010/wordprocessingGroup" xmlns:wpi="http://schemas.microsoft.com/office/word/2010/wordprocessingInk" xmlns:wne="http://schemas.microsoft.com/office/word/2006/wordml" xmlns:wps="http://schemas.microsoft.com/office/word/2010/wordprocessingShape" mc:Ignorable="w14 w15 w16se w16cid w16 w16cex w16sdtdh w16sdtfl w16du wp14">
   <w:abstractNum w:abstractNumId="0" w15:restartNumberingAfterBreak="0">
+    <w:nsid w:val="038F35E6"/>
+    <w:multiLevelType w:val="multilevel"/>
+    <w:tmpl w:val="10A4EB18"/>
+    <w:lvl w:ilvl="0">
+      <w:start w:val="1"/>
+      <w:numFmt w:val="bullet"/>
+      <w:lvlText w:val=""/>
+      <w:lvlJc w:val="left"/>
+      <w:pPr>
+        <w:tabs>
+          <w:tab w:val="num" w:pos="720"/>
+        </w:tabs>
+        <w:ind w:left="720" w:hanging="360"/>
+      </w:pPr>
+      <w:rPr>
+        <w:rFonts w:ascii="Symbol" w:hAnsi="Symbol" w:hint="default"/>
+        <w:sz w:val="20"/>
+      </w:rPr>
+    </w:lvl>
+    <w:lvl w:ilvl="1" w:tentative="1">
+      <w:start w:val="1"/>
+      <w:numFmt w:val="bullet"/>
+      <w:lvlText w:val="o"/>
+      <w:lvlJc w:val="left"/>
+      <w:pPr>
+        <w:tabs>
+          <w:tab w:val="num" w:pos="1440"/>
+        </w:tabs>
+        <w:ind w:left="1440" w:hanging="360"/>
+      </w:pPr>
+      <w:rPr>
+        <w:rFonts w:ascii="Courier New" w:hAnsi="Courier New" w:hint="default"/>
+        <w:sz w:val="20"/>
+      </w:rPr>
+    </w:lvl>
+    <w:lvl w:ilvl="2" w:tentative="1">
+      <w:start w:val="1"/>
+      <w:numFmt w:val="bullet"/>
+      <w:lvlText w:val=""/>
+      <w:lvlJc w:val="left"/>
+      <w:pPr>
+        <w:tabs>
+          <w:tab w:val="num" w:pos="2160"/>
+        </w:tabs>
+        <w:ind w:left="2160" w:hanging="360"/>
+      </w:pPr>
+      <w:rPr>
+        <w:rFonts w:ascii="Wingdings" w:hAnsi="Wingdings" w:hint="default"/>
+        <w:sz w:val="20"/>
+      </w:rPr>
+    </w:lvl>
+    <w:lvl w:ilvl="3" w:tentative="1">
+      <w:start w:val="1"/>
+      <w:numFmt w:val="bullet"/>
+      <w:lvlText w:val=""/>
+      <w:lvlJc w:val="left"/>
+      <w:pPr>
+        <w:tabs>
+          <w:tab w:val="num" w:pos="2880"/>
+        </w:tabs>
+        <w:ind w:left="2880" w:hanging="360"/>
+      </w:pPr>
+      <w:rPr>
+        <w:rFonts w:ascii="Wingdings" w:hAnsi="Wingdings" w:hint="default"/>
+        <w:sz w:val="20"/>
+      </w:rPr>
+    </w:lvl>
+    <w:lvl w:ilvl="4" w:tentative="1">
+      <w:start w:val="1"/>
+      <w:numFmt w:val="bullet"/>
+      <w:lvlText w:val=""/>
+      <w:lvlJc w:val="left"/>
+      <w:pPr>
+        <w:tabs>
+          <w:tab w:val="num" w:pos="3600"/>
+        </w:tabs>
+        <w:ind w:left="3600" w:hanging="360"/>
+      </w:pPr>
+      <w:rPr>
+        <w:rFonts w:ascii="Wingdings" w:hAnsi="Wingdings" w:hint="default"/>
+        <w:sz w:val="20"/>
+      </w:rPr>
+    </w:lvl>
+    <w:lvl w:ilvl="5" w:tentative="1">
+      <w:start w:val="1"/>
+      <w:numFmt w:val="bullet"/>
+      <w:lvlText w:val=""/>
+      <w:lvlJc w:val="left"/>
+      <w:pPr>
+        <w:tabs>
+          <w:tab w:val="num" w:pos="4320"/>
+        </w:tabs>
+        <w:ind w:left="4320" w:hanging="360"/>
+      </w:pPr>
+      <w:rPr>
+        <w:rFonts w:ascii="Wingdings" w:hAnsi="Wingdings" w:hint="default"/>
+        <w:sz w:val="20"/>
+      </w:rPr>
+    </w:lvl>
+    <w:lvl w:ilvl="6" w:tentative="1">
+      <w:start w:val="1"/>
+      <w:numFmt w:val="bullet"/>
+      <w:lvlText w:val=""/>
+      <w:lvlJc w:val="left"/>
+      <w:pPr>
+        <w:tabs>
+          <w:tab w:val="num" w:pos="5040"/>
+        </w:tabs>
+        <w:ind w:left="5040" w:hanging="360"/>
+      </w:pPr>
+      <w:rPr>
+        <w:rFonts w:ascii="Wingdings" w:hAnsi="Wingdings" w:hint="default"/>
+        <w:sz w:val="20"/>
+      </w:rPr>
+    </w:lvl>
+    <w:lvl w:ilvl="7" w:tentative="1">
+      <w:start w:val="1"/>
+      <w:numFmt w:val="bullet"/>
+      <w:lvlText w:val=""/>
+      <w:lvlJc w:val="left"/>
+      <w:pPr>
+        <w:tabs>
+          <w:tab w:val="num" w:pos="5760"/>
+        </w:tabs>
+        <w:ind w:left="5760" w:hanging="360"/>
+      </w:pPr>
+      <w:rPr>
+        <w:rFonts w:ascii="Wingdings" w:hAnsi="Wingdings" w:hint="default"/>
+        <w:sz w:val="20"/>
+      </w:rPr>
+    </w:lvl>
+    <w:lvl w:ilvl="8" w:tentative="1">
+      <w:start w:val="1"/>
+      <w:numFmt w:val="bullet"/>
+      <w:lvlText w:val=""/>
+      <w:lvlJc w:val="left"/>
+      <w:pPr>
+        <w:tabs>
+          <w:tab w:val="num" w:pos="6480"/>
+        </w:tabs>
+        <w:ind w:left="6480" w:hanging="360"/>
+      </w:pPr>
+      <w:rPr>
+        <w:rFonts w:ascii="Wingdings" w:hAnsi="Wingdings" w:hint="default"/>
+        <w:sz w:val="20"/>
+      </w:rPr>
+    </w:lvl>
+  </w:abstractNum>
+  <w:abstractNum w:abstractNumId="1" w15:restartNumberingAfterBreak="0">
+    <w:nsid w:val="07DA6D75"/>
+    <w:multiLevelType w:val="multilevel"/>
+    <w:tmpl w:val="E918BD1E"/>
+    <w:lvl w:ilvl="0">
+      <w:start w:val="1"/>
+      <w:numFmt w:val="bullet"/>
+      <w:lvlText w:val=""/>
+      <w:lvlJc w:val="left"/>
+      <w:pPr>
+        <w:tabs>
+          <w:tab w:val="num" w:pos="720"/>
+        </w:tabs>
+        <w:ind w:left="720" w:hanging="360"/>
+      </w:pPr>
+      <w:rPr>
+        <w:rFonts w:ascii="Symbol" w:hAnsi="Symbol" w:hint="default"/>
+        <w:sz w:val="20"/>
+      </w:rPr>
+    </w:lvl>
+    <w:lvl w:ilvl="1" w:tentative="1">
+      <w:start w:val="1"/>
+      <w:numFmt w:val="bullet"/>
+      <w:lvlText w:val="o"/>
+      <w:lvlJc w:val="left"/>
+      <w:pPr>
+        <w:tabs>
+          <w:tab w:val="num" w:pos="1440"/>
+        </w:tabs>
+        <w:ind w:left="1440" w:hanging="360"/>
+      </w:pPr>
+      <w:rPr>
+        <w:rFonts w:ascii="Courier New" w:hAnsi="Courier New" w:hint="default"/>
+        <w:sz w:val="20"/>
+      </w:rPr>
+    </w:lvl>
+    <w:lvl w:ilvl="2" w:tentative="1">
+      <w:start w:val="1"/>
+      <w:numFmt w:val="bullet"/>
+      <w:lvlText w:val=""/>
+      <w:lvlJc w:val="left"/>
+      <w:pPr>
+        <w:tabs>
+          <w:tab w:val="num" w:pos="2160"/>
+        </w:tabs>
+        <w:ind w:left="2160" w:hanging="360"/>
+      </w:pPr>
+      <w:rPr>
+        <w:rFonts w:ascii="Wingdings" w:hAnsi="Wingdings" w:hint="default"/>
+        <w:sz w:val="20"/>
+      </w:rPr>
+    </w:lvl>
+    <w:lvl w:ilvl="3" w:tentative="1">
+      <w:start w:val="1"/>
+      <w:numFmt w:val="bullet"/>
+      <w:lvlText w:val=""/>
+      <w:lvlJc w:val="left"/>
+      <w:pPr>
+        <w:tabs>
+          <w:tab w:val="num" w:pos="2880"/>
+        </w:tabs>
+        <w:ind w:left="2880" w:hanging="360"/>
+      </w:pPr>
+      <w:rPr>
+        <w:rFonts w:ascii="Wingdings" w:hAnsi="Wingdings" w:hint="default"/>
+        <w:sz w:val="20"/>
+      </w:rPr>
+    </w:lvl>
+    <w:lvl w:ilvl="4" w:tentative="1">
+      <w:start w:val="1"/>
+      <w:numFmt w:val="bullet"/>
+      <w:lvlText w:val=""/>
+      <w:lvlJc w:val="left"/>
+      <w:pPr>
+        <w:tabs>
+          <w:tab w:val="num" w:pos="3600"/>
+        </w:tabs>
+        <w:ind w:left="3600" w:hanging="360"/>
+      </w:pPr>
+      <w:rPr>
+        <w:rFonts w:ascii="Wingdings" w:hAnsi="Wingdings" w:hint="default"/>
+        <w:sz w:val="20"/>
+      </w:rPr>
+    </w:lvl>
+    <w:lvl w:ilvl="5" w:tentative="1">
+      <w:start w:val="1"/>
+      <w:numFmt w:val="bullet"/>
+      <w:lvlText w:val=""/>
+      <w:lvlJc w:val="left"/>
+      <w:pPr>
+        <w:tabs>
+          <w:tab w:val="num" w:pos="4320"/>
+        </w:tabs>
+        <w:ind w:left="4320" w:hanging="360"/>
+      </w:pPr>
+      <w:rPr>
+        <w:rFonts w:ascii="Wingdings" w:hAnsi="Wingdings" w:hint="default"/>
+        <w:sz w:val="20"/>
+      </w:rPr>
+    </w:lvl>
+    <w:lvl w:ilvl="6" w:tentative="1">
+      <w:start w:val="1"/>
+      <w:numFmt w:val="bullet"/>
+      <w:lvlText w:val=""/>
+      <w:lvlJc w:val="left"/>
+      <w:pPr>
+        <w:tabs>
+          <w:tab w:val="num" w:pos="5040"/>
+        </w:tabs>
+        <w:ind w:left="5040" w:hanging="360"/>
+      </w:pPr>
+      <w:rPr>
+        <w:rFonts w:ascii="Wingdings" w:hAnsi="Wingdings" w:hint="default"/>
+        <w:sz w:val="20"/>
+      </w:rPr>
+    </w:lvl>
+    <w:lvl w:ilvl="7" w:tentative="1">
+      <w:start w:val="1"/>
+      <w:numFmt w:val="bullet"/>
+      <w:lvlText w:val=""/>
+      <w:lvlJc w:val="left"/>
+      <w:pPr>
+        <w:tabs>
+          <w:tab w:val="num" w:pos="5760"/>
+        </w:tabs>
+        <w:ind w:left="5760" w:hanging="360"/>
+      </w:pPr>
+      <w:rPr>
+        <w:rFonts w:ascii="Wingdings" w:hAnsi="Wingdings" w:hint="default"/>
+        <w:sz w:val="20"/>
+      </w:rPr>
+    </w:lvl>
+    <w:lvl w:ilvl="8" w:tentative="1">
+      <w:start w:val="1"/>
+      <w:numFmt w:val="bullet"/>
+      <w:lvlText w:val=""/>
+      <w:lvlJc w:val="left"/>
+      <w:pPr>
+        <w:tabs>
+          <w:tab w:val="num" w:pos="6480"/>
+        </w:tabs>
+        <w:ind w:left="6480" w:hanging="360"/>
+      </w:pPr>
+      <w:rPr>
+        <w:rFonts w:ascii="Wingdings" w:hAnsi="Wingdings" w:hint="default"/>
+        <w:sz w:val="20"/>
+      </w:rPr>
+    </w:lvl>
+  </w:abstractNum>
+  <w:abstractNum w:abstractNumId="2" w15:restartNumberingAfterBreak="0">
     <w:nsid w:val="085E3652"/>
     <w:multiLevelType w:val="multilevel"/>
     <w:tmpl w:val="6CAA1BE4"/>
@@ -7748,7 +9475,7 @@
       </w:pPr>
     </w:lvl>
   </w:abstractNum>
-  <w:abstractNum w:abstractNumId="1" w15:restartNumberingAfterBreak="0">
+  <w:abstractNum w:abstractNumId="3" w15:restartNumberingAfterBreak="0">
     <w:nsid w:val="097D2899"/>
     <w:multiLevelType w:val="multilevel"/>
     <w:tmpl w:val="67743DAC"/>
@@ -7861,7 +9588,7 @@
       </w:pPr>
     </w:lvl>
   </w:abstractNum>
-  <w:abstractNum w:abstractNumId="2" w15:restartNumberingAfterBreak="0">
+  <w:abstractNum w:abstractNumId="4" w15:restartNumberingAfterBreak="0">
     <w:nsid w:val="09AE1B6B"/>
     <w:multiLevelType w:val="multilevel"/>
     <w:tmpl w:val="37C4AFFE"/>
@@ -8010,7 +9737,7 @@
       </w:rPr>
     </w:lvl>
   </w:abstractNum>
-  <w:abstractNum w:abstractNumId="3" w15:restartNumberingAfterBreak="0">
+  <w:abstractNum w:abstractNumId="5" w15:restartNumberingAfterBreak="0">
     <w:nsid w:val="10A241BE"/>
     <w:multiLevelType w:val="hybridMultilevel"/>
     <w:tmpl w:val="27CE727C"/>
@@ -8123,7 +9850,7 @@
       </w:rPr>
     </w:lvl>
   </w:abstractNum>
-  <w:abstractNum w:abstractNumId="4" w15:restartNumberingAfterBreak="0">
+  <w:abstractNum w:abstractNumId="6" w15:restartNumberingAfterBreak="0">
     <w:nsid w:val="11360255"/>
     <w:multiLevelType w:val="multilevel"/>
     <w:tmpl w:val="54DCE41E"/>
@@ -8272,7 +9999,156 @@
       </w:rPr>
     </w:lvl>
   </w:abstractNum>
-  <w:abstractNum w:abstractNumId="5" w15:restartNumberingAfterBreak="0">
+  <w:abstractNum w:abstractNumId="7" w15:restartNumberingAfterBreak="0">
+    <w:nsid w:val="16113A17"/>
+    <w:multiLevelType w:val="multilevel"/>
+    <w:tmpl w:val="7F14C1EE"/>
+    <w:lvl w:ilvl="0">
+      <w:start w:val="1"/>
+      <w:numFmt w:val="bullet"/>
+      <w:lvlText w:val=""/>
+      <w:lvlJc w:val="left"/>
+      <w:pPr>
+        <w:tabs>
+          <w:tab w:val="num" w:pos="720"/>
+        </w:tabs>
+        <w:ind w:left="720" w:hanging="360"/>
+      </w:pPr>
+      <w:rPr>
+        <w:rFonts w:ascii="Symbol" w:hAnsi="Symbol" w:hint="default"/>
+        <w:sz w:val="20"/>
+      </w:rPr>
+    </w:lvl>
+    <w:lvl w:ilvl="1" w:tentative="1">
+      <w:start w:val="1"/>
+      <w:numFmt w:val="bullet"/>
+      <w:lvlText w:val="o"/>
+      <w:lvlJc w:val="left"/>
+      <w:pPr>
+        <w:tabs>
+          <w:tab w:val="num" w:pos="1440"/>
+        </w:tabs>
+        <w:ind w:left="1440" w:hanging="360"/>
+      </w:pPr>
+      <w:rPr>
+        <w:rFonts w:ascii="Courier New" w:hAnsi="Courier New" w:hint="default"/>
+        <w:sz w:val="20"/>
+      </w:rPr>
+    </w:lvl>
+    <w:lvl w:ilvl="2" w:tentative="1">
+      <w:start w:val="1"/>
+      <w:numFmt w:val="bullet"/>
+      <w:lvlText w:val=""/>
+      <w:lvlJc w:val="left"/>
+      <w:pPr>
+        <w:tabs>
+          <w:tab w:val="num" w:pos="2160"/>
+        </w:tabs>
+        <w:ind w:left="2160" w:hanging="360"/>
+      </w:pPr>
+      <w:rPr>
+        <w:rFonts w:ascii="Wingdings" w:hAnsi="Wingdings" w:hint="default"/>
+        <w:sz w:val="20"/>
+      </w:rPr>
+    </w:lvl>
+    <w:lvl w:ilvl="3" w:tentative="1">
+      <w:start w:val="1"/>
+      <w:numFmt w:val="bullet"/>
+      <w:lvlText w:val=""/>
+      <w:lvlJc w:val="left"/>
+      <w:pPr>
+        <w:tabs>
+          <w:tab w:val="num" w:pos="2880"/>
+        </w:tabs>
+        <w:ind w:left="2880" w:hanging="360"/>
+      </w:pPr>
+      <w:rPr>
+        <w:rFonts w:ascii="Wingdings" w:hAnsi="Wingdings" w:hint="default"/>
+        <w:sz w:val="20"/>
+      </w:rPr>
+    </w:lvl>
+    <w:lvl w:ilvl="4" w:tentative="1">
+      <w:start w:val="1"/>
+      <w:numFmt w:val="bullet"/>
+      <w:lvlText w:val=""/>
+      <w:lvlJc w:val="left"/>
+      <w:pPr>
+        <w:tabs>
+          <w:tab w:val="num" w:pos="3600"/>
+        </w:tabs>
+        <w:ind w:left="3600" w:hanging="360"/>
+      </w:pPr>
+      <w:rPr>
+        <w:rFonts w:ascii="Wingdings" w:hAnsi="Wingdings" w:hint="default"/>
+        <w:sz w:val="20"/>
+      </w:rPr>
+    </w:lvl>
+    <w:lvl w:ilvl="5" w:tentative="1">
+      <w:start w:val="1"/>
+      <w:numFmt w:val="bullet"/>
+      <w:lvlText w:val=""/>
+      <w:lvlJc w:val="left"/>
+      <w:pPr>
+        <w:tabs>
+          <w:tab w:val="num" w:pos="4320"/>
+        </w:tabs>
+        <w:ind w:left="4320" w:hanging="360"/>
+      </w:pPr>
+      <w:rPr>
+        <w:rFonts w:ascii="Wingdings" w:hAnsi="Wingdings" w:hint="default"/>
+        <w:sz w:val="20"/>
+      </w:rPr>
+    </w:lvl>
+    <w:lvl w:ilvl="6" w:tentative="1">
+      <w:start w:val="1"/>
+      <w:numFmt w:val="bullet"/>
+      <w:lvlText w:val=""/>
+      <w:lvlJc w:val="left"/>
+      <w:pPr>
+        <w:tabs>
+          <w:tab w:val="num" w:pos="5040"/>
+        </w:tabs>
+        <w:ind w:left="5040" w:hanging="360"/>
+      </w:pPr>
+      <w:rPr>
+        <w:rFonts w:ascii="Wingdings" w:hAnsi="Wingdings" w:hint="default"/>
+        <w:sz w:val="20"/>
+      </w:rPr>
+    </w:lvl>
+    <w:lvl w:ilvl="7" w:tentative="1">
+      <w:start w:val="1"/>
+      <w:numFmt w:val="bullet"/>
+      <w:lvlText w:val=""/>
+      <w:lvlJc w:val="left"/>
+      <w:pPr>
+        <w:tabs>
+          <w:tab w:val="num" w:pos="5760"/>
+        </w:tabs>
+        <w:ind w:left="5760" w:hanging="360"/>
+      </w:pPr>
+      <w:rPr>
+        <w:rFonts w:ascii="Wingdings" w:hAnsi="Wingdings" w:hint="default"/>
+        <w:sz w:val="20"/>
+      </w:rPr>
+    </w:lvl>
+    <w:lvl w:ilvl="8" w:tentative="1">
+      <w:start w:val="1"/>
+      <w:numFmt w:val="bullet"/>
+      <w:lvlText w:val=""/>
+      <w:lvlJc w:val="left"/>
+      <w:pPr>
+        <w:tabs>
+          <w:tab w:val="num" w:pos="6480"/>
+        </w:tabs>
+        <w:ind w:left="6480" w:hanging="360"/>
+      </w:pPr>
+      <w:rPr>
+        <w:rFonts w:ascii="Wingdings" w:hAnsi="Wingdings" w:hint="default"/>
+        <w:sz w:val="20"/>
+      </w:rPr>
+    </w:lvl>
+  </w:abstractNum>
+  <w:abstractNum w:abstractNumId="8" w15:restartNumberingAfterBreak="0">
     <w:nsid w:val="22C1115C"/>
     <w:multiLevelType w:val="multilevel"/>
     <w:tmpl w:val="6C4056BA"/>
@@ -8421,7 +10297,156 @@
       </w:rPr>
     </w:lvl>
   </w:abstractNum>
-  <w:abstractNum w:abstractNumId="6" w15:restartNumberingAfterBreak="0">
+  <w:abstractNum w:abstractNumId="9" w15:restartNumberingAfterBreak="0">
+    <w:nsid w:val="2B9D5BFA"/>
+    <w:multiLevelType w:val="multilevel"/>
+    <w:tmpl w:val="79AC3C9A"/>
+    <w:lvl w:ilvl="0">
+      <w:start w:val="1"/>
+      <w:numFmt w:val="bullet"/>
+      <w:lvlText w:val=""/>
+      <w:lvlJc w:val="left"/>
+      <w:pPr>
+        <w:tabs>
+          <w:tab w:val="num" w:pos="720"/>
+        </w:tabs>
+        <w:ind w:left="720" w:hanging="360"/>
+      </w:pPr>
+      <w:rPr>
+        <w:rFonts w:ascii="Symbol" w:hAnsi="Symbol" w:hint="default"/>
+        <w:sz w:val="20"/>
+      </w:rPr>
+    </w:lvl>
+    <w:lvl w:ilvl="1" w:tentative="1">
+      <w:start w:val="1"/>
+      <w:numFmt w:val="bullet"/>
+      <w:lvlText w:val="o"/>
+      <w:lvlJc w:val="left"/>
+      <w:pPr>
+        <w:tabs>
+          <w:tab w:val="num" w:pos="1440"/>
+        </w:tabs>
+        <w:ind w:left="1440" w:hanging="360"/>
+      </w:pPr>
+      <w:rPr>
+        <w:rFonts w:ascii="Courier New" w:hAnsi="Courier New" w:hint="default"/>
+        <w:sz w:val="20"/>
+      </w:rPr>
+    </w:lvl>
+    <w:lvl w:ilvl="2" w:tentative="1">
+      <w:start w:val="1"/>
+      <w:numFmt w:val="bullet"/>
+      <w:lvlText w:val=""/>
+      <w:lvlJc w:val="left"/>
+      <w:pPr>
+        <w:tabs>
+          <w:tab w:val="num" w:pos="2160"/>
+        </w:tabs>
+        <w:ind w:left="2160" w:hanging="360"/>
+      </w:pPr>
+      <w:rPr>
+        <w:rFonts w:ascii="Wingdings" w:hAnsi="Wingdings" w:hint="default"/>
+        <w:sz w:val="20"/>
+      </w:rPr>
+    </w:lvl>
+    <w:lvl w:ilvl="3" w:tentative="1">
+      <w:start w:val="1"/>
+      <w:numFmt w:val="bullet"/>
+      <w:lvlText w:val=""/>
+      <w:lvlJc w:val="left"/>
+      <w:pPr>
+        <w:tabs>
+          <w:tab w:val="num" w:pos="2880"/>
+        </w:tabs>
+        <w:ind w:left="2880" w:hanging="360"/>
+      </w:pPr>
+      <w:rPr>
+        <w:rFonts w:ascii="Wingdings" w:hAnsi="Wingdings" w:hint="default"/>
+        <w:sz w:val="20"/>
+      </w:rPr>
+    </w:lvl>
+    <w:lvl w:ilvl="4" w:tentative="1">
+      <w:start w:val="1"/>
+      <w:numFmt w:val="bullet"/>
+      <w:lvlText w:val=""/>
+      <w:lvlJc w:val="left"/>
+      <w:pPr>
+        <w:tabs>
+          <w:tab w:val="num" w:pos="3600"/>
+        </w:tabs>
+        <w:ind w:left="3600" w:hanging="360"/>
+      </w:pPr>
+      <w:rPr>
+        <w:rFonts w:ascii="Wingdings" w:hAnsi="Wingdings" w:hint="default"/>
+        <w:sz w:val="20"/>
+      </w:rPr>
+    </w:lvl>
+    <w:lvl w:ilvl="5" w:tentative="1">
+      <w:start w:val="1"/>
+      <w:numFmt w:val="bullet"/>
+      <w:lvlText w:val=""/>
+      <w:lvlJc w:val="left"/>
+      <w:pPr>
+        <w:tabs>
+          <w:tab w:val="num" w:pos="4320"/>
+        </w:tabs>
+        <w:ind w:left="4320" w:hanging="360"/>
+      </w:pPr>
+      <w:rPr>
+        <w:rFonts w:ascii="Wingdings" w:hAnsi="Wingdings" w:hint="default"/>
+        <w:sz w:val="20"/>
+      </w:rPr>
+    </w:lvl>
+    <w:lvl w:ilvl="6" w:tentative="1">
+      <w:start w:val="1"/>
+      <w:numFmt w:val="bullet"/>
+      <w:lvlText w:val=""/>
+      <w:lvlJc w:val="left"/>
+      <w:pPr>
+        <w:tabs>
+          <w:tab w:val="num" w:pos="5040"/>
+        </w:tabs>
+        <w:ind w:left="5040" w:hanging="360"/>
+      </w:pPr>
+      <w:rPr>
+        <w:rFonts w:ascii="Wingdings" w:hAnsi="Wingdings" w:hint="default"/>
+        <w:sz w:val="20"/>
+      </w:rPr>
+    </w:lvl>
+    <w:lvl w:ilvl="7" w:tentative="1">
+      <w:start w:val="1"/>
+      <w:numFmt w:val="bullet"/>
+      <w:lvlText w:val=""/>
+      <w:lvlJc w:val="left"/>
+      <w:pPr>
+        <w:tabs>
+          <w:tab w:val="num" w:pos="5760"/>
+        </w:tabs>
+        <w:ind w:left="5760" w:hanging="360"/>
+      </w:pPr>
+      <w:rPr>
+        <w:rFonts w:ascii="Wingdings" w:hAnsi="Wingdings" w:hint="default"/>
+        <w:sz w:val="20"/>
+      </w:rPr>
+    </w:lvl>
+    <w:lvl w:ilvl="8" w:tentative="1">
+      <w:start w:val="1"/>
+      <w:numFmt w:val="bullet"/>
+      <w:lvlText w:val=""/>
+      <w:lvlJc w:val="left"/>
+      <w:pPr>
+        <w:tabs>
+          <w:tab w:val="num" w:pos="6480"/>
+        </w:tabs>
+        <w:ind w:left="6480" w:hanging="360"/>
+      </w:pPr>
+      <w:rPr>
+        <w:rFonts w:ascii="Wingdings" w:hAnsi="Wingdings" w:hint="default"/>
+        <w:sz w:val="20"/>
+      </w:rPr>
+    </w:lvl>
+  </w:abstractNum>
+  <w:abstractNum w:abstractNumId="10" w15:restartNumberingAfterBreak="0">
     <w:nsid w:val="4DF2128F"/>
     <w:multiLevelType w:val="multilevel"/>
     <w:tmpl w:val="39F270F0"/>
@@ -8534,7 +10559,124 @@
       </w:pPr>
     </w:lvl>
   </w:abstractNum>
-  <w:abstractNum w:abstractNumId="7" w15:restartNumberingAfterBreak="0">
+  <w:abstractNum w:abstractNumId="11" w15:restartNumberingAfterBreak="0">
+    <w:nsid w:val="54FE5CEE"/>
+    <w:multiLevelType w:val="multilevel"/>
+    <w:tmpl w:val="9DB0E5D4"/>
+    <w:lvl w:ilvl="0">
+      <w:start w:val="1"/>
+      <w:numFmt w:val="decimal"/>
+      <w:lvlText w:val="%1."/>
+      <w:lvlJc w:val="left"/>
+      <w:pPr>
+        <w:tabs>
+          <w:tab w:val="num" w:pos="720"/>
+        </w:tabs>
+        <w:ind w:left="720" w:hanging="360"/>
+      </w:pPr>
+    </w:lvl>
+    <w:lvl w:ilvl="1">
+      <w:start w:val="1"/>
+      <w:numFmt w:val="bullet"/>
+      <w:lvlText w:val="o"/>
+      <w:lvlJc w:val="left"/>
+      <w:pPr>
+        <w:tabs>
+          <w:tab w:val="num" w:pos="1440"/>
+        </w:tabs>
+        <w:ind w:left="1440" w:hanging="360"/>
+      </w:pPr>
+      <w:rPr>
+        <w:rFonts w:ascii="Courier New" w:hAnsi="Courier New" w:hint="default"/>
+        <w:sz w:val="20"/>
+      </w:rPr>
+    </w:lvl>
+    <w:lvl w:ilvl="2" w:tentative="1">
+      <w:start w:val="1"/>
+      <w:numFmt w:val="decimal"/>
+      <w:lvlText w:val="%3."/>
+      <w:lvlJc w:val="left"/>
+      <w:pPr>
+        <w:tabs>
+          <w:tab w:val="num" w:pos="2160"/>
+        </w:tabs>
+        <w:ind w:left="2160" w:hanging="360"/>
+      </w:pPr>
+    </w:lvl>
+    <w:lvl w:ilvl="3" w:tentative="1">
+      <w:start w:val="1"/>
+      <w:numFmt w:val="decimal"/>
+      <w:lvlText w:val="%4."/>
+      <w:lvlJc w:val="left"/>
+      <w:pPr>
+        <w:tabs>
+          <w:tab w:val="num" w:pos="2880"/>
+        </w:tabs>
+        <w:ind w:left="2880" w:hanging="360"/>
+      </w:pPr>
+    </w:lvl>
+    <w:lvl w:ilvl="4" w:tentative="1">
+      <w:start w:val="1"/>
+      <w:numFmt w:val="decimal"/>
+      <w:lvlText w:val="%5."/>
+      <w:lvlJc w:val="left"/>
+      <w:pPr>
+        <w:tabs>
+          <w:tab w:val="num" w:pos="3600"/>
+        </w:tabs>
+        <w:ind w:left="3600" w:hanging="360"/>
+      </w:pPr>
+    </w:lvl>
+    <w:lvl w:ilvl="5" w:tentative="1">
+      <w:start w:val="1"/>
+      <w:numFmt w:val="decimal"/>
+      <w:lvlText w:val="%6."/>
+      <w:lvlJc w:val="left"/>
+      <w:pPr>
+        <w:tabs>
+          <w:tab w:val="num" w:pos="4320"/>
+        </w:tabs>
+        <w:ind w:left="4320" w:hanging="360"/>
+      </w:pPr>
+    </w:lvl>
+    <w:lvl w:ilvl="6" w:tentative="1">
+      <w:start w:val="1"/>
+      <w:numFmt w:val="decimal"/>
+      <w:lvlText w:val="%7."/>
+      <w:lvlJc w:val="left"/>
+      <w:pPr>
+        <w:tabs>
+          <w:tab w:val="num" w:pos="5040"/>
+        </w:tabs>
+        <w:ind w:left="5040" w:hanging="360"/>
+      </w:pPr>
+    </w:lvl>
+    <w:lvl w:ilvl="7" w:tentative="1">
+      <w:start w:val="1"/>
+      <w:numFmt w:val="decimal"/>
+      <w:lvlText w:val="%8."/>
+      <w:lvlJc w:val="left"/>
+      <w:pPr>
+        <w:tabs>
+          <w:tab w:val="num" w:pos="5760"/>
+        </w:tabs>
+        <w:ind w:left="5760" w:hanging="360"/>
+      </w:pPr>
+    </w:lvl>
+    <w:lvl w:ilvl="8" w:tentative="1">
+      <w:start w:val="1"/>
+      <w:numFmt w:val="decimal"/>
+      <w:lvlText w:val="%9."/>
+      <w:lvlJc w:val="left"/>
+      <w:pPr>
+        <w:tabs>
+          <w:tab w:val="num" w:pos="6480"/>
+        </w:tabs>
+        <w:ind w:left="6480" w:hanging="360"/>
+      </w:pPr>
+    </w:lvl>
+  </w:abstractNum>
+  <w:abstractNum w:abstractNumId="12" w15:restartNumberingAfterBreak="0">
     <w:nsid w:val="5F697E97"/>
     <w:multiLevelType w:val="multilevel"/>
     <w:tmpl w:val="7BB656BC"/>
@@ -8683,7 +10825,7 @@
       </w:rPr>
     </w:lvl>
   </w:abstractNum>
-  <w:abstractNum w:abstractNumId="8" w15:restartNumberingAfterBreak="0">
+  <w:abstractNum w:abstractNumId="13" w15:restartNumberingAfterBreak="0">
     <w:nsid w:val="6267505E"/>
     <w:multiLevelType w:val="multilevel"/>
     <w:tmpl w:val="EE62C136"/>
@@ -8828,7 +10970,7 @@
       </w:rPr>
     </w:lvl>
   </w:abstractNum>
-  <w:abstractNum w:abstractNumId="9" w15:restartNumberingAfterBreak="0">
+  <w:abstractNum w:abstractNumId="14" w15:restartNumberingAfterBreak="0">
     <w:nsid w:val="6A4952D9"/>
     <w:multiLevelType w:val="hybridMultilevel"/>
     <w:tmpl w:val="3EC8CF9C"/>
@@ -8941,7 +11083,7 @@
       </w:rPr>
     </w:lvl>
   </w:abstractNum>
-  <w:abstractNum w:abstractNumId="10" w15:restartNumberingAfterBreak="0">
+  <w:abstractNum w:abstractNumId="15" w15:restartNumberingAfterBreak="0">
     <w:nsid w:val="7F692F84"/>
     <w:multiLevelType w:val="multilevel"/>
     <w:tmpl w:val="18CEEB34"/>
@@ -9091,37 +11233,52 @@
     </w:lvl>
   </w:abstractNum>
   <w:num w:numId="1" w16cid:durableId="392314811">
+    <w:abstractNumId w:val="4"/>
+  </w:num>
+  <w:num w:numId="2" w16cid:durableId="1053429135">
+    <w:abstractNumId w:val="14"/>
+  </w:num>
+  <w:num w:numId="3" w16cid:durableId="932396677">
+    <w:abstractNumId w:val="8"/>
+  </w:num>
+  <w:num w:numId="4" w16cid:durableId="2091193240">
+    <w:abstractNumId w:val="12"/>
+  </w:num>
+  <w:num w:numId="5" w16cid:durableId="155808545">
+    <w:abstractNumId w:val="6"/>
+  </w:num>
+  <w:num w:numId="6" w16cid:durableId="850409111">
+    <w:abstractNumId w:val="3"/>
+  </w:num>
+  <w:num w:numId="7" w16cid:durableId="618682219">
+    <w:abstractNumId w:val="10"/>
+  </w:num>
+  <w:num w:numId="8" w16cid:durableId="538519620">
     <w:abstractNumId w:val="2"/>
   </w:num>
-  <w:num w:numId="2" w16cid:durableId="1053429135">
+  <w:num w:numId="9" w16cid:durableId="1865749116">
+    <w:abstractNumId w:val="5"/>
+  </w:num>
+  <w:num w:numId="10" w16cid:durableId="1939023396">
+    <w:abstractNumId w:val="13"/>
+  </w:num>
+  <w:num w:numId="11" w16cid:durableId="1818647089">
+    <w:abstractNumId w:val="15"/>
+  </w:num>
+  <w:num w:numId="12" w16cid:durableId="993528568">
+    <w:abstractNumId w:val="7"/>
+  </w:num>
+  <w:num w:numId="13" w16cid:durableId="1543202296">
+    <w:abstractNumId w:val="1"/>
+  </w:num>
+  <w:num w:numId="14" w16cid:durableId="844441303">
     <w:abstractNumId w:val="9"/>
   </w:num>
-  <w:num w:numId="3" w16cid:durableId="932396677">
-    <w:abstractNumId w:val="5"/>
+  <w:num w:numId="15" w16cid:durableId="1188301190">
+    <w:abstractNumId w:val="11"/>
   </w:num>
-  <w:num w:numId="4" w16cid:durableId="2091193240">
-    <w:abstractNumId w:val="7"/>
-  </w:num>
-  <w:num w:numId="5" w16cid:durableId="155808545">
-    <w:abstractNumId w:val="4"/>
-  </w:num>
-  <w:num w:numId="6" w16cid:durableId="850409111">
-    <w:abstractNumId w:val="1"/>
-  </w:num>
-  <w:num w:numId="7" w16cid:durableId="618682219">
-    <w:abstractNumId w:val="6"/>
-  </w:num>
-  <w:num w:numId="8" w16cid:durableId="538519620">
+  <w:num w:numId="16" w16cid:durableId="1574584839">
     <w:abstractNumId w:val="0"/>
-  </w:num>
-  <w:num w:numId="9" w16cid:durableId="1865749116">
-    <w:abstractNumId w:val="3"/>
-  </w:num>
-  <w:num w:numId="10" w16cid:durableId="1939023396">
-    <w:abstractNumId w:val="8"/>
-  </w:num>
-  <w:num w:numId="11" w16cid:durableId="1818647089">
-    <w:abstractNumId w:val="10"/>
   </w:num>
 </w:numbering>
 </file>

--- a/Documentacion/Final/Lunes-27/4.2.4. Herramientas Post Despliegue.docx
+++ b/Documentacion/Final/Lunes-27/4.2.4. Herramientas Post Despliegue.docx
@@ -118,10 +118,21 @@
         <w:t>Modificar archivos:</w:t>
       </w:r>
       <w:r>
-        <w:t xml:space="preserve"> Editar el unattend.xml de Windows mediante el comando sed para personalizar el nombre del equipo ($</w:t>
-      </w:r>
-      <w:proofErr w:type="spellStart"/>
-      <w:r>
+        <w:t xml:space="preserve"> Editar el unattend.xml de Windows mediante el comando sed para personalizar el nombre del equipo (</w:t>
+      </w:r>
+      <w:r>
+        <w:rPr>
+          <w:b/>
+          <w:bCs/>
+        </w:rPr>
+        <w:t>$</w:t>
+      </w:r>
+      <w:proofErr w:type="spellStart"/>
+      <w:r>
+        <w:rPr>
+          <w:b/>
+          <w:bCs/>
+        </w:rPr>
         <w:t>hostname</w:t>
       </w:r>
       <w:proofErr w:type="spellEnd"/>
@@ -534,7 +545,13 @@
         <w:t>Control de Sesión:</w:t>
       </w:r>
       <w:r>
-        <w:t xml:space="preserve"> Permite programar reinicios, apagados o cerrar sesiones de usuario.</w:t>
+        <w:t xml:space="preserve"> Permite programar reinicios</w:t>
+      </w:r>
+      <w:r>
+        <w:t xml:space="preserve"> </w:t>
+      </w:r>
+      <w:r>
+        <w:t>apagados o cerrar sesiones de usuario.</w:t>
       </w:r>
     </w:p>
     <w:p>
@@ -6619,6 +6636,9 @@
       </w:r>
     </w:p>
     <w:p>
+      <w:pPr>
+        <w:keepNext/>
+      </w:pPr>
       <w:r>
         <w:rPr>
           <w:noProof/>
@@ -6659,24 +6679,35 @@
           </wp:inline>
         </w:drawing>
       </w:r>
+    </w:p>
+    <w:p>
+      <w:pPr>
+        <w:pStyle w:val="Descripcin"/>
+      </w:pPr>
+      <w:r>
+        <w:t xml:space="preserve">Ilustración </w:t>
+      </w:r>
+      <w:fldSimple w:instr=" SEQ Ilustración \* ARABIC ">
+        <w:r>
+          <w:rPr>
+            <w:noProof/>
+          </w:rPr>
+          <w:t>1</w:t>
+        </w:r>
+      </w:fldSimple>
+      <w:r>
+        <w:t xml:space="preserve"> FOG Client</w:t>
+      </w:r>
+    </w:p>
+    <w:p>
       <w:r>
         <w:t xml:space="preserve"> </w:t>
       </w:r>
     </w:p>
     <w:p>
-      <w:r>
-        <w:t xml:space="preserve">Descárgate el “Smart </w:t>
-      </w:r>
-      <w:proofErr w:type="spellStart"/>
-      <w:r>
-        <w:t>installer</w:t>
-      </w:r>
-      <w:proofErr w:type="spellEnd"/>
-      <w:r>
-        <w:t>”.</w:t>
-      </w:r>
-    </w:p>
-    <w:p>
+      <w:pPr>
+        <w:keepNext/>
+      </w:pPr>
       <w:r>
         <w:rPr>
           <w:noProof/>
@@ -6719,11 +6750,38 @@
       </w:r>
     </w:p>
     <w:p>
+      <w:pPr>
+        <w:pStyle w:val="Descripcin"/>
+      </w:pPr>
+      <w:r>
+        <w:t xml:space="preserve">Ilustración </w:t>
+      </w:r>
+      <w:fldSimple w:instr=" SEQ Ilustración \* ARABIC ">
+        <w:r>
+          <w:rPr>
+            <w:noProof/>
+          </w:rPr>
+          <w:t>2</w:t>
+        </w:r>
+      </w:fldSimple>
+      <w:r>
+        <w:t xml:space="preserve"> FOG Client Descargar Smart </w:t>
+      </w:r>
+      <w:proofErr w:type="spellStart"/>
+      <w:r>
+        <w:t>Installer</w:t>
+      </w:r>
+      <w:proofErr w:type="spellEnd"/>
+    </w:p>
+    <w:p>
       <w:r>
         <w:t>Indica la IP (o nombre si usas DNS) de tu servidor FOG. Mantén la “Web Root” que aparece por defecto y el resto de las opciones. En nuestro caso no tenemos configurado HTTPS en el servidor.</w:t>
       </w:r>
     </w:p>
     <w:p>
+      <w:pPr>
+        <w:keepNext/>
+      </w:pPr>
       <w:r>
         <w:rPr>
           <w:noProof/>
@@ -6767,6 +6825,25 @@
       </w:r>
     </w:p>
     <w:p>
+      <w:pPr>
+        <w:pStyle w:val="Descripcin"/>
+      </w:pPr>
+      <w:r>
+        <w:t xml:space="preserve">Ilustración </w:t>
+      </w:r>
+      <w:fldSimple w:instr=" SEQ Ilustración \* ARABIC ">
+        <w:r>
+          <w:rPr>
+            <w:noProof/>
+          </w:rPr>
+          <w:t>3</w:t>
+        </w:r>
+      </w:fldSimple>
+      <w:r>
+        <w:t xml:space="preserve"> FOG Client Vincular con Servidor FOG</w:t>
+      </w:r>
+    </w:p>
+    <w:p>
       <w:r>
         <w:t xml:space="preserve">La primera vez que el servicio del cliente FOG se ejecuta en una máquina, crea un conjunto de claves de cifrado e intenta registrarse en el servidor FOG. Esto puede tardar un poco, ya que el tipo de inicio del servicio está configurado como </w:t>
       </w:r>
@@ -6854,6 +6931,9 @@
       </w:r>
     </w:p>
     <w:p>
+      <w:pPr>
+        <w:keepNext/>
+      </w:pPr>
       <w:r>
         <w:rPr>
           <w:noProof/>
@@ -6897,6 +6977,30 @@
     </w:p>
     <w:p>
       <w:pPr>
+        <w:pStyle w:val="Descripcin"/>
+      </w:pPr>
+      <w:r>
+        <w:t xml:space="preserve">Ilustración </w:t>
+      </w:r>
+      <w:fldSimple w:instr=" SEQ Ilustración \* ARABIC ">
+        <w:r>
+          <w:rPr>
+            <w:noProof/>
+          </w:rPr>
+          <w:t>4</w:t>
+        </w:r>
+      </w:fldSimple>
+      <w:r>
+        <w:t xml:space="preserve"> FOG Client </w:t>
+      </w:r>
+      <w:proofErr w:type="spellStart"/>
+      <w:r>
+        <w:t>FOGService</w:t>
+      </w:r>
+      <w:proofErr w:type="spellEnd"/>
+    </w:p>
+    <w:p>
+      <w:pPr>
         <w:pStyle w:val="Prrafodelista"/>
         <w:numPr>
           <w:ilvl w:val="0"/>
@@ -6944,15 +7048,18 @@
       </w:r>
     </w:p>
     <w:p>
+      <w:pPr>
+        <w:keepNext/>
+      </w:pPr>
       <w:r>
         <w:rPr>
           <w:noProof/>
         </w:rPr>
         <w:lastRenderedPageBreak/>
         <w:drawing>
-          <wp:inline distT="0" distB="0" distL="0" distR="0" wp14:anchorId="1CF4A3BB" wp14:editId="7039F521">
-            <wp:extent cx="3705742" cy="4410691"/>
-            <wp:effectExtent l="0" t="0" r="0" b="9525"/>
+          <wp:inline distT="0" distB="0" distL="0" distR="0" wp14:anchorId="1CF4A3BB" wp14:editId="6A133731">
+            <wp:extent cx="3217063" cy="3829050"/>
+            <wp:effectExtent l="0" t="0" r="2540" b="0"/>
             <wp:docPr id="1744223320" name="Imagen 1"/>
             <wp:cNvGraphicFramePr>
               <a:graphicFrameLocks xmlns:a="http://schemas.openxmlformats.org/drawingml/2006/main" noChangeAspect="1"/>
@@ -6973,7 +7080,7 @@
                   <pic:spPr>
                     <a:xfrm>
                       <a:off x="0" y="0"/>
-                      <a:ext cx="3705742" cy="4410691"/>
+                      <a:ext cx="3220092" cy="3832655"/>
                     </a:xfrm>
                     <a:prstGeom prst="rect">
                       <a:avLst/>
@@ -6988,6 +7095,30 @@
     </w:p>
     <w:p>
       <w:pPr>
+        <w:pStyle w:val="Descripcin"/>
+      </w:pPr>
+      <w:r>
+        <w:t xml:space="preserve">Ilustración </w:t>
+      </w:r>
+      <w:fldSimple w:instr=" SEQ Ilustración \* ARABIC ">
+        <w:r>
+          <w:rPr>
+            <w:noProof/>
+          </w:rPr>
+          <w:t>5</w:t>
+        </w:r>
+      </w:fldSimple>
+      <w:r>
+        <w:t xml:space="preserve"> FOG Client modificar </w:t>
+      </w:r>
+      <w:proofErr w:type="spellStart"/>
+      <w:r>
+        <w:t>FOGService</w:t>
+      </w:r>
+      <w:proofErr w:type="spellEnd"/>
+    </w:p>
+    <w:p>
+      <w:pPr>
         <w:pStyle w:val="Prrafodelista"/>
         <w:numPr>
           <w:ilvl w:val="0"/>
@@ -7024,6 +7155,9 @@
       </w:r>
     </w:p>
     <w:p>
+      <w:pPr>
+        <w:keepNext/>
+      </w:pPr>
       <w:r>
         <w:rPr>
           <w:noProof/>
@@ -7067,6 +7201,25 @@
     </w:p>
     <w:p>
       <w:pPr>
+        <w:pStyle w:val="Descripcin"/>
+      </w:pPr>
+      <w:r>
+        <w:t xml:space="preserve">Ilustración </w:t>
+      </w:r>
+      <w:fldSimple w:instr=" SEQ Ilustración \* ARABIC ">
+        <w:r>
+          <w:rPr>
+            <w:noProof/>
+          </w:rPr>
+          <w:t>6</w:t>
+        </w:r>
+      </w:fldSimple>
+      <w:r>
+        <w:t xml:space="preserve"> FOG Client certificado de vinculación</w:t>
+      </w:r>
+    </w:p>
+    <w:p>
+      <w:pPr>
         <w:pStyle w:val="Prrafodelista"/>
         <w:numPr>
           <w:ilvl w:val="0"/>
@@ -7079,6 +7232,9 @@
       </w:r>
     </w:p>
     <w:p>
+      <w:pPr>
+        <w:keepNext/>
+      </w:pPr>
       <w:r>
         <w:rPr>
           <w:noProof/>
@@ -7122,6 +7278,25 @@
     </w:p>
     <w:p>
       <w:pPr>
+        <w:pStyle w:val="Descripcin"/>
+      </w:pPr>
+      <w:r>
+        <w:t xml:space="preserve">Ilustración </w:t>
+      </w:r>
+      <w:fldSimple w:instr=" SEQ Ilustración \* ARABIC ">
+        <w:r>
+          <w:rPr>
+            <w:noProof/>
+          </w:rPr>
+          <w:t>7</w:t>
+        </w:r>
+      </w:fldSimple>
+      <w:r>
+        <w:t xml:space="preserve"> FOG Client en lado equipo cliente</w:t>
+      </w:r>
+    </w:p>
+    <w:p>
+      <w:pPr>
         <w:pStyle w:val="Ttulo4"/>
         <w:sectPr>
           <w:pgSz w:w="12240" w:h="15840"/>
@@ -7135,6 +7310,8 @@
       <w:pPr>
         <w:pStyle w:val="Ttulo4"/>
       </w:pPr>
+      <w:bookmarkStart w:id="1" w:name="_Instalación_de_FOG"/>
+      <w:bookmarkEnd w:id="1"/>
       <w:r>
         <w:lastRenderedPageBreak/>
         <w:t xml:space="preserve">Instalación de FOG Client mediante </w:t>
@@ -8575,10 +8752,1847 @@
       </w:pPr>
       <w:r>
         <w:lastRenderedPageBreak/>
-        <w:t>Instalación de FOG Client</w:t>
-      </w:r>
-      <w:r>
-        <w:t xml:space="preserve"> con “unattend.xml” durante el despliegue</w:t>
+        <w:t>Instalación de FOG Client con “unattend.xml” durante el despliegue</w:t>
+      </w:r>
+    </w:p>
+    <w:p>
+      <w:r>
+        <w:t>Tal y como hemos visto previamente en el Anexo de “</w:t>
+      </w:r>
+      <w:proofErr w:type="spellStart"/>
+      <w:r>
+        <w:t>Postdownload</w:t>
+      </w:r>
+      <w:proofErr w:type="spellEnd"/>
+      <w:r>
+        <w:t xml:space="preserve"> Scripts”, se puede realizar la instalación del cliente durante el proceso de despliegue usando el archivo “unattend.xml”. Para ello debemos configurar su instalación en el segmento “</w:t>
+      </w:r>
+      <w:proofErr w:type="spellStart"/>
+      <w:r>
+        <w:t>FirstLogonCommands</w:t>
+      </w:r>
+      <w:proofErr w:type="spellEnd"/>
+      <w:r>
+        <w:t>”. En nuestro caso hemos establecido que además de instalarlo, se modifique el “</w:t>
+      </w:r>
+      <w:proofErr w:type="spellStart"/>
+      <w:r>
+        <w:t>FOGService</w:t>
+      </w:r>
+      <w:proofErr w:type="spellEnd"/>
+      <w:r>
+        <w:t>” para que se cambie su tipo de inicio a “Automático” y acelerar el proceso de vinculación del cliente</w:t>
+      </w:r>
+      <w:r>
+        <w:rPr>
+          <w:rStyle w:val="Refdenotaalpie"/>
+        </w:rPr>
+        <w:footnoteReference w:id="17"/>
+      </w:r>
+      <w:r>
+        <w:t>.</w:t>
+      </w:r>
+    </w:p>
+    <w:p>
+      <w:pPr>
+        <w:pStyle w:val="Ttulo4"/>
+      </w:pPr>
+      <w:r>
+        <w:t xml:space="preserve">Requisitos para ejecutar </w:t>
+      </w:r>
+      <w:proofErr w:type="spellStart"/>
+      <w:r>
+        <w:t>Snapins</w:t>
+      </w:r>
+      <w:proofErr w:type="spellEnd"/>
+    </w:p>
+    <w:p>
+      <w:r>
+        <w:t xml:space="preserve">Para que los </w:t>
+      </w:r>
+      <w:proofErr w:type="spellStart"/>
+      <w:r>
+        <w:t>Snapins</w:t>
+      </w:r>
+      <w:proofErr w:type="spellEnd"/>
+      <w:r>
+        <w:t xml:space="preserve"> se ejecuten, el host debe tener iniciada una sesión de usuario.</w:t>
+      </w:r>
+    </w:p>
+    <w:p>
+      <w:pPr>
+        <w:pStyle w:val="Ttulo4"/>
+      </w:pPr>
+      <w:r>
+        <w:t>¿Qué se puede hacer con el FOG Client?</w:t>
+      </w:r>
+    </w:p>
+    <w:p>
+      <w:r>
+        <w:t xml:space="preserve">Además de la ejecución de </w:t>
+      </w:r>
+      <w:proofErr w:type="spellStart"/>
+      <w:r>
+        <w:t>Snapins</w:t>
+      </w:r>
+      <w:proofErr w:type="spellEnd"/>
+      <w:r>
+        <w:t>, vamos a mostrar algunas de las múltiples utilidades que tiene FOG Client</w:t>
+      </w:r>
+      <w:r>
+        <w:rPr>
+          <w:rStyle w:val="Refdenotaalpie"/>
+        </w:rPr>
+        <w:footnoteReference w:id="18"/>
+      </w:r>
+      <w:r>
+        <w:t xml:space="preserve">. </w:t>
+      </w:r>
+    </w:p>
+    <w:p>
+      <w:r>
+        <w:t xml:space="preserve">Antes de continuar, para ver qué servicios tenemos habilitados en el host, debemos ir al host y entrar en “Service </w:t>
+      </w:r>
+      <w:proofErr w:type="spellStart"/>
+      <w:r>
+        <w:t>Settings</w:t>
+      </w:r>
+      <w:proofErr w:type="spellEnd"/>
+      <w:r>
+        <w:t>” y comprobar si está habilitado.</w:t>
+      </w:r>
+    </w:p>
+    <w:p>
+      <w:pPr>
+        <w:pStyle w:val="Ttulo5"/>
+        <w:numPr>
+          <w:ilvl w:val="0"/>
+          <w:numId w:val="9"/>
+        </w:numPr>
+      </w:pPr>
+      <w:r>
+        <w:t>Cambiar de nombre a un host</w:t>
+      </w:r>
+    </w:p>
+    <w:p>
+      <w:r>
+        <w:t xml:space="preserve">Seleccionamos un Host que tenga instalado FOG Client y nos vamos a la pestaña General. Allí simplemente cambiamos el campo “Host </w:t>
+      </w:r>
+      <w:proofErr w:type="spellStart"/>
+      <w:r>
+        <w:t>name</w:t>
+      </w:r>
+      <w:proofErr w:type="spellEnd"/>
+      <w:r>
+        <w:t xml:space="preserve">” y hacemos </w:t>
+      </w:r>
+      <w:proofErr w:type="spellStart"/>
+      <w:r>
+        <w:t>Update</w:t>
+      </w:r>
+      <w:proofErr w:type="spellEnd"/>
+      <w:r>
+        <w:t>. Este proceso, al igual que si lo hiciésemos en persona en</w:t>
+      </w:r>
+      <w:r>
+        <w:t xml:space="preserve"> </w:t>
+      </w:r>
+      <w:r>
+        <w:t>el equipo, requiere que lo reiniciemos.</w:t>
+      </w:r>
+    </w:p>
+    <w:p>
+      <w:r>
+        <w:t>El proceso</w:t>
+      </w:r>
+      <w:r>
+        <w:t xml:space="preserve"> podemos verlo en “</w:t>
+      </w:r>
+      <w:r>
+        <w:rPr>
+          <w:b/>
+          <w:bCs/>
+        </w:rPr>
+        <w:t xml:space="preserve">FOG Client - Cambiar </w:t>
+      </w:r>
+      <w:proofErr w:type="spellStart"/>
+      <w:r>
+        <w:rPr>
+          <w:b/>
+          <w:bCs/>
+        </w:rPr>
+        <w:t>hostname</w:t>
+      </w:r>
+      <w:proofErr w:type="spellEnd"/>
+      <w:r>
+        <w:t>”.</w:t>
+      </w:r>
+    </w:p>
+    <w:p>
+      <w:pPr>
+        <w:pStyle w:val="Ttulo5"/>
+        <w:numPr>
+          <w:ilvl w:val="0"/>
+          <w:numId w:val="9"/>
+        </w:numPr>
+      </w:pPr>
+      <w:r>
+        <w:t>Control de Sesión</w:t>
+      </w:r>
+      <w:r>
+        <w:t xml:space="preserve">: Apagado, reinicio, </w:t>
+      </w:r>
+      <w:proofErr w:type="spellStart"/>
+      <w:r>
+        <w:t>WakeOnLAN</w:t>
+      </w:r>
+      <w:proofErr w:type="spellEnd"/>
+    </w:p>
+    <w:p>
+      <w:r>
+        <w:t>En el host que hemos seleccionado entramos en “Power Management” y podemos configurar el tipo de tareas antes indicadas, tanto para hacerlas de modo inmediata, como para crear un cron (anual, mensual, semanal, diaria y cada hora).</w:t>
+      </w:r>
+      <w:r>
+        <w:t xml:space="preserve"> </w:t>
+      </w:r>
+      <w:r>
+        <w:t>En el cliente saldrá una ventana advirtiendo y dando la oportunidad de retrasar la tarea.</w:t>
+      </w:r>
+    </w:p>
+    <w:p>
+      <w:pPr>
+        <w:keepNext/>
+      </w:pPr>
+      <w:r>
+        <w:drawing>
+          <wp:inline distT="0" distB="0" distL="0" distR="0" wp14:anchorId="2AB65DFA" wp14:editId="4806D77B">
+            <wp:extent cx="3248025" cy="1065857"/>
+            <wp:effectExtent l="0" t="0" r="0" b="1270"/>
+            <wp:docPr id="382389454" name="Imagen 1"/>
+            <wp:cNvGraphicFramePr>
+              <a:graphicFrameLocks xmlns:a="http://schemas.openxmlformats.org/drawingml/2006/main" noChangeAspect="1"/>
+            </wp:cNvGraphicFramePr>
+            <a:graphic xmlns:a="http://schemas.openxmlformats.org/drawingml/2006/main">
+              <a:graphicData uri="http://schemas.openxmlformats.org/drawingml/2006/picture">
+                <pic:pic xmlns:pic="http://schemas.openxmlformats.org/drawingml/2006/picture">
+                  <pic:nvPicPr>
+                    <pic:cNvPr id="382389454" name=""/>
+                    <pic:cNvPicPr/>
+                  </pic:nvPicPr>
+                  <pic:blipFill>
+                    <a:blip r:embed="rId16"/>
+                    <a:stretch>
+                      <a:fillRect/>
+                    </a:stretch>
+                  </pic:blipFill>
+                  <pic:spPr>
+                    <a:xfrm>
+                      <a:off x="0" y="0"/>
+                      <a:ext cx="3261757" cy="1070363"/>
+                    </a:xfrm>
+                    <a:prstGeom prst="rect">
+                      <a:avLst/>
+                    </a:prstGeom>
+                  </pic:spPr>
+                </pic:pic>
+              </a:graphicData>
+            </a:graphic>
+          </wp:inline>
+        </w:drawing>
+      </w:r>
+    </w:p>
+    <w:p>
+      <w:pPr>
+        <w:pStyle w:val="Descripcin"/>
+        <w:sectPr>
+          <w:pgSz w:w="12240" w:h="15840"/>
+          <w:pgMar w:top="1440" w:right="1440" w:bottom="1440" w:left="1440" w:header="708" w:footer="708" w:gutter="0"/>
+          <w:cols w:space="708"/>
+          <w:docGrid w:linePitch="360"/>
+        </w:sectPr>
+      </w:pPr>
+      <w:r>
+        <w:t xml:space="preserve">Ilustración </w:t>
+      </w:r>
+      <w:fldSimple w:instr=" SEQ Ilustración \* ARABIC ">
+        <w:r>
+          <w:rPr>
+            <w:noProof/>
+          </w:rPr>
+          <w:t>8</w:t>
+        </w:r>
+      </w:fldSimple>
+      <w:r>
+        <w:t xml:space="preserve"> FOG Client Advertencia reinicio equipo</w:t>
+      </w:r>
+    </w:p>
+    <w:p>
+      <w:pPr>
+        <w:pStyle w:val="Ttulo4"/>
+      </w:pPr>
+      <w:r>
+        <w:lastRenderedPageBreak/>
+        <w:t>Logs de FOG Client</w:t>
+      </w:r>
+    </w:p>
+    <w:p>
+      <w:r>
+        <w:t xml:space="preserve">Se ven en el lado del host y se encuentran en el </w:t>
+      </w:r>
+      <w:r>
+        <w:t>“</w:t>
+      </w:r>
+      <w:r>
+        <w:t>C:\</w:t>
+      </w:r>
+      <w:r>
+        <w:t>fog.log”.</w:t>
+      </w:r>
+    </w:p>
+    <w:p>
+      <w:pPr>
+        <w:keepNext/>
+      </w:pPr>
+      <w:r>
+        <w:drawing>
+          <wp:inline distT="0" distB="0" distL="0" distR="0" wp14:anchorId="238F904D" wp14:editId="34EE140E">
+            <wp:extent cx="5943600" cy="2219960"/>
+            <wp:effectExtent l="0" t="0" r="0" b="8890"/>
+            <wp:docPr id="1709291587" name="Imagen 1"/>
+            <wp:cNvGraphicFramePr>
+              <a:graphicFrameLocks xmlns:a="http://schemas.openxmlformats.org/drawingml/2006/main" noChangeAspect="1"/>
+            </wp:cNvGraphicFramePr>
+            <a:graphic xmlns:a="http://schemas.openxmlformats.org/drawingml/2006/main">
+              <a:graphicData uri="http://schemas.openxmlformats.org/drawingml/2006/picture">
+                <pic:pic xmlns:pic="http://schemas.openxmlformats.org/drawingml/2006/picture">
+                  <pic:nvPicPr>
+                    <pic:cNvPr id="1709291587" name=""/>
+                    <pic:cNvPicPr/>
+                  </pic:nvPicPr>
+                  <pic:blipFill>
+                    <a:blip r:embed="rId17"/>
+                    <a:stretch>
+                      <a:fillRect/>
+                    </a:stretch>
+                  </pic:blipFill>
+                  <pic:spPr>
+                    <a:xfrm>
+                      <a:off x="0" y="0"/>
+                      <a:ext cx="5943600" cy="2219960"/>
+                    </a:xfrm>
+                    <a:prstGeom prst="rect">
+                      <a:avLst/>
+                    </a:prstGeom>
+                  </pic:spPr>
+                </pic:pic>
+              </a:graphicData>
+            </a:graphic>
+          </wp:inline>
+        </w:drawing>
+      </w:r>
+    </w:p>
+    <w:p>
+      <w:pPr>
+        <w:pStyle w:val="Descripcin"/>
+        <w:sectPr>
+          <w:pgSz w:w="12240" w:h="15840"/>
+          <w:pgMar w:top="1440" w:right="1440" w:bottom="1440" w:left="1440" w:header="708" w:footer="708" w:gutter="0"/>
+          <w:cols w:space="708"/>
+          <w:docGrid w:linePitch="360"/>
+        </w:sectPr>
+      </w:pPr>
+      <w:r>
+        <w:t xml:space="preserve">Ilustración </w:t>
+      </w:r>
+      <w:fldSimple w:instr=" SEQ Ilustración \* ARABIC ">
+        <w:r>
+          <w:rPr>
+            <w:noProof/>
+          </w:rPr>
+          <w:t>9</w:t>
+        </w:r>
+      </w:fldSimple>
+      <w:r>
+        <w:t xml:space="preserve"> FOG Client </w:t>
+      </w:r>
+      <w:proofErr w:type="spellStart"/>
+      <w:r>
+        <w:t>Snapin</w:t>
+      </w:r>
+      <w:proofErr w:type="spellEnd"/>
+      <w:r>
+        <w:t xml:space="preserve"> exitoso</w:t>
+      </w:r>
+    </w:p>
+    <w:p>
+      <w:pPr>
+        <w:pStyle w:val="Ttulo3"/>
+      </w:pPr>
+      <w:proofErr w:type="spellStart"/>
+      <w:r>
+        <w:lastRenderedPageBreak/>
+        <w:t>Snapins</w:t>
+      </w:r>
+      <w:proofErr w:type="spellEnd"/>
+    </w:p>
+    <w:p>
+      <w:r>
+        <w:t xml:space="preserve">Para crear </w:t>
+      </w:r>
+      <w:proofErr w:type="spellStart"/>
+      <w:r>
+        <w:t>Snapins</w:t>
+      </w:r>
+      <w:proofErr w:type="spellEnd"/>
+      <w:r>
+        <w:t xml:space="preserve"> vamos a </w:t>
+      </w:r>
+    </w:p>
+    <w:p>
+      <w:pPr>
+        <w:keepNext/>
+      </w:pPr>
+      <w:r>
+        <w:drawing>
+          <wp:inline distT="0" distB="0" distL="0" distR="0" wp14:anchorId="6F61F71E" wp14:editId="1C5220B4">
+            <wp:extent cx="1124107" cy="1019317"/>
+            <wp:effectExtent l="0" t="0" r="0" b="9525"/>
+            <wp:docPr id="1247227424" name="Imagen 1"/>
+            <wp:cNvGraphicFramePr>
+              <a:graphicFrameLocks xmlns:a="http://schemas.openxmlformats.org/drawingml/2006/main" noChangeAspect="1"/>
+            </wp:cNvGraphicFramePr>
+            <a:graphic xmlns:a="http://schemas.openxmlformats.org/drawingml/2006/main">
+              <a:graphicData uri="http://schemas.openxmlformats.org/drawingml/2006/picture">
+                <pic:pic xmlns:pic="http://schemas.openxmlformats.org/drawingml/2006/picture">
+                  <pic:nvPicPr>
+                    <pic:cNvPr id="1247227424" name=""/>
+                    <pic:cNvPicPr/>
+                  </pic:nvPicPr>
+                  <pic:blipFill>
+                    <a:blip r:embed="rId18"/>
+                    <a:stretch>
+                      <a:fillRect/>
+                    </a:stretch>
+                  </pic:blipFill>
+                  <pic:spPr>
+                    <a:xfrm>
+                      <a:off x="0" y="0"/>
+                      <a:ext cx="1124107" cy="1019317"/>
+                    </a:xfrm>
+                    <a:prstGeom prst="rect">
+                      <a:avLst/>
+                    </a:prstGeom>
+                  </pic:spPr>
+                </pic:pic>
+              </a:graphicData>
+            </a:graphic>
+          </wp:inline>
+        </w:drawing>
+      </w:r>
+    </w:p>
+    <w:p>
+      <w:pPr>
+        <w:pStyle w:val="Descripcin"/>
+      </w:pPr>
+      <w:r>
+        <w:t xml:space="preserve">Ilustración </w:t>
+      </w:r>
+      <w:fldSimple w:instr=" SEQ Ilustración \* ARABIC ">
+        <w:r>
+          <w:rPr>
+            <w:noProof/>
+          </w:rPr>
+          <w:t>10</w:t>
+        </w:r>
+      </w:fldSimple>
+      <w:r>
+        <w:t xml:space="preserve"> Sección </w:t>
+      </w:r>
+      <w:proofErr w:type="spellStart"/>
+      <w:r>
+        <w:t>Snapin</w:t>
+      </w:r>
+      <w:proofErr w:type="spellEnd"/>
+    </w:p>
+    <w:p>
+      <w:r>
+        <w:t>Y luego a “</w:t>
+      </w:r>
+      <w:proofErr w:type="spellStart"/>
+      <w:r>
+        <w:t>Create</w:t>
+      </w:r>
+      <w:proofErr w:type="spellEnd"/>
+      <w:r>
+        <w:t xml:space="preserve"> New </w:t>
+      </w:r>
+      <w:proofErr w:type="spellStart"/>
+      <w:r>
+        <w:t>Snapin</w:t>
+      </w:r>
+      <w:proofErr w:type="spellEnd"/>
+      <w:r>
+        <w:t xml:space="preserve">”. Para este proyecto hemos comprobado que se pueden crear fácilmente mediante el uso de archivos ejecutables (.exe) que se albergan en el propio servidor FOG y otros instalados por script de PowerShell mediante </w:t>
+      </w:r>
+      <w:proofErr w:type="spellStart"/>
+      <w:r>
+        <w:t>Chocolatey</w:t>
+      </w:r>
+      <w:proofErr w:type="spellEnd"/>
+      <w:r>
+        <w:t>.</w:t>
+      </w:r>
+    </w:p>
+    <w:p>
+      <w:pPr>
+        <w:pStyle w:val="Ttulo4"/>
+      </w:pPr>
+      <w:r>
+        <w:t>Mediante archivo ejecutable:</w:t>
+      </w:r>
+    </w:p>
+    <w:p>
+      <w:r>
+        <w:t>De igual manera que vimos antes, definimos nombre y si queremos una descripción. Luego, como vamos a usar un archivo ejecutable, solo tendremos que ir hasta “</w:t>
+      </w:r>
+      <w:proofErr w:type="spellStart"/>
+      <w:r>
+        <w:t>Snapin</w:t>
+      </w:r>
+      <w:proofErr w:type="spellEnd"/>
+      <w:r>
+        <w:t xml:space="preserve"> File” y seleccionar el archivo.</w:t>
+      </w:r>
+    </w:p>
+    <w:p>
+      <w:pPr>
+        <w:keepNext/>
+      </w:pPr>
+      <w:r>
+        <w:drawing>
+          <wp:inline distT="0" distB="0" distL="0" distR="0" wp14:anchorId="4EC6AE0E" wp14:editId="37102D32">
+            <wp:extent cx="4725059" cy="666843"/>
+            <wp:effectExtent l="0" t="0" r="0" b="0"/>
+            <wp:docPr id="1357721328" name="Imagen 1"/>
+            <wp:cNvGraphicFramePr>
+              <a:graphicFrameLocks xmlns:a="http://schemas.openxmlformats.org/drawingml/2006/main" noChangeAspect="1"/>
+            </wp:cNvGraphicFramePr>
+            <a:graphic xmlns:a="http://schemas.openxmlformats.org/drawingml/2006/main">
+              <a:graphicData uri="http://schemas.openxmlformats.org/drawingml/2006/picture">
+                <pic:pic xmlns:pic="http://schemas.openxmlformats.org/drawingml/2006/picture">
+                  <pic:nvPicPr>
+                    <pic:cNvPr id="1357721328" name=""/>
+                    <pic:cNvPicPr/>
+                  </pic:nvPicPr>
+                  <pic:blipFill>
+                    <a:blip r:embed="rId19"/>
+                    <a:stretch>
+                      <a:fillRect/>
+                    </a:stretch>
+                  </pic:blipFill>
+                  <pic:spPr>
+                    <a:xfrm>
+                      <a:off x="0" y="0"/>
+                      <a:ext cx="4725059" cy="666843"/>
+                    </a:xfrm>
+                    <a:prstGeom prst="rect">
+                      <a:avLst/>
+                    </a:prstGeom>
+                  </pic:spPr>
+                </pic:pic>
+              </a:graphicData>
+            </a:graphic>
+          </wp:inline>
+        </w:drawing>
+      </w:r>
+    </w:p>
+    <w:p>
+      <w:pPr>
+        <w:pStyle w:val="Descripcin"/>
+      </w:pPr>
+      <w:r>
+        <w:t xml:space="preserve">Ilustración </w:t>
+      </w:r>
+      <w:fldSimple w:instr=" SEQ Ilustración \* ARABIC ">
+        <w:r>
+          <w:rPr>
+            <w:noProof/>
+          </w:rPr>
+          <w:t>11</w:t>
+        </w:r>
+      </w:fldSimple>
+      <w:r>
+        <w:t xml:space="preserve"> </w:t>
+      </w:r>
+      <w:proofErr w:type="spellStart"/>
+      <w:r>
+        <w:t>Snapin</w:t>
+      </w:r>
+      <w:proofErr w:type="spellEnd"/>
+      <w:r>
+        <w:t xml:space="preserve"> File</w:t>
+      </w:r>
+    </w:p>
+    <w:p>
+      <w:r>
+        <w:t>Luego, en “</w:t>
+      </w:r>
+      <w:proofErr w:type="spellStart"/>
+      <w:r>
+        <w:t>Snapin</w:t>
+      </w:r>
+      <w:proofErr w:type="spellEnd"/>
+      <w:r>
+        <w:t xml:space="preserve"> </w:t>
+      </w:r>
+      <w:proofErr w:type="spellStart"/>
+      <w:r>
+        <w:t>Arguments</w:t>
+      </w:r>
+      <w:proofErr w:type="spellEnd"/>
+      <w:r>
+        <w:t>” indicamos con que argumento se ejecutará.</w:t>
+      </w:r>
+    </w:p>
+    <w:p>
+      <w:pPr>
+        <w:keepNext/>
+      </w:pPr>
+      <w:r>
+        <w:drawing>
+          <wp:inline distT="0" distB="0" distL="0" distR="0" wp14:anchorId="7544AEAE" wp14:editId="66EE4B22">
+            <wp:extent cx="3562847" cy="638264"/>
+            <wp:effectExtent l="0" t="0" r="0" b="9525"/>
+            <wp:docPr id="315692223" name="Imagen 1"/>
+            <wp:cNvGraphicFramePr>
+              <a:graphicFrameLocks xmlns:a="http://schemas.openxmlformats.org/drawingml/2006/main" noChangeAspect="1"/>
+            </wp:cNvGraphicFramePr>
+            <a:graphic xmlns:a="http://schemas.openxmlformats.org/drawingml/2006/main">
+              <a:graphicData uri="http://schemas.openxmlformats.org/drawingml/2006/picture">
+                <pic:pic xmlns:pic="http://schemas.openxmlformats.org/drawingml/2006/picture">
+                  <pic:nvPicPr>
+                    <pic:cNvPr id="315692223" name=""/>
+                    <pic:cNvPicPr/>
+                  </pic:nvPicPr>
+                  <pic:blipFill>
+                    <a:blip r:embed="rId20"/>
+                    <a:stretch>
+                      <a:fillRect/>
+                    </a:stretch>
+                  </pic:blipFill>
+                  <pic:spPr>
+                    <a:xfrm>
+                      <a:off x="0" y="0"/>
+                      <a:ext cx="3562847" cy="638264"/>
+                    </a:xfrm>
+                    <a:prstGeom prst="rect">
+                      <a:avLst/>
+                    </a:prstGeom>
+                  </pic:spPr>
+                </pic:pic>
+              </a:graphicData>
+            </a:graphic>
+          </wp:inline>
+        </w:drawing>
+      </w:r>
+    </w:p>
+    <w:p>
+      <w:pPr>
+        <w:pStyle w:val="Descripcin"/>
+      </w:pPr>
+      <w:r>
+        <w:t xml:space="preserve">Ilustración </w:t>
+      </w:r>
+      <w:fldSimple w:instr=" SEQ Ilustración \* ARABIC ">
+        <w:r>
+          <w:rPr>
+            <w:noProof/>
+          </w:rPr>
+          <w:t>12</w:t>
+        </w:r>
+      </w:fldSimple>
+      <w:r>
+        <w:t xml:space="preserve"> </w:t>
+      </w:r>
+      <w:proofErr w:type="spellStart"/>
+      <w:r>
+        <w:t>Snapin</w:t>
+      </w:r>
+      <w:proofErr w:type="spellEnd"/>
+      <w:r>
+        <w:t xml:space="preserve"> </w:t>
+      </w:r>
+      <w:proofErr w:type="spellStart"/>
+      <w:r>
+        <w:t>Arguments</w:t>
+      </w:r>
+      <w:proofErr w:type="spellEnd"/>
+    </w:p>
+    <w:p>
+      <w:r>
+        <w:t>Se indica como sería su ejecución</w:t>
+      </w:r>
+    </w:p>
+    <w:p>
+      <w:pPr>
+        <w:keepNext/>
+      </w:pPr>
+      <w:r>
+        <w:drawing>
+          <wp:inline distT="0" distB="0" distL="0" distR="0" wp14:anchorId="5C535F59" wp14:editId="057DBE31">
+            <wp:extent cx="4486901" cy="628738"/>
+            <wp:effectExtent l="0" t="0" r="0" b="0"/>
+            <wp:docPr id="727771109" name="Imagen 1"/>
+            <wp:cNvGraphicFramePr>
+              <a:graphicFrameLocks xmlns:a="http://schemas.openxmlformats.org/drawingml/2006/main" noChangeAspect="1"/>
+            </wp:cNvGraphicFramePr>
+            <a:graphic xmlns:a="http://schemas.openxmlformats.org/drawingml/2006/main">
+              <a:graphicData uri="http://schemas.openxmlformats.org/drawingml/2006/picture">
+                <pic:pic xmlns:pic="http://schemas.openxmlformats.org/drawingml/2006/picture">
+                  <pic:nvPicPr>
+                    <pic:cNvPr id="727771109" name=""/>
+                    <pic:cNvPicPr/>
+                  </pic:nvPicPr>
+                  <pic:blipFill>
+                    <a:blip r:embed="rId21"/>
+                    <a:stretch>
+                      <a:fillRect/>
+                    </a:stretch>
+                  </pic:blipFill>
+                  <pic:spPr>
+                    <a:xfrm>
+                      <a:off x="0" y="0"/>
+                      <a:ext cx="4486901" cy="628738"/>
+                    </a:xfrm>
+                    <a:prstGeom prst="rect">
+                      <a:avLst/>
+                    </a:prstGeom>
+                  </pic:spPr>
+                </pic:pic>
+              </a:graphicData>
+            </a:graphic>
+          </wp:inline>
+        </w:drawing>
+      </w:r>
+    </w:p>
+    <w:p>
+      <w:pPr>
+        <w:pStyle w:val="Descripcin"/>
+      </w:pPr>
+      <w:r>
+        <w:t xml:space="preserve">Ilustración </w:t>
+      </w:r>
+      <w:fldSimple w:instr=" SEQ Ilustración \* ARABIC ">
+        <w:r>
+          <w:rPr>
+            <w:noProof/>
+          </w:rPr>
+          <w:t>13</w:t>
+        </w:r>
+      </w:fldSimple>
+      <w:r>
+        <w:t xml:space="preserve"> </w:t>
+      </w:r>
+      <w:proofErr w:type="spellStart"/>
+      <w:r>
+        <w:t>Snapin</w:t>
+      </w:r>
+      <w:proofErr w:type="spellEnd"/>
+      <w:r>
+        <w:t xml:space="preserve"> </w:t>
+      </w:r>
+      <w:proofErr w:type="spellStart"/>
+      <w:r>
+        <w:t>Command</w:t>
+      </w:r>
+      <w:proofErr w:type="spellEnd"/>
+    </w:p>
+    <w:p>
+      <w:pPr>
+        <w:sectPr>
+          <w:pgSz w:w="12240" w:h="15840"/>
+          <w:pgMar w:top="1440" w:right="1440" w:bottom="1440" w:left="1440" w:header="708" w:footer="708" w:gutter="0"/>
+          <w:cols w:space="708"/>
+          <w:docGrid w:linePitch="360"/>
+        </w:sectPr>
+      </w:pPr>
+    </w:p>
+    <w:p>
+      <w:r>
+        <w:rPr>
+          <w:b/>
+          <w:bCs/>
+          <w:color w:val="EE0000"/>
+        </w:rPr>
+        <w:lastRenderedPageBreak/>
+        <w:t>ATENCIÓN</w:t>
+      </w:r>
+      <w:r>
+        <w:t xml:space="preserve">: Para cada ejecutable, busca sus argumentos en la documentación oficial del desarrollador o usando </w:t>
+      </w:r>
+      <w:r>
+        <w:t>(en Windows) desde el CMD:</w:t>
+      </w:r>
+    </w:p>
+    <w:p>
+      <w:pPr>
+        <w:rPr>
+          <w:b/>
+          <w:bCs/>
+        </w:rPr>
+      </w:pPr>
+      <w:r>
+        <w:rPr>
+          <w:b/>
+          <w:bCs/>
+        </w:rPr>
+        <w:t>archivo.exe /?</w:t>
+      </w:r>
+    </w:p>
+    <w:p>
+      <w:r>
+        <w:drawing>
+          <wp:inline distT="0" distB="0" distL="0" distR="0" wp14:anchorId="17CBA0DA" wp14:editId="6BB0836D">
+            <wp:extent cx="5943600" cy="3115945"/>
+            <wp:effectExtent l="0" t="0" r="0" b="8255"/>
+            <wp:docPr id="972194891" name="Imagen 1"/>
+            <wp:cNvGraphicFramePr>
+              <a:graphicFrameLocks xmlns:a="http://schemas.openxmlformats.org/drawingml/2006/main" noChangeAspect="1"/>
+            </wp:cNvGraphicFramePr>
+            <a:graphic xmlns:a="http://schemas.openxmlformats.org/drawingml/2006/main">
+              <a:graphicData uri="http://schemas.openxmlformats.org/drawingml/2006/picture">
+                <pic:pic xmlns:pic="http://schemas.openxmlformats.org/drawingml/2006/picture">
+                  <pic:nvPicPr>
+                    <pic:cNvPr id="972194891" name=""/>
+                    <pic:cNvPicPr/>
+                  </pic:nvPicPr>
+                  <pic:blipFill>
+                    <a:blip r:embed="rId22"/>
+                    <a:stretch>
+                      <a:fillRect/>
+                    </a:stretch>
+                  </pic:blipFill>
+                  <pic:spPr>
+                    <a:xfrm>
+                      <a:off x="0" y="0"/>
+                      <a:ext cx="5943600" cy="3115945"/>
+                    </a:xfrm>
+                    <a:prstGeom prst="rect">
+                      <a:avLst/>
+                    </a:prstGeom>
+                  </pic:spPr>
+                </pic:pic>
+              </a:graphicData>
+            </a:graphic>
+          </wp:inline>
+        </w:drawing>
+      </w:r>
+    </w:p>
+    <w:p>
+      <w:pPr>
+        <w:pStyle w:val="Ttulo4"/>
+      </w:pPr>
+      <w:r>
+        <w:t>Mediante Script de PowerShell:</w:t>
+      </w:r>
+    </w:p>
+    <w:p>
+      <w:r>
+        <w:t>Ya vimos en la sección “</w:t>
+      </w:r>
+      <w:hyperlink w:anchor="_Instalación_de_FOG" w:history="1">
+        <w:r>
+          <w:rPr>
+            <w:rStyle w:val="Hipervnculo"/>
+          </w:rPr>
+          <w:t xml:space="preserve">Instalación de FOG Client mediante </w:t>
+        </w:r>
+        <w:proofErr w:type="spellStart"/>
+        <w:r>
+          <w:rPr>
+            <w:rStyle w:val="Hipervnculo"/>
+          </w:rPr>
+          <w:t>Snapins</w:t>
+        </w:r>
+        <w:proofErr w:type="spellEnd"/>
+        <w:r>
+          <w:rPr>
+            <w:rStyle w:val="Hipervnculo"/>
+          </w:rPr>
+          <w:t xml:space="preserve"> durante la fase de despliegue</w:t>
+        </w:r>
+      </w:hyperlink>
+      <w:r>
+        <w:t>” como se hace. Vamos a mostrar algunos de los scripts que hemos usado y sobre todo su integración con Chocolatey.</w:t>
+      </w:r>
+    </w:p>
+    <w:p>
+      <w:pPr>
+        <w:pStyle w:val="Ttulo5"/>
+        <w:numPr>
+          <w:ilvl w:val="0"/>
+          <w:numId w:val="9"/>
+        </w:numPr>
+      </w:pPr>
+      <w:r>
+        <w:t xml:space="preserve">Instalar </w:t>
+      </w:r>
+      <w:proofErr w:type="spellStart"/>
+      <w:r>
+        <w:t>Chocolatey</w:t>
+      </w:r>
+      <w:proofErr w:type="spellEnd"/>
+      <w:r>
+        <w:rPr>
+          <w:rStyle w:val="Refdenotaalpie"/>
+        </w:rPr>
+        <w:footnoteReference w:id="19"/>
+      </w:r>
+    </w:p>
+    <w:p>
+      <w:hyperlink r:id="rId23" w:tooltip="install_choco.ps1" w:history="1">
+        <w:r>
+          <w:rPr>
+            <w:rStyle w:val="Hipervnculo"/>
+          </w:rPr>
+          <w:t>instal</w:t>
+        </w:r>
+        <w:r>
+          <w:rPr>
+            <w:rStyle w:val="Hipervnculo"/>
+          </w:rPr>
+          <w:t>l</w:t>
+        </w:r>
+        <w:r>
+          <w:rPr>
+            <w:rStyle w:val="Hipervnculo"/>
+          </w:rPr>
+          <w:t>_choco.ps1</w:t>
+        </w:r>
+      </w:hyperlink>
+    </w:p>
+    <w:p>
+      <w:pPr>
+        <w:pBdr>
+          <w:top w:val="single" w:sz="4" w:space="1" w:color="auto"/>
+          <w:left w:val="single" w:sz="4" w:space="4" w:color="auto"/>
+          <w:bottom w:val="single" w:sz="4" w:space="1" w:color="auto"/>
+          <w:right w:val="single" w:sz="4" w:space="4" w:color="auto"/>
+          <w:bar w:val="single" w:sz="4" w:color="auto"/>
+        </w:pBdr>
+        <w:shd w:val="clear" w:color="auto" w:fill="F2F2F2" w:themeFill="background1" w:themeFillShade="F2"/>
+      </w:pPr>
+      <w:r>
+        <w:t>Set-</w:t>
+      </w:r>
+      <w:proofErr w:type="spellStart"/>
+      <w:r>
+        <w:t>ExecutionPolicy</w:t>
+      </w:r>
+      <w:proofErr w:type="spellEnd"/>
+      <w:r>
+        <w:t xml:space="preserve"> </w:t>
+      </w:r>
+      <w:proofErr w:type="gramStart"/>
+      <w:r>
+        <w:t>Bypass</w:t>
+      </w:r>
+      <w:proofErr w:type="gramEnd"/>
+      <w:r>
+        <w:t xml:space="preserve"> -Scope Process -Force</w:t>
+      </w:r>
+    </w:p>
+    <w:p>
+      <w:pPr>
+        <w:pBdr>
+          <w:top w:val="single" w:sz="4" w:space="1" w:color="auto"/>
+          <w:left w:val="single" w:sz="4" w:space="4" w:color="auto"/>
+          <w:bottom w:val="single" w:sz="4" w:space="1" w:color="auto"/>
+          <w:right w:val="single" w:sz="4" w:space="4" w:color="auto"/>
+          <w:bar w:val="single" w:sz="4" w:color="auto"/>
+        </w:pBdr>
+        <w:shd w:val="clear" w:color="auto" w:fill="F2F2F2" w:themeFill="background1" w:themeFillShade="F2"/>
+      </w:pPr>
+      <w:r>
+        <w:t>[</w:t>
+      </w:r>
+      <w:proofErr w:type="spellStart"/>
+      <w:r>
+        <w:t>System.Net.ServicePointManager</w:t>
+      </w:r>
+      <w:proofErr w:type="spellEnd"/>
+      <w:proofErr w:type="gramStart"/>
+      <w:r>
+        <w:t>]::</w:t>
+      </w:r>
+      <w:proofErr w:type="spellStart"/>
+      <w:proofErr w:type="gramEnd"/>
+      <w:r>
+        <w:t>SecurityProtocol</w:t>
+      </w:r>
+      <w:proofErr w:type="spellEnd"/>
+      <w:r>
+        <w:t xml:space="preserve"> = [</w:t>
+      </w:r>
+      <w:proofErr w:type="spellStart"/>
+      <w:r>
+        <w:t>System.Net.ServicePointManager</w:t>
+      </w:r>
+      <w:proofErr w:type="spellEnd"/>
+      <w:proofErr w:type="gramStart"/>
+      <w:r>
+        <w:t>]::</w:t>
+      </w:r>
+      <w:proofErr w:type="spellStart"/>
+      <w:proofErr w:type="gramEnd"/>
+      <w:r>
+        <w:t>SecurityProtocol</w:t>
+      </w:r>
+      <w:proofErr w:type="spellEnd"/>
+      <w:r>
+        <w:t xml:space="preserve"> -</w:t>
+      </w:r>
+      <w:proofErr w:type="spellStart"/>
+      <w:r>
+        <w:t>bor</w:t>
+      </w:r>
+      <w:proofErr w:type="spellEnd"/>
+      <w:r>
+        <w:t xml:space="preserve"> 3072</w:t>
+      </w:r>
+    </w:p>
+    <w:p>
+      <w:pPr>
+        <w:pBdr>
+          <w:top w:val="single" w:sz="4" w:space="1" w:color="auto"/>
+          <w:left w:val="single" w:sz="4" w:space="4" w:color="auto"/>
+          <w:bottom w:val="single" w:sz="4" w:space="1" w:color="auto"/>
+          <w:right w:val="single" w:sz="4" w:space="4" w:color="auto"/>
+          <w:bar w:val="single" w:sz="4" w:color="auto"/>
+        </w:pBdr>
+        <w:shd w:val="clear" w:color="auto" w:fill="F2F2F2" w:themeFill="background1" w:themeFillShade="F2"/>
+      </w:pPr>
+      <w:proofErr w:type="spellStart"/>
+      <w:r>
+        <w:t>iex</w:t>
+      </w:r>
+      <w:proofErr w:type="spellEnd"/>
+      <w:r>
+        <w:t xml:space="preserve"> ((New-</w:t>
+      </w:r>
+      <w:proofErr w:type="spellStart"/>
+      <w:r>
+        <w:t>Object</w:t>
+      </w:r>
+      <w:proofErr w:type="spellEnd"/>
+      <w:r>
+        <w:t xml:space="preserve"> System.Net.WebClient</w:t>
+      </w:r>
+      <w:proofErr w:type="gramStart"/>
+      <w:r>
+        <w:t>).DownloadString</w:t>
+      </w:r>
+      <w:proofErr w:type="gramEnd"/>
+      <w:r>
+        <w:t>('https://community.chocolatey.org/install.ps1'))</w:t>
+      </w:r>
+    </w:p>
+    <w:p>
+      <w:pPr>
+        <w:sectPr>
+          <w:pgSz w:w="12240" w:h="15840"/>
+          <w:pgMar w:top="1440" w:right="1440" w:bottom="1440" w:left="1440" w:header="708" w:footer="708" w:gutter="0"/>
+          <w:cols w:space="708"/>
+          <w:docGrid w:linePitch="360"/>
+        </w:sectPr>
+      </w:pPr>
+    </w:p>
+    <w:p>
+      <w:r>
+        <w:lastRenderedPageBreak/>
+        <w:t>Una vez que tenemos instalado Chocolatey, podremos usarlo para instalar otros programas:</w:t>
+      </w:r>
+    </w:p>
+    <w:p>
+      <w:pPr>
+        <w:pStyle w:val="Ttulo5"/>
+        <w:numPr>
+          <w:ilvl w:val="0"/>
+          <w:numId w:val="9"/>
+        </w:numPr>
+      </w:pPr>
+      <w:r>
+        <w:rPr>
+          <w:rStyle w:val="Ttulo4Car"/>
+        </w:rPr>
+        <w:t>Notepad</w:t>
+      </w:r>
+      <w:r>
+        <w:t>++</w:t>
+      </w:r>
+    </w:p>
+    <w:p>
+      <w:r>
+        <w:t>Además de instalar Notepad++ hemos aprovechado para indicar en el script para que se cree el acceso directo, algo que no podíamos hacer con el método que vimos anteriormente.</w:t>
+      </w:r>
+    </w:p>
+    <w:p>
+      <w:hyperlink r:id="rId24" w:tooltip="install_npp.ps1" w:history="1">
+        <w:r>
+          <w:rPr>
+            <w:rStyle w:val="Hipervnculo"/>
+          </w:rPr>
+          <w:t>install_npp.ps1</w:t>
+        </w:r>
+      </w:hyperlink>
+    </w:p>
+    <w:p>
+      <w:pPr>
+        <w:pBdr>
+          <w:top w:val="single" w:sz="4" w:space="1" w:color="auto"/>
+          <w:left w:val="single" w:sz="4" w:space="4" w:color="auto"/>
+          <w:bottom w:val="single" w:sz="4" w:space="1" w:color="auto"/>
+          <w:right w:val="single" w:sz="4" w:space="4" w:color="auto"/>
+        </w:pBdr>
+        <w:shd w:val="clear" w:color="auto" w:fill="F2F2F2" w:themeFill="background1" w:themeFillShade="F2"/>
+        <w:spacing w:after="0" w:line="240" w:lineRule="auto"/>
+      </w:pPr>
+      <w:r>
+        <w:t xml:space="preserve"># 1. Instalar Notepad++ usando </w:t>
+      </w:r>
+      <w:proofErr w:type="spellStart"/>
+      <w:r>
+        <w:t>Chocolatey</w:t>
+      </w:r>
+      <w:proofErr w:type="spellEnd"/>
+      <w:r>
+        <w:t xml:space="preserve"> de forma silenciosa</w:t>
+      </w:r>
+    </w:p>
+    <w:p>
+      <w:pPr>
+        <w:pBdr>
+          <w:top w:val="single" w:sz="4" w:space="1" w:color="auto"/>
+          <w:left w:val="single" w:sz="4" w:space="4" w:color="auto"/>
+          <w:bottom w:val="single" w:sz="4" w:space="1" w:color="auto"/>
+          <w:right w:val="single" w:sz="4" w:space="4" w:color="auto"/>
+        </w:pBdr>
+        <w:shd w:val="clear" w:color="auto" w:fill="F2F2F2" w:themeFill="background1" w:themeFillShade="F2"/>
+        <w:spacing w:after="0" w:line="240" w:lineRule="auto"/>
+      </w:pPr>
+      <w:r>
+        <w:t xml:space="preserve">choco </w:t>
+      </w:r>
+      <w:proofErr w:type="spellStart"/>
+      <w:r>
+        <w:t>install</w:t>
+      </w:r>
+      <w:proofErr w:type="spellEnd"/>
+      <w:r>
+        <w:t xml:space="preserve"> </w:t>
+      </w:r>
+      <w:proofErr w:type="spellStart"/>
+      <w:r>
+        <w:t>notepadplusplus</w:t>
+      </w:r>
+      <w:proofErr w:type="spellEnd"/>
+      <w:r>
+        <w:t xml:space="preserve"> -y</w:t>
+      </w:r>
+    </w:p>
+    <w:p>
+      <w:pPr>
+        <w:pBdr>
+          <w:top w:val="single" w:sz="4" w:space="1" w:color="auto"/>
+          <w:left w:val="single" w:sz="4" w:space="4" w:color="auto"/>
+          <w:bottom w:val="single" w:sz="4" w:space="1" w:color="auto"/>
+          <w:right w:val="single" w:sz="4" w:space="4" w:color="auto"/>
+        </w:pBdr>
+        <w:shd w:val="clear" w:color="auto" w:fill="F2F2F2" w:themeFill="background1" w:themeFillShade="F2"/>
+        <w:spacing w:after="0" w:line="240" w:lineRule="auto"/>
+      </w:pPr>
+    </w:p>
+    <w:p>
+      <w:pPr>
+        <w:pBdr>
+          <w:top w:val="single" w:sz="4" w:space="1" w:color="auto"/>
+          <w:left w:val="single" w:sz="4" w:space="4" w:color="auto"/>
+          <w:bottom w:val="single" w:sz="4" w:space="1" w:color="auto"/>
+          <w:right w:val="single" w:sz="4" w:space="4" w:color="auto"/>
+        </w:pBdr>
+        <w:shd w:val="clear" w:color="auto" w:fill="F2F2F2" w:themeFill="background1" w:themeFillShade="F2"/>
+        <w:spacing w:after="0" w:line="240" w:lineRule="auto"/>
+      </w:pPr>
+      <w:r>
+        <w:t># 2. Refrescar variables por si acaso</w:t>
+      </w:r>
+    </w:p>
+    <w:p>
+      <w:pPr>
+        <w:pBdr>
+          <w:top w:val="single" w:sz="4" w:space="1" w:color="auto"/>
+          <w:left w:val="single" w:sz="4" w:space="4" w:color="auto"/>
+          <w:bottom w:val="single" w:sz="4" w:space="1" w:color="auto"/>
+          <w:right w:val="single" w:sz="4" w:space="4" w:color="auto"/>
+        </w:pBdr>
+        <w:shd w:val="clear" w:color="auto" w:fill="F2F2F2" w:themeFill="background1" w:themeFillShade="F2"/>
+        <w:spacing w:after="0" w:line="240" w:lineRule="auto"/>
+      </w:pPr>
+      <w:r>
+        <w:t>$</w:t>
+      </w:r>
+      <w:proofErr w:type="spellStart"/>
+      <w:proofErr w:type="gramStart"/>
+      <w:r>
+        <w:t>env:Path</w:t>
+      </w:r>
+      <w:proofErr w:type="spellEnd"/>
+      <w:proofErr w:type="gramEnd"/>
+      <w:r>
+        <w:t xml:space="preserve"> += </w:t>
+      </w:r>
+      <w:proofErr w:type="gramStart"/>
+      <w:r>
+        <w:t>";$</w:t>
+      </w:r>
+      <w:proofErr w:type="spellStart"/>
+      <w:r>
+        <w:t>env:ALLUSERSPROFILE</w:t>
+      </w:r>
+      <w:proofErr w:type="spellEnd"/>
+      <w:proofErr w:type="gramEnd"/>
+      <w:r>
+        <w:t>\</w:t>
+      </w:r>
+      <w:proofErr w:type="spellStart"/>
+      <w:r>
+        <w:t>chocolatey</w:t>
+      </w:r>
+      <w:proofErr w:type="spellEnd"/>
+      <w:r>
+        <w:t>\</w:t>
+      </w:r>
+      <w:proofErr w:type="spellStart"/>
+      <w:r>
+        <w:t>bin</w:t>
+      </w:r>
+      <w:proofErr w:type="spellEnd"/>
+      <w:r>
+        <w:t>"</w:t>
+      </w:r>
+    </w:p>
+    <w:p>
+      <w:pPr>
+        <w:pBdr>
+          <w:top w:val="single" w:sz="4" w:space="1" w:color="auto"/>
+          <w:left w:val="single" w:sz="4" w:space="4" w:color="auto"/>
+          <w:bottom w:val="single" w:sz="4" w:space="1" w:color="auto"/>
+          <w:right w:val="single" w:sz="4" w:space="4" w:color="auto"/>
+        </w:pBdr>
+        <w:shd w:val="clear" w:color="auto" w:fill="F2F2F2" w:themeFill="background1" w:themeFillShade="F2"/>
+        <w:spacing w:after="0" w:line="240" w:lineRule="auto"/>
+      </w:pPr>
+    </w:p>
+    <w:p>
+      <w:pPr>
+        <w:pBdr>
+          <w:top w:val="single" w:sz="4" w:space="1" w:color="auto"/>
+          <w:left w:val="single" w:sz="4" w:space="4" w:color="auto"/>
+          <w:bottom w:val="single" w:sz="4" w:space="1" w:color="auto"/>
+          <w:right w:val="single" w:sz="4" w:space="4" w:color="auto"/>
+        </w:pBdr>
+        <w:shd w:val="clear" w:color="auto" w:fill="F2F2F2" w:themeFill="background1" w:themeFillShade="F2"/>
+        <w:spacing w:after="0" w:line="240" w:lineRule="auto"/>
+      </w:pPr>
+      <w:r>
+        <w:t># 3. Crear acceso directo en el escritorio público (para todos los usuarios)</w:t>
+      </w:r>
+    </w:p>
+    <w:p>
+      <w:pPr>
+        <w:pBdr>
+          <w:top w:val="single" w:sz="4" w:space="1" w:color="auto"/>
+          <w:left w:val="single" w:sz="4" w:space="4" w:color="auto"/>
+          <w:bottom w:val="single" w:sz="4" w:space="1" w:color="auto"/>
+          <w:right w:val="single" w:sz="4" w:space="4" w:color="auto"/>
+        </w:pBdr>
+        <w:shd w:val="clear" w:color="auto" w:fill="F2F2F2" w:themeFill="background1" w:themeFillShade="F2"/>
+        <w:spacing w:after="0" w:line="240" w:lineRule="auto"/>
+      </w:pPr>
+      <w:r>
+        <w:t>$Shell = New-</w:t>
+      </w:r>
+      <w:proofErr w:type="spellStart"/>
+      <w:r>
+        <w:t>Object</w:t>
+      </w:r>
+      <w:proofErr w:type="spellEnd"/>
+      <w:r>
+        <w:t xml:space="preserve"> -</w:t>
+      </w:r>
+      <w:proofErr w:type="spellStart"/>
+      <w:r>
+        <w:t>ComObject</w:t>
+      </w:r>
+      <w:proofErr w:type="spellEnd"/>
+      <w:r>
+        <w:t xml:space="preserve"> </w:t>
+      </w:r>
+      <w:proofErr w:type="spellStart"/>
+      <w:r>
+        <w:t>WScript.Shell</w:t>
+      </w:r>
+      <w:proofErr w:type="spellEnd"/>
+    </w:p>
+    <w:p>
+      <w:pPr>
+        <w:pBdr>
+          <w:top w:val="single" w:sz="4" w:space="1" w:color="auto"/>
+          <w:left w:val="single" w:sz="4" w:space="4" w:color="auto"/>
+          <w:bottom w:val="single" w:sz="4" w:space="1" w:color="auto"/>
+          <w:right w:val="single" w:sz="4" w:space="4" w:color="auto"/>
+        </w:pBdr>
+        <w:shd w:val="clear" w:color="auto" w:fill="F2F2F2" w:themeFill="background1" w:themeFillShade="F2"/>
+        <w:spacing w:after="0" w:line="240" w:lineRule="auto"/>
+      </w:pPr>
+      <w:r>
+        <w:t>$</w:t>
+      </w:r>
+      <w:proofErr w:type="spellStart"/>
+      <w:r>
+        <w:t>DesktopPath</w:t>
+      </w:r>
+      <w:proofErr w:type="spellEnd"/>
+      <w:r>
+        <w:t xml:space="preserve"> = [</w:t>
+      </w:r>
+      <w:proofErr w:type="spellStart"/>
+      <w:r>
+        <w:t>System.IO.Path</w:t>
+      </w:r>
+      <w:proofErr w:type="spellEnd"/>
+      <w:proofErr w:type="gramStart"/>
+      <w:r>
+        <w:t>]::Combine(</w:t>
+      </w:r>
+      <w:proofErr w:type="gramEnd"/>
+      <w:r>
+        <w:t>$</w:t>
+      </w:r>
+      <w:proofErr w:type="spellStart"/>
+      <w:proofErr w:type="gramStart"/>
+      <w:r>
+        <w:t>env:Public</w:t>
+      </w:r>
+      <w:proofErr w:type="spellEnd"/>
+      <w:proofErr w:type="gramEnd"/>
+      <w:r>
+        <w:t>, "Desktop")</w:t>
+      </w:r>
+    </w:p>
+    <w:p>
+      <w:pPr>
+        <w:pBdr>
+          <w:top w:val="single" w:sz="4" w:space="1" w:color="auto"/>
+          <w:left w:val="single" w:sz="4" w:space="4" w:color="auto"/>
+          <w:bottom w:val="single" w:sz="4" w:space="1" w:color="auto"/>
+          <w:right w:val="single" w:sz="4" w:space="4" w:color="auto"/>
+        </w:pBdr>
+        <w:shd w:val="clear" w:color="auto" w:fill="F2F2F2" w:themeFill="background1" w:themeFillShade="F2"/>
+        <w:spacing w:after="0" w:line="240" w:lineRule="auto"/>
+      </w:pPr>
+      <w:r>
+        <w:t>$</w:t>
+      </w:r>
+      <w:proofErr w:type="spellStart"/>
+      <w:r>
+        <w:t>Shortcut</w:t>
+      </w:r>
+      <w:proofErr w:type="spellEnd"/>
+      <w:r>
+        <w:t xml:space="preserve"> = $</w:t>
+      </w:r>
+      <w:proofErr w:type="spellStart"/>
+      <w:r>
+        <w:t>Shell.CreateShortcut</w:t>
+      </w:r>
+      <w:proofErr w:type="spellEnd"/>
+      <w:r>
+        <w:t>("$</w:t>
+      </w:r>
+      <w:proofErr w:type="spellStart"/>
+      <w:r>
+        <w:t>DesktopPath</w:t>
+      </w:r>
+      <w:proofErr w:type="spellEnd"/>
+      <w:r>
+        <w:t>\Notepad++.</w:t>
+      </w:r>
+      <w:proofErr w:type="spellStart"/>
+      <w:r>
+        <w:t>lnk</w:t>
+      </w:r>
+      <w:proofErr w:type="spellEnd"/>
+      <w:r>
+        <w:t>")</w:t>
+      </w:r>
+    </w:p>
+    <w:p>
+      <w:pPr>
+        <w:pBdr>
+          <w:top w:val="single" w:sz="4" w:space="1" w:color="auto"/>
+          <w:left w:val="single" w:sz="4" w:space="4" w:color="auto"/>
+          <w:bottom w:val="single" w:sz="4" w:space="1" w:color="auto"/>
+          <w:right w:val="single" w:sz="4" w:space="4" w:color="auto"/>
+        </w:pBdr>
+        <w:shd w:val="clear" w:color="auto" w:fill="F2F2F2" w:themeFill="background1" w:themeFillShade="F2"/>
+        <w:spacing w:after="0" w:line="240" w:lineRule="auto"/>
+      </w:pPr>
+      <w:r>
+        <w:t>$</w:t>
+      </w:r>
+      <w:proofErr w:type="spellStart"/>
+      <w:r>
+        <w:t>Shortcut.TargetPath</w:t>
+      </w:r>
+      <w:proofErr w:type="spellEnd"/>
+      <w:r>
+        <w:t xml:space="preserve"> = "C:\Program Files\Notepad++\</w:t>
+      </w:r>
+      <w:proofErr w:type="spellStart"/>
+      <w:r>
+        <w:t>notepad</w:t>
+      </w:r>
+      <w:proofErr w:type="spellEnd"/>
+      <w:r>
+        <w:t>++.exe"</w:t>
+      </w:r>
+    </w:p>
+    <w:p>
+      <w:pPr>
+        <w:pBdr>
+          <w:top w:val="single" w:sz="4" w:space="1" w:color="auto"/>
+          <w:left w:val="single" w:sz="4" w:space="4" w:color="auto"/>
+          <w:bottom w:val="single" w:sz="4" w:space="1" w:color="auto"/>
+          <w:right w:val="single" w:sz="4" w:space="4" w:color="auto"/>
+        </w:pBdr>
+        <w:shd w:val="clear" w:color="auto" w:fill="F2F2F2" w:themeFill="background1" w:themeFillShade="F2"/>
+        <w:spacing w:after="0" w:line="240" w:lineRule="auto"/>
+      </w:pPr>
+      <w:r>
+        <w:t>$</w:t>
+      </w:r>
+      <w:proofErr w:type="spellStart"/>
+      <w:r>
+        <w:t>Shortcut.Save</w:t>
+      </w:r>
+      <w:proofErr w:type="spellEnd"/>
+      <w:r>
+        <w:t>()</w:t>
+      </w:r>
+    </w:p>
+    <w:p/>
+    <w:p>
+      <w:r>
+        <w:t>Para la creación del acceso directo:</w:t>
+      </w:r>
+    </w:p>
+    <w:p>
+      <w:hyperlink r:id="rId25" w:history="1">
+        <w:r>
+          <w:rPr>
+            <w:rStyle w:val="Hipervnculo"/>
+          </w:rPr>
+          <w:t>https://stackoverflow.com/questions/36458951/how-to-edit-shortcut-properties-where-shortcut-name-has-registered-text</w:t>
+        </w:r>
+      </w:hyperlink>
+    </w:p>
+    <w:p>
+      <w:pPr>
+        <w:pStyle w:val="Ttulo4"/>
+      </w:pPr>
+      <w:r>
+        <w:t xml:space="preserve">¿Cómo ejecutar un </w:t>
+      </w:r>
+      <w:proofErr w:type="spellStart"/>
+      <w:r>
+        <w:t>Snapin</w:t>
+      </w:r>
+      <w:proofErr w:type="spellEnd"/>
+      <w:r>
+        <w:t>?</w:t>
+      </w:r>
+    </w:p>
+    <w:p>
+      <w:r>
+        <w:t>Una vez que hemos creado</w:t>
+      </w:r>
+      <w:r>
+        <w:t xml:space="preserve"> un </w:t>
+      </w:r>
+      <w:proofErr w:type="spellStart"/>
+      <w:r>
+        <w:t>Snapin</w:t>
+      </w:r>
+      <w:proofErr w:type="spellEnd"/>
+      <w:r>
+        <w:t>, podemos asociarlo a un host tal como vimos en “</w:t>
+      </w:r>
+      <w:hyperlink w:anchor="_Instalación_de_FOG" w:history="1">
+        <w:r>
+          <w:rPr>
+            <w:rStyle w:val="Hipervnculo"/>
+          </w:rPr>
+          <w:t xml:space="preserve">Instalación de FOG Client mediante </w:t>
+        </w:r>
+        <w:proofErr w:type="spellStart"/>
+        <w:r>
+          <w:rPr>
+            <w:rStyle w:val="Hipervnculo"/>
+          </w:rPr>
+          <w:t>Snapins</w:t>
+        </w:r>
+        <w:proofErr w:type="spellEnd"/>
+        <w:r>
+          <w:rPr>
+            <w:rStyle w:val="Hipervnculo"/>
+          </w:rPr>
+          <w:t xml:space="preserve"> durante la fase de despliegue</w:t>
+        </w:r>
+      </w:hyperlink>
+      <w:r>
+        <w:t>” para que se ejecute cada vez que se realiza el despliegue de un sistema en ese equipo. Otra manera es mediante la creación de una tarea. Para ello seguimos los siguientes pasos:</w:t>
+      </w:r>
+    </w:p>
+    <w:p>
+      <w:pPr>
+        <w:pStyle w:val="Prrafodelista"/>
+        <w:numPr>
+          <w:ilvl w:val="1"/>
+          <w:numId w:val="13"/>
+        </w:numPr>
+      </w:pPr>
+      <w:r>
+        <w:t xml:space="preserve">Seleccionamos al host y nos vamos a “Basic </w:t>
+      </w:r>
+      <w:proofErr w:type="spellStart"/>
+      <w:r>
+        <w:t>Tasks</w:t>
+      </w:r>
+      <w:proofErr w:type="spellEnd"/>
+      <w:r>
+        <w:t xml:space="preserve">” </w:t>
+      </w:r>
+      <w:r>
+        <w:sym w:font="Wingdings" w:char="F0E0"/>
+      </w:r>
+      <w:r>
+        <w:t xml:space="preserve"> </w:t>
+      </w:r>
+      <w:proofErr w:type="spellStart"/>
+      <w:r>
+        <w:t>Advanced</w:t>
+      </w:r>
+      <w:proofErr w:type="spellEnd"/>
+      <w:r>
+        <w:t xml:space="preserve"> </w:t>
+      </w:r>
+      <w:r>
+        <w:sym w:font="Wingdings" w:char="F0E0"/>
+      </w:r>
+      <w:r>
+        <w:t xml:space="preserve"> </w:t>
+      </w:r>
+      <w:proofErr w:type="gramStart"/>
+      <w:r>
+        <w:t>Single</w:t>
+      </w:r>
+      <w:proofErr w:type="gramEnd"/>
+      <w:r>
+        <w:t xml:space="preserve"> </w:t>
+      </w:r>
+      <w:proofErr w:type="spellStart"/>
+      <w:r>
+        <w:t>Snapin</w:t>
+      </w:r>
+      <w:proofErr w:type="spellEnd"/>
+      <w:r>
+        <w:t xml:space="preserve"> (podemos usar </w:t>
+      </w:r>
+      <w:proofErr w:type="spellStart"/>
+      <w:r>
+        <w:t>All</w:t>
+      </w:r>
+      <w:proofErr w:type="spellEnd"/>
+      <w:r>
+        <w:t xml:space="preserve"> </w:t>
+      </w:r>
+      <w:proofErr w:type="spellStart"/>
+      <w:r>
+        <w:t>Snapins</w:t>
+      </w:r>
+      <w:proofErr w:type="spellEnd"/>
+      <w:r>
+        <w:t>). En ambos casos es necesario tener al host vinculado con FOG Client.</w:t>
+      </w:r>
+    </w:p>
+    <w:p>
+      <w:pPr>
+        <w:sectPr>
+          <w:pgSz w:w="12240" w:h="15840"/>
+          <w:pgMar w:top="1440" w:right="1440" w:bottom="1440" w:left="1440" w:header="708" w:footer="708" w:gutter="0"/>
+          <w:cols w:space="708"/>
+          <w:docGrid w:linePitch="360"/>
+        </w:sectPr>
+      </w:pPr>
+    </w:p>
+    <w:p>
+      <w:pPr>
+        <w:pStyle w:val="Prrafodelista"/>
+        <w:numPr>
+          <w:ilvl w:val="1"/>
+          <w:numId w:val="13"/>
+        </w:numPr>
+      </w:pPr>
+      <w:r>
+        <w:lastRenderedPageBreak/>
+        <w:t xml:space="preserve">Seleccionamos el </w:t>
+      </w:r>
+      <w:proofErr w:type="spellStart"/>
+      <w:r>
+        <w:t>Snapin</w:t>
+      </w:r>
+      <w:proofErr w:type="spellEnd"/>
+      <w:r>
+        <w:t xml:space="preserve"> y cuando queremos realizar la tarea.</w:t>
+      </w:r>
+      <w:r>
+        <w:t xml:space="preserve"> Y ejecutamos.</w:t>
+      </w:r>
+    </w:p>
+    <w:p>
+      <w:pPr>
+        <w:keepNext/>
+      </w:pPr>
+      <w:r>
+        <w:drawing>
+          <wp:inline distT="0" distB="0" distL="0" distR="0" wp14:anchorId="32799F34" wp14:editId="3CC2AC73">
+            <wp:extent cx="5943600" cy="1790065"/>
+            <wp:effectExtent l="0" t="0" r="0" b="635"/>
+            <wp:docPr id="492325334" name="Imagen 1"/>
+            <wp:cNvGraphicFramePr>
+              <a:graphicFrameLocks xmlns:a="http://schemas.openxmlformats.org/drawingml/2006/main" noChangeAspect="1"/>
+            </wp:cNvGraphicFramePr>
+            <a:graphic xmlns:a="http://schemas.openxmlformats.org/drawingml/2006/main">
+              <a:graphicData uri="http://schemas.openxmlformats.org/drawingml/2006/picture">
+                <pic:pic xmlns:pic="http://schemas.openxmlformats.org/drawingml/2006/picture">
+                  <pic:nvPicPr>
+                    <pic:cNvPr id="492325334" name=""/>
+                    <pic:cNvPicPr/>
+                  </pic:nvPicPr>
+                  <pic:blipFill>
+                    <a:blip r:embed="rId26"/>
+                    <a:stretch>
+                      <a:fillRect/>
+                    </a:stretch>
+                  </pic:blipFill>
+                  <pic:spPr>
+                    <a:xfrm>
+                      <a:off x="0" y="0"/>
+                      <a:ext cx="5943600" cy="1790065"/>
+                    </a:xfrm>
+                    <a:prstGeom prst="rect">
+                      <a:avLst/>
+                    </a:prstGeom>
+                  </pic:spPr>
+                </pic:pic>
+              </a:graphicData>
+            </a:graphic>
+          </wp:inline>
+        </w:drawing>
+      </w:r>
+    </w:p>
+    <w:p>
+      <w:pPr>
+        <w:pStyle w:val="Descripcin"/>
+      </w:pPr>
+      <w:r>
+        <w:t xml:space="preserve">Ilustración </w:t>
+      </w:r>
+      <w:fldSimple w:instr=" SEQ Ilustración \* ARABIC ">
+        <w:r>
+          <w:rPr>
+            <w:noProof/>
+          </w:rPr>
+          <w:t>14</w:t>
+        </w:r>
+      </w:fldSimple>
+      <w:r>
+        <w:t xml:space="preserve"> </w:t>
+      </w:r>
+      <w:proofErr w:type="spellStart"/>
+      <w:r>
+        <w:t>Snapin</w:t>
+      </w:r>
+      <w:proofErr w:type="spellEnd"/>
+      <w:r>
+        <w:t xml:space="preserve"> Configurar Tarea</w:t>
+      </w:r>
+    </w:p>
+    <w:p>
+      <w:r>
+        <w:t>Durante la instalación, en el cliente nos saldrán las siguientes notificaciones:</w:t>
+      </w:r>
+    </w:p>
+    <w:p>
+      <w:pPr>
+        <w:keepNext/>
+      </w:pPr>
+      <w:r>
+        <w:drawing>
+          <wp:inline distT="0" distB="0" distL="0" distR="0" wp14:anchorId="4E23AA9B" wp14:editId="2440ED8E">
+            <wp:extent cx="3290282" cy="990600"/>
+            <wp:effectExtent l="0" t="0" r="5715" b="0"/>
+            <wp:docPr id="1239768538" name="Imagen 1"/>
+            <wp:cNvGraphicFramePr>
+              <a:graphicFrameLocks xmlns:a="http://schemas.openxmlformats.org/drawingml/2006/main" noChangeAspect="1"/>
+            </wp:cNvGraphicFramePr>
+            <a:graphic xmlns:a="http://schemas.openxmlformats.org/drawingml/2006/main">
+              <a:graphicData uri="http://schemas.openxmlformats.org/drawingml/2006/picture">
+                <pic:pic xmlns:pic="http://schemas.openxmlformats.org/drawingml/2006/picture">
+                  <pic:nvPicPr>
+                    <pic:cNvPr id="1239768538" name=""/>
+                    <pic:cNvPicPr/>
+                  </pic:nvPicPr>
+                  <pic:blipFill>
+                    <a:blip r:embed="rId27"/>
+                    <a:stretch>
+                      <a:fillRect/>
+                    </a:stretch>
+                  </pic:blipFill>
+                  <pic:spPr>
+                    <a:xfrm>
+                      <a:off x="0" y="0"/>
+                      <a:ext cx="3298122" cy="992960"/>
+                    </a:xfrm>
+                    <a:prstGeom prst="rect">
+                      <a:avLst/>
+                    </a:prstGeom>
+                  </pic:spPr>
+                </pic:pic>
+              </a:graphicData>
+            </a:graphic>
+          </wp:inline>
+        </w:drawing>
+      </w:r>
+    </w:p>
+    <w:p>
+      <w:pPr>
+        <w:pStyle w:val="Descripcin"/>
+      </w:pPr>
+      <w:r>
+        <w:t xml:space="preserve">Ilustración </w:t>
+      </w:r>
+      <w:fldSimple w:instr=" SEQ Ilustración \* ARABIC ">
+        <w:r>
+          <w:rPr>
+            <w:noProof/>
+          </w:rPr>
+          <w:t>15</w:t>
+        </w:r>
+      </w:fldSimple>
+      <w:r>
+        <w:t xml:space="preserve"> </w:t>
+      </w:r>
+      <w:proofErr w:type="spellStart"/>
+      <w:r>
+        <w:t>Snapin</w:t>
+      </w:r>
+      <w:proofErr w:type="spellEnd"/>
+      <w:r>
+        <w:t xml:space="preserve"> instalándose</w:t>
+      </w:r>
+    </w:p>
+    <w:p>
+      <w:pPr>
+        <w:keepNext/>
+      </w:pPr>
+      <w:r>
+        <w:drawing>
+          <wp:inline distT="0" distB="0" distL="0" distR="0" wp14:anchorId="65F902A7" wp14:editId="46E0A10B">
+            <wp:extent cx="3288520" cy="981075"/>
+            <wp:effectExtent l="0" t="0" r="7620" b="0"/>
+            <wp:docPr id="1541624602" name="Imagen 1"/>
+            <wp:cNvGraphicFramePr>
+              <a:graphicFrameLocks xmlns:a="http://schemas.openxmlformats.org/drawingml/2006/main" noChangeAspect="1"/>
+            </wp:cNvGraphicFramePr>
+            <a:graphic xmlns:a="http://schemas.openxmlformats.org/drawingml/2006/main">
+              <a:graphicData uri="http://schemas.openxmlformats.org/drawingml/2006/picture">
+                <pic:pic xmlns:pic="http://schemas.openxmlformats.org/drawingml/2006/picture">
+                  <pic:nvPicPr>
+                    <pic:cNvPr id="1541624602" name=""/>
+                    <pic:cNvPicPr/>
+                  </pic:nvPicPr>
+                  <pic:blipFill>
+                    <a:blip r:embed="rId28"/>
+                    <a:stretch>
+                      <a:fillRect/>
+                    </a:stretch>
+                  </pic:blipFill>
+                  <pic:spPr>
+                    <a:xfrm>
+                      <a:off x="0" y="0"/>
+                      <a:ext cx="3301840" cy="985049"/>
+                    </a:xfrm>
+                    <a:prstGeom prst="rect">
+                      <a:avLst/>
+                    </a:prstGeom>
+                  </pic:spPr>
+                </pic:pic>
+              </a:graphicData>
+            </a:graphic>
+          </wp:inline>
+        </w:drawing>
+      </w:r>
+    </w:p>
+    <w:p>
+      <w:pPr>
+        <w:pStyle w:val="Descripcin"/>
+      </w:pPr>
+      <w:r>
+        <w:t xml:space="preserve">Ilustración </w:t>
+      </w:r>
+      <w:fldSimple w:instr=" SEQ Ilustración \* ARABIC ">
+        <w:r>
+          <w:rPr>
+            <w:noProof/>
+          </w:rPr>
+          <w:t>16</w:t>
+        </w:r>
+      </w:fldSimple>
+      <w:r>
+        <w:t xml:space="preserve"> </w:t>
+      </w:r>
+      <w:proofErr w:type="spellStart"/>
+      <w:r>
+        <w:t>Snapin</w:t>
+      </w:r>
+      <w:proofErr w:type="spellEnd"/>
+      <w:r>
+        <w:t xml:space="preserve"> instalado</w:t>
+      </w:r>
+    </w:p>
+    <w:p>
+      <w:r>
+        <w:t>Podemos ver el proceso en el vídeo “</w:t>
+      </w:r>
+      <w:proofErr w:type="spellStart"/>
+      <w:r>
+        <w:t>Snapins</w:t>
+      </w:r>
+      <w:proofErr w:type="spellEnd"/>
+      <w:r>
+        <w:t>”.</w:t>
       </w:r>
     </w:p>
     <w:sectPr>
@@ -9052,6 +11066,87 @@
             <w:rStyle w:val="Hipervnculo"/>
           </w:rPr>
           <w:t>https://forums.fogproject.org/topic/16303/reset-encryption-data/6</w:t>
+        </w:r>
+      </w:hyperlink>
+      <w:r>
+        <w:t xml:space="preserve"> </w:t>
+      </w:r>
+    </w:p>
+  </w:footnote>
+  <w:footnote w:id="17">
+    <w:p>
+      <w:pPr>
+        <w:pStyle w:val="Textonotapie"/>
+      </w:pPr>
+      <w:r>
+        <w:rPr>
+          <w:rStyle w:val="Refdenotaalpie"/>
+        </w:rPr>
+        <w:footnoteRef/>
+      </w:r>
+      <w:r>
+        <w:t xml:space="preserve"> </w:t>
+      </w:r>
+      <w:hyperlink r:id="rId16" w:history="1">
+        <w:r>
+          <w:rPr>
+            <w:rStyle w:val="Hipervnculo"/>
+          </w:rPr>
+          <w:t>https://github.com/cristobal90palma/fog_project_2ASIR_2025-26/blob/main/FOG_Server/images/postdownloadscripts/unattend.xml</w:t>
+        </w:r>
+      </w:hyperlink>
+      <w:r>
+        <w:t xml:space="preserve"> </w:t>
+      </w:r>
+    </w:p>
+  </w:footnote>
+  <w:footnote w:id="18">
+    <w:p>
+      <w:pPr>
+        <w:pStyle w:val="Textonotapie"/>
+      </w:pPr>
+      <w:r>
+        <w:rPr>
+          <w:rStyle w:val="Refdenotaalpie"/>
+        </w:rPr>
+        <w:footnoteRef/>
+      </w:r>
+      <w:r>
+        <w:t xml:space="preserve"> </w:t>
+      </w:r>
+      <w:hyperlink r:id="rId17" w:history="1">
+        <w:r>
+          <w:rPr>
+            <w:rStyle w:val="Hipervnculo"/>
+          </w:rPr>
+          <w:t>https://wiki.fogproject.org/wiki/index.php/FOG_Client#Features_overview</w:t>
+        </w:r>
+      </w:hyperlink>
+      <w:r>
+        <w:t xml:space="preserve"> </w:t>
+      </w:r>
+    </w:p>
+  </w:footnote>
+  <w:footnote w:id="19">
+    <w:p>
+      <w:pPr>
+        <w:pStyle w:val="Textonotapie"/>
+      </w:pPr>
+      <w:r>
+        <w:rPr>
+          <w:rStyle w:val="Refdenotaalpie"/>
+        </w:rPr>
+        <w:footnoteRef/>
+      </w:r>
+      <w:r>
+        <w:t xml:space="preserve"> </w:t>
+      </w:r>
+      <w:hyperlink r:id="rId18" w:history="1">
+        <w:r>
+          <w:rPr>
+            <w:rStyle w:val="Hipervnculo"/>
+          </w:rPr>
+          <w:t>https://serverspace.io/es/support/help/how-to-install-chocolatey-package-manager-on-windows-server/</w:t>
         </w:r>
       </w:hyperlink>
       <w:r>
@@ -9216,7 +11311,7 @@
   <w:abstractNum w:abstractNumId="1" w15:restartNumberingAfterBreak="0">
     <w:nsid w:val="07DA6D75"/>
     <w:multiLevelType w:val="multilevel"/>
-    <w:tmpl w:val="E918BD1E"/>
+    <w:tmpl w:val="6C56A3A0"/>
     <w:lvl w:ilvl="0">
       <w:start w:val="1"/>
       <w:numFmt w:val="bullet"/>
@@ -9233,20 +11328,16 @@
         <w:sz w:val="20"/>
       </w:rPr>
     </w:lvl>
-    <w:lvl w:ilvl="1" w:tentative="1">
+    <w:lvl w:ilvl="1">
       <w:start w:val="1"/>
-      <w:numFmt w:val="bullet"/>
-      <w:lvlText w:val="o"/>
+      <w:numFmt w:val="decimal"/>
+      <w:lvlText w:val="%2."/>
       <w:lvlJc w:val="left"/>
       <w:pPr>
-        <w:tabs>
-          <w:tab w:val="num" w:pos="1440"/>
-        </w:tabs>
         <w:ind w:left="1440" w:hanging="360"/>
       </w:pPr>
       <w:rPr>
-        <w:rFonts w:ascii="Courier New" w:hAnsi="Courier New" w:hint="default"/>
-        <w:sz w:val="20"/>
+        <w:rFonts w:hint="default"/>
       </w:rPr>
     </w:lvl>
     <w:lvl w:ilvl="2" w:tentative="1">
@@ -12251,6 +14342,37 @@
       <w:shd w:val="clear" w:color="auto" w:fill="E1DFDD"/>
     </w:rPr>
   </w:style>
+  <w:style w:type="paragraph" w:styleId="Descripcin">
+    <w:name w:val="caption"/>
+    <w:basedOn w:val="Normal"/>
+    <w:next w:val="Normal"/>
+    <w:uiPriority w:val="35"/>
+    <w:unhideWhenUsed/>
+    <w:qFormat/>
+    <w:rsid w:val="006A69F6"/>
+    <w:pPr>
+      <w:spacing w:after="200" w:line="240" w:lineRule="auto"/>
+    </w:pPr>
+    <w:rPr>
+      <w:i/>
+      <w:iCs/>
+      <w:color w:val="0E2841" w:themeColor="text2"/>
+      <w:sz w:val="18"/>
+      <w:szCs w:val="18"/>
+    </w:rPr>
+  </w:style>
+  <w:style w:type="character" w:styleId="Hipervnculovisitado">
+    <w:name w:val="FollowedHyperlink"/>
+    <w:basedOn w:val="Fuentedeprrafopredeter"/>
+    <w:uiPriority w:val="99"/>
+    <w:semiHidden/>
+    <w:unhideWhenUsed/>
+    <w:rsid w:val="00464FDD"/>
+    <w:rPr>
+      <w:color w:val="96607D" w:themeColor="followedHyperlink"/>
+      <w:u w:val="single"/>
+    </w:rPr>
+  </w:style>
 </w:styles>
 </file>
 

--- a/Documentacion/Final/Lunes-27/4.2.4. Herramientas Post Despliegue.docx
+++ b/Documentacion/Final/Lunes-27/4.2.4. Herramientas Post Despliegue.docx
@@ -1101,15 +1101,33 @@
         <w:t>control total sobre el hardware y el disco local</w:t>
       </w:r>
       <w:r>
-        <w:t xml:space="preserve"> del equipo. Al ser un entorno Linux, puedes usar cualquier herramienta nativa (sed, </w:t>
-      </w:r>
-      <w:proofErr w:type="spellStart"/>
-      <w:r>
+        <w:t xml:space="preserve"> del equipo. Al ser un entorno Linux, puedes usar cualquier herramienta nativa (</w:t>
+      </w:r>
+      <w:r>
+        <w:rPr>
+          <w:b/>
+          <w:bCs/>
+        </w:rPr>
+        <w:t xml:space="preserve">sed, </w:t>
+      </w:r>
+      <w:proofErr w:type="spellStart"/>
+      <w:r>
+        <w:rPr>
+          <w:b/>
+          <w:bCs/>
+        </w:rPr>
         <w:t>lsblk</w:t>
       </w:r>
       <w:proofErr w:type="spellEnd"/>
       <w:r>
-        <w:t>, ntfs-3g) para manipular el sistema de archivos de Windows de forma antes de su primer arranque</w:t>
+        <w:rPr>
+          <w:b/>
+          <w:bCs/>
+        </w:rPr>
+        <w:t>, ntfs-3g</w:t>
+      </w:r>
+      <w:r>
+        <w:t>) para manipular el sistema de archivos de Windows de forma antes de su primer arranque</w:t>
       </w:r>
       <w:r>
         <w:rPr>
@@ -8964,6 +8982,9 @@
         <w:keepNext/>
       </w:pPr>
       <w:r>
+        <w:rPr>
+          <w:noProof/>
+        </w:rPr>
         <w:drawing>
           <wp:inline distT="0" distB="0" distL="0" distR="0" wp14:anchorId="2AB65DFA" wp14:editId="4806D77B">
             <wp:extent cx="3248025" cy="1065857"/>
@@ -9028,104 +9049,6 @@
     </w:p>
     <w:p>
       <w:pPr>
-        <w:pStyle w:val="Ttulo4"/>
-      </w:pPr>
-      <w:r>
-        <w:lastRenderedPageBreak/>
-        <w:t>Logs de FOG Client</w:t>
-      </w:r>
-    </w:p>
-    <w:p>
-      <w:r>
-        <w:t xml:space="preserve">Se ven en el lado del host y se encuentran en el </w:t>
-      </w:r>
-      <w:r>
-        <w:t>“</w:t>
-      </w:r>
-      <w:r>
-        <w:t>C:\</w:t>
-      </w:r>
-      <w:r>
-        <w:t>fog.log”.</w:t>
-      </w:r>
-    </w:p>
-    <w:p>
-      <w:pPr>
-        <w:keepNext/>
-      </w:pPr>
-      <w:r>
-        <w:drawing>
-          <wp:inline distT="0" distB="0" distL="0" distR="0" wp14:anchorId="238F904D" wp14:editId="34EE140E">
-            <wp:extent cx="5943600" cy="2219960"/>
-            <wp:effectExtent l="0" t="0" r="0" b="8890"/>
-            <wp:docPr id="1709291587" name="Imagen 1"/>
-            <wp:cNvGraphicFramePr>
-              <a:graphicFrameLocks xmlns:a="http://schemas.openxmlformats.org/drawingml/2006/main" noChangeAspect="1"/>
-            </wp:cNvGraphicFramePr>
-            <a:graphic xmlns:a="http://schemas.openxmlformats.org/drawingml/2006/main">
-              <a:graphicData uri="http://schemas.openxmlformats.org/drawingml/2006/picture">
-                <pic:pic xmlns:pic="http://schemas.openxmlformats.org/drawingml/2006/picture">
-                  <pic:nvPicPr>
-                    <pic:cNvPr id="1709291587" name=""/>
-                    <pic:cNvPicPr/>
-                  </pic:nvPicPr>
-                  <pic:blipFill>
-                    <a:blip r:embed="rId17"/>
-                    <a:stretch>
-                      <a:fillRect/>
-                    </a:stretch>
-                  </pic:blipFill>
-                  <pic:spPr>
-                    <a:xfrm>
-                      <a:off x="0" y="0"/>
-                      <a:ext cx="5943600" cy="2219960"/>
-                    </a:xfrm>
-                    <a:prstGeom prst="rect">
-                      <a:avLst/>
-                    </a:prstGeom>
-                  </pic:spPr>
-                </pic:pic>
-              </a:graphicData>
-            </a:graphic>
-          </wp:inline>
-        </w:drawing>
-      </w:r>
-    </w:p>
-    <w:p>
-      <w:pPr>
-        <w:pStyle w:val="Descripcin"/>
-        <w:sectPr>
-          <w:pgSz w:w="12240" w:h="15840"/>
-          <w:pgMar w:top="1440" w:right="1440" w:bottom="1440" w:left="1440" w:header="708" w:footer="708" w:gutter="0"/>
-          <w:cols w:space="708"/>
-          <w:docGrid w:linePitch="360"/>
-        </w:sectPr>
-      </w:pPr>
-      <w:r>
-        <w:t xml:space="preserve">Ilustración </w:t>
-      </w:r>
-      <w:fldSimple w:instr=" SEQ Ilustración \* ARABIC ">
-        <w:r>
-          <w:rPr>
-            <w:noProof/>
-          </w:rPr>
-          <w:t>9</w:t>
-        </w:r>
-      </w:fldSimple>
-      <w:r>
-        <w:t xml:space="preserve"> FOG Client </w:t>
-      </w:r>
-      <w:proofErr w:type="spellStart"/>
-      <w:r>
-        <w:t>Snapin</w:t>
-      </w:r>
-      <w:proofErr w:type="spellEnd"/>
-      <w:r>
-        <w:t xml:space="preserve"> exitoso</w:t>
-      </w:r>
-    </w:p>
-    <w:p>
-      <w:pPr>
         <w:pStyle w:val="Ttulo3"/>
       </w:pPr>
       <w:proofErr w:type="spellStart"/>
@@ -9153,6 +9076,9 @@
         <w:keepNext/>
       </w:pPr>
       <w:r>
+        <w:rPr>
+          <w:noProof/>
+        </w:rPr>
         <w:drawing>
           <wp:inline distT="0" distB="0" distL="0" distR="0" wp14:anchorId="6F61F71E" wp14:editId="1C5220B4">
             <wp:extent cx="1124107" cy="1019317"/>
@@ -9169,7 +9095,7 @@
                     <pic:cNvPicPr/>
                   </pic:nvPicPr>
                   <pic:blipFill>
-                    <a:blip r:embed="rId18"/>
+                    <a:blip r:embed="rId17"/>
                     <a:stretch>
                       <a:fillRect/>
                     </a:stretch>
@@ -9202,7 +9128,7 @@
           <w:rPr>
             <w:noProof/>
           </w:rPr>
-          <w:t>10</w:t>
+          <w:t>9</w:t>
         </w:r>
       </w:fldSimple>
       <w:r>
@@ -9269,6 +9195,9 @@
         <w:keepNext/>
       </w:pPr>
       <w:r>
+        <w:rPr>
+          <w:noProof/>
+        </w:rPr>
         <w:drawing>
           <wp:inline distT="0" distB="0" distL="0" distR="0" wp14:anchorId="4EC6AE0E" wp14:editId="37102D32">
             <wp:extent cx="4725059" cy="666843"/>
@@ -9285,7 +9214,7 @@
                     <pic:cNvPicPr/>
                   </pic:nvPicPr>
                   <pic:blipFill>
-                    <a:blip r:embed="rId19"/>
+                    <a:blip r:embed="rId18"/>
                     <a:stretch>
                       <a:fillRect/>
                     </a:stretch>
@@ -9318,7 +9247,7 @@
           <w:rPr>
             <w:noProof/>
           </w:rPr>
-          <w:t>11</w:t>
+          <w:t>10</w:t>
         </w:r>
       </w:fldSimple>
       <w:r>
@@ -9359,6 +9288,9 @@
         <w:keepNext/>
       </w:pPr>
       <w:r>
+        <w:rPr>
+          <w:noProof/>
+        </w:rPr>
         <w:drawing>
           <wp:inline distT="0" distB="0" distL="0" distR="0" wp14:anchorId="7544AEAE" wp14:editId="66EE4B22">
             <wp:extent cx="3562847" cy="638264"/>
@@ -9375,7 +9307,7 @@
                     <pic:cNvPicPr/>
                   </pic:nvPicPr>
                   <pic:blipFill>
-                    <a:blip r:embed="rId20"/>
+                    <a:blip r:embed="rId19"/>
                     <a:stretch>
                       <a:fillRect/>
                     </a:stretch>
@@ -9408,7 +9340,7 @@
           <w:rPr>
             <w:noProof/>
           </w:rPr>
-          <w:t>12</w:t>
+          <w:t>11</w:t>
         </w:r>
       </w:fldSimple>
       <w:r>
@@ -9438,6 +9370,9 @@
         <w:keepNext/>
       </w:pPr>
       <w:r>
+        <w:rPr>
+          <w:noProof/>
+        </w:rPr>
         <w:drawing>
           <wp:inline distT="0" distB="0" distL="0" distR="0" wp14:anchorId="5C535F59" wp14:editId="057DBE31">
             <wp:extent cx="4486901" cy="628738"/>
@@ -9454,7 +9389,7 @@
                     <pic:cNvPicPr/>
                   </pic:nvPicPr>
                   <pic:blipFill>
-                    <a:blip r:embed="rId21"/>
+                    <a:blip r:embed="rId20"/>
                     <a:stretch>
                       <a:fillRect/>
                     </a:stretch>
@@ -9487,7 +9422,7 @@
           <w:rPr>
             <w:noProof/>
           </w:rPr>
-          <w:t>13</w:t>
+          <w:t>12</w:t>
         </w:r>
       </w:fldSimple>
       <w:r>
@@ -9551,6 +9486,9 @@
     </w:p>
     <w:p>
       <w:r>
+        <w:rPr>
+          <w:noProof/>
+        </w:rPr>
         <w:drawing>
           <wp:inline distT="0" distB="0" distL="0" distR="0" wp14:anchorId="17CBA0DA" wp14:editId="6BB0836D">
             <wp:extent cx="5943600" cy="3115945"/>
@@ -9567,7 +9505,7 @@
                     <pic:cNvPicPr/>
                   </pic:nvPicPr>
                   <pic:blipFill>
-                    <a:blip r:embed="rId22"/>
+                    <a:blip r:embed="rId21"/>
                     <a:stretch>
                       <a:fillRect/>
                     </a:stretch>
@@ -9650,24 +9588,12 @@
       </w:r>
     </w:p>
     <w:p>
-      <w:hyperlink r:id="rId23" w:tooltip="install_choco.ps1" w:history="1">
+      <w:hyperlink r:id="rId22" w:tooltip="install_choco.ps1" w:history="1">
         <w:r>
           <w:rPr>
             <w:rStyle w:val="Hipervnculo"/>
           </w:rPr>
-          <w:t>instal</w:t>
-        </w:r>
-        <w:r>
-          <w:rPr>
-            <w:rStyle w:val="Hipervnculo"/>
-          </w:rPr>
-          <w:t>l</w:t>
-        </w:r>
-        <w:r>
-          <w:rPr>
-            <w:rStyle w:val="Hipervnculo"/>
-          </w:rPr>
-          <w:t>_choco.ps1</w:t>
+          <w:t>install_choco.ps1</w:t>
         </w:r>
       </w:hyperlink>
     </w:p>
@@ -9837,7 +9763,7 @@
       </w:r>
     </w:p>
     <w:p>
-      <w:hyperlink r:id="rId24" w:tooltip="install_npp.ps1" w:history="1">
+      <w:hyperlink r:id="rId23" w:tooltip="install_npp.ps1" w:history="1">
         <w:r>
           <w:rPr>
             <w:rStyle w:val="Hipervnculo"/>
@@ -10198,7 +10124,7 @@
       </w:r>
     </w:p>
     <w:p>
-      <w:hyperlink r:id="rId25" w:history="1">
+      <w:hyperlink r:id="rId24" w:history="1">
         <w:r>
           <w:rPr>
             <w:rStyle w:val="Hipervnculo"/>
@@ -10375,6 +10301,9 @@
         <w:keepNext/>
       </w:pPr>
       <w:r>
+        <w:rPr>
+          <w:noProof/>
+        </w:rPr>
         <w:drawing>
           <wp:inline distT="0" distB="0" distL="0" distR="0" wp14:anchorId="32799F34" wp14:editId="3CC2AC73">
             <wp:extent cx="5943600" cy="1790065"/>
@@ -10391,7 +10320,7 @@
                     <pic:cNvPicPr/>
                   </pic:nvPicPr>
                   <pic:blipFill>
-                    <a:blip r:embed="rId26"/>
+                    <a:blip r:embed="rId25"/>
                     <a:stretch>
                       <a:fillRect/>
                     </a:stretch>
@@ -10424,7 +10353,7 @@
           <w:rPr>
             <w:noProof/>
           </w:rPr>
-          <w:t>14</w:t>
+          <w:t>13</w:t>
         </w:r>
       </w:fldSimple>
       <w:r>
@@ -10449,6 +10378,9 @@
         <w:keepNext/>
       </w:pPr>
       <w:r>
+        <w:rPr>
+          <w:noProof/>
+        </w:rPr>
         <w:drawing>
           <wp:inline distT="0" distB="0" distL="0" distR="0" wp14:anchorId="4E23AA9B" wp14:editId="2440ED8E">
             <wp:extent cx="3290282" cy="990600"/>
@@ -10465,7 +10397,7 @@
                     <pic:cNvPicPr/>
                   </pic:nvPicPr>
                   <pic:blipFill>
-                    <a:blip r:embed="rId27"/>
+                    <a:blip r:embed="rId26"/>
                     <a:stretch>
                       <a:fillRect/>
                     </a:stretch>
@@ -10498,7 +10430,7 @@
           <w:rPr>
             <w:noProof/>
           </w:rPr>
-          <w:t>15</w:t>
+          <w:t>14</w:t>
         </w:r>
       </w:fldSimple>
       <w:r>
@@ -10518,6 +10450,9 @@
         <w:keepNext/>
       </w:pPr>
       <w:r>
+        <w:rPr>
+          <w:noProof/>
+        </w:rPr>
         <w:drawing>
           <wp:inline distT="0" distB="0" distL="0" distR="0" wp14:anchorId="65F902A7" wp14:editId="46E0A10B">
             <wp:extent cx="3288520" cy="981075"/>
@@ -10534,7 +10469,7 @@
                     <pic:cNvPicPr/>
                   </pic:nvPicPr>
                   <pic:blipFill>
-                    <a:blip r:embed="rId28"/>
+                    <a:blip r:embed="rId27"/>
                     <a:stretch>
                       <a:fillRect/>
                     </a:stretch>
@@ -10567,32 +10502,140 @@
           <w:rPr>
             <w:noProof/>
           </w:rPr>
+          <w:t>15</w:t>
+        </w:r>
+      </w:fldSimple>
+      <w:r>
+        <w:t xml:space="preserve"> </w:t>
+      </w:r>
+      <w:proofErr w:type="spellStart"/>
+      <w:r>
+        <w:t>Snapin</w:t>
+      </w:r>
+      <w:proofErr w:type="spellEnd"/>
+      <w:r>
+        <w:t xml:space="preserve"> instalado</w:t>
+      </w:r>
+    </w:p>
+    <w:p>
+      <w:pPr>
+        <w:sectPr>
+          <w:pgSz w:w="12240" w:h="15840"/>
+          <w:pgMar w:top="1440" w:right="1440" w:bottom="1440" w:left="1440" w:header="708" w:footer="708" w:gutter="0"/>
+          <w:cols w:space="708"/>
+          <w:docGrid w:linePitch="360"/>
+        </w:sectPr>
+      </w:pPr>
+      <w:r>
+        <w:t>Podemos ver el proceso en el vídeo “</w:t>
+      </w:r>
+      <w:proofErr w:type="spellStart"/>
+      <w:r>
+        <w:t>Snapins</w:t>
+      </w:r>
+      <w:proofErr w:type="spellEnd"/>
+      <w:r>
+        <w:t>”.</w:t>
+      </w:r>
+    </w:p>
+    <w:p>
+      <w:pPr>
+        <w:pStyle w:val="Ttulo4"/>
+      </w:pPr>
+      <w:r>
+        <w:lastRenderedPageBreak/>
+        <w:t xml:space="preserve">Logs de </w:t>
+      </w:r>
+      <w:proofErr w:type="spellStart"/>
+      <w:r>
+        <w:t>SnapinClient</w:t>
+      </w:r>
+      <w:proofErr w:type="spellEnd"/>
+    </w:p>
+    <w:p>
+      <w:r>
+        <w:t xml:space="preserve">Se ven en el lado del host y se encuentran en el </w:t>
+      </w:r>
+      <w:r>
+        <w:t xml:space="preserve">archivo </w:t>
+      </w:r>
+      <w:r>
+        <w:t>“C:\fog.log”.</w:t>
+      </w:r>
+    </w:p>
+    <w:p>
+      <w:pPr>
+        <w:keepNext/>
+      </w:pPr>
+      <w:r>
+        <w:rPr>
+          <w:noProof/>
+        </w:rPr>
+        <w:drawing>
+          <wp:inline distT="0" distB="0" distL="0" distR="0" wp14:anchorId="1F9350A5" wp14:editId="71899624">
+            <wp:extent cx="5943600" cy="2219960"/>
+            <wp:effectExtent l="0" t="0" r="0" b="8890"/>
+            <wp:docPr id="1709291587" name="Imagen 1"/>
+            <wp:cNvGraphicFramePr>
+              <a:graphicFrameLocks xmlns:a="http://schemas.openxmlformats.org/drawingml/2006/main" noChangeAspect="1"/>
+            </wp:cNvGraphicFramePr>
+            <a:graphic xmlns:a="http://schemas.openxmlformats.org/drawingml/2006/main">
+              <a:graphicData uri="http://schemas.openxmlformats.org/drawingml/2006/picture">
+                <pic:pic xmlns:pic="http://schemas.openxmlformats.org/drawingml/2006/picture">
+                  <pic:nvPicPr>
+                    <pic:cNvPr id="1709291587" name=""/>
+                    <pic:cNvPicPr/>
+                  </pic:nvPicPr>
+                  <pic:blipFill>
+                    <a:blip r:embed="rId28"/>
+                    <a:stretch>
+                      <a:fillRect/>
+                    </a:stretch>
+                  </pic:blipFill>
+                  <pic:spPr>
+                    <a:xfrm>
+                      <a:off x="0" y="0"/>
+                      <a:ext cx="5943600" cy="2219960"/>
+                    </a:xfrm>
+                    <a:prstGeom prst="rect">
+                      <a:avLst/>
+                    </a:prstGeom>
+                  </pic:spPr>
+                </pic:pic>
+              </a:graphicData>
+            </a:graphic>
+          </wp:inline>
+        </w:drawing>
+      </w:r>
+    </w:p>
+    <w:p>
+      <w:pPr>
+        <w:pStyle w:val="Descripcin"/>
+      </w:pPr>
+      <w:r>
+        <w:t xml:space="preserve">Ilustración </w:t>
+      </w:r>
+      <w:fldSimple w:instr=" SEQ Ilustración \* ARABIC ">
+        <w:r>
+          <w:rPr>
+            <w:noProof/>
+          </w:rPr>
           <w:t>16</w:t>
         </w:r>
       </w:fldSimple>
       <w:r>
         <w:t xml:space="preserve"> </w:t>
       </w:r>
+      <w:r>
+        <w:t xml:space="preserve">FOG Client </w:t>
+      </w:r>
       <w:proofErr w:type="spellStart"/>
       <w:r>
         <w:t>Snapin</w:t>
       </w:r>
       <w:proofErr w:type="spellEnd"/>
       <w:r>
-        <w:t xml:space="preserve"> instalado</w:t>
-      </w:r>
-    </w:p>
-    <w:p>
-      <w:r>
-        <w:t>Podemos ver el proceso en el vídeo “</w:t>
-      </w:r>
-      <w:proofErr w:type="spellStart"/>
-      <w:r>
-        <w:t>Snapins</w:t>
-      </w:r>
-      <w:proofErr w:type="spellEnd"/>
-      <w:r>
-        <w:t>”.</w:t>
+        <w:t xml:space="preserve"> exitoso</w:t>
       </w:r>
     </w:p>
     <w:sectPr>
@@ -11114,7 +11157,7 @@
       <w:r>
         <w:t xml:space="preserve"> </w:t>
       </w:r>
-      <w:hyperlink r:id="rId17" w:history="1">
+      <w:hyperlink r:id="rId17" w:anchor="Features_overview" w:history="1">
         <w:r>
           <w:rPr>
             <w:rStyle w:val="Hipervnculo"/>
@@ -13972,6 +14015,7 @@
   <w:style w:type="character" w:default="1" w:styleId="Fuentedeprrafopredeter">
     <w:name w:val="Default Paragraph Font"/>
     <w:uiPriority w:val="1"/>
+    <w:semiHidden/>
     <w:unhideWhenUsed/>
   </w:style>
   <w:style w:type="table" w:default="1" w:styleId="Tablanormal">
